--- a/s03/descargables/S03_ALU_02_Manual_Politicas_Internas.docx
+++ b/s03/descargables/S03_ALU_02_Manual_Politicas_Internas.docx
@@ -3607,6 +3607,24 @@
     </w:p>
     <w:p>
       <w:pPr>
+        <w:pStyle w:val="Heading2"/>
+        <w:keepNext/>
+        <w:spacing w:after="80" w:before="240"/>
+      </w:pPr>
+      <w:r>
+        <w:rPr>
+          <w:rFonts w:ascii="Arial" w:cs="Arial" w:eastAsia="Arial" w:hAnsi="Arial"/>
+          <w:b/>
+          <w:bCs/>
+          <w:color w:val="12224A"/>
+          <w:sz w:val="22"/>
+          <w:szCs w:val="22"/>
+        </w:rPr>
+        <w:t xml:space="preserve">2.1  CRITERIO</w:t>
+      </w:r>
+    </w:p>
+    <w:p>
+      <w:pPr>
         <w:keepNext/>
         <w:spacing w:after="60" w:before="160"/>
       </w:pPr>
@@ -3901,6 +3919,497 @@
     </w:p>
     <w:p>
       <w:pPr>
+        <w:pStyle w:val="Heading2"/>
+        <w:keepNext/>
+        <w:spacing w:after="80" w:before="240"/>
+      </w:pPr>
+      <w:r>
+        <w:rPr>
+          <w:rFonts w:ascii="Arial" w:cs="Arial" w:eastAsia="Arial" w:hAnsi="Arial"/>
+          <w:b/>
+          <w:bCs/>
+          <w:color w:val="12224A"/>
+          <w:sz w:val="22"/>
+          <w:szCs w:val="22"/>
+        </w:rPr>
+        <w:t xml:space="preserve">2.2  PROCEDIMIENTO</w:t>
+      </w:r>
+    </w:p>
+    <w:p>
+      <w:pPr>
+        <w:spacing w:after="140" w:line="276"/>
+      </w:pPr>
+      <w:r>
+        <w:rPr>
+          <w:rFonts w:ascii="Arial" w:cs="Arial" w:eastAsia="Arial" w:hAnsi="Arial"/>
+          <w:color w:val="1F2937"/>
+          <w:sz w:val="20"/>
+          <w:szCs w:val="20"/>
+        </w:rPr>
+        <w:t xml:space="preserve">Sustituya los renglones de ejemplo por los pasos reales de su operación. Un paso por renglón, en el orden en que ocurre. La columna del documento es la que se enseña en una visita: si un paso no deja documento, no es un paso, es una intención.</w:t>
+      </w:r>
+    </w:p>
+    <w:tbl>
+      <w:tblPr>
+        <w:tblW w:type="dxa" w:w="9360"/>
+        <w:tblBorders>
+          <w:top w:val="single" w:color="auto" w:sz="4"/>
+          <w:left w:val="single" w:color="auto" w:sz="4"/>
+          <w:bottom w:val="single" w:color="auto" w:sz="4"/>
+          <w:right w:val="single" w:color="auto" w:sz="4"/>
+          <w:insideH w:val="single" w:color="auto" w:sz="4"/>
+          <w:insideV w:val="single" w:color="auto" w:sz="4"/>
+        </w:tblBorders>
+        <w:tblLayout w:type="fixed"/>
+      </w:tblPr>
+      <w:tblGrid>
+        <w:gridCol w:w="700"/>
+        <w:gridCol w:w="2000"/>
+        <w:gridCol w:w="4160"/>
+        <w:gridCol w:w="2500"/>
+      </w:tblGrid>
+      <w:tr>
+        <w:trPr>
+          <w:cantSplit/>
+          <w:tblHeader/>
+        </w:trPr>
+        <w:tc>
+          <w:tcPr>
+            <w:tcW w:type="dxa" w:w="700"/>
+            <w:shd w:fill="12224A" w:val="clear"/>
+            <w:tcMar>
+              <w:top w:type="dxa" w:w="80"/>
+              <w:left w:type="dxa" w:w="110"/>
+              <w:bottom w:type="dxa" w:w="80"/>
+              <w:right w:type="dxa" w:w="110"/>
+            </w:tcMar>
+          </w:tcPr>
+          <w:p>
+            <w:r>
+              <w:rPr>
+                <w:rFonts w:ascii="Arial" w:cs="Arial" w:eastAsia="Arial" w:hAnsi="Arial"/>
+                <w:b/>
+                <w:bCs/>
+                <w:color w:val="FFFFFF"/>
+                <w:sz w:val="17"/>
+                <w:szCs w:val="17"/>
+              </w:rPr>
+              <w:t xml:space="preserve">No.</w:t>
+            </w:r>
+          </w:p>
+        </w:tc>
+        <w:tc>
+          <w:tcPr>
+            <w:tcW w:type="dxa" w:w="2000"/>
+            <w:shd w:fill="12224A" w:val="clear"/>
+            <w:tcMar>
+              <w:top w:type="dxa" w:w="80"/>
+              <w:left w:type="dxa" w:w="110"/>
+              <w:bottom w:type="dxa" w:w="80"/>
+              <w:right w:type="dxa" w:w="110"/>
+            </w:tcMar>
+          </w:tcPr>
+          <w:p>
+            <w:r>
+              <w:rPr>
+                <w:rFonts w:ascii="Arial" w:cs="Arial" w:eastAsia="Arial" w:hAnsi="Arial"/>
+                <w:b/>
+                <w:bCs/>
+                <w:color w:val="FFFFFF"/>
+                <w:sz w:val="17"/>
+                <w:szCs w:val="17"/>
+              </w:rPr>
+              <w:t xml:space="preserve">Responsable</w:t>
+            </w:r>
+          </w:p>
+        </w:tc>
+        <w:tc>
+          <w:tcPr>
+            <w:tcW w:type="dxa" w:w="4160"/>
+            <w:shd w:fill="12224A" w:val="clear"/>
+            <w:tcMar>
+              <w:top w:type="dxa" w:w="80"/>
+              <w:left w:type="dxa" w:w="110"/>
+              <w:bottom w:type="dxa" w:w="80"/>
+              <w:right w:type="dxa" w:w="110"/>
+            </w:tcMar>
+          </w:tcPr>
+          <w:p>
+            <w:r>
+              <w:rPr>
+                <w:rFonts w:ascii="Arial" w:cs="Arial" w:eastAsia="Arial" w:hAnsi="Arial"/>
+                <w:b/>
+                <w:bCs/>
+                <w:color w:val="FFFFFF"/>
+                <w:sz w:val="17"/>
+                <w:szCs w:val="17"/>
+              </w:rPr>
+              <w:t xml:space="preserve">Actividad</w:t>
+            </w:r>
+          </w:p>
+        </w:tc>
+        <w:tc>
+          <w:tcPr>
+            <w:tcW w:type="dxa" w:w="2500"/>
+            <w:shd w:fill="12224A" w:val="clear"/>
+            <w:tcMar>
+              <w:top w:type="dxa" w:w="80"/>
+              <w:left w:type="dxa" w:w="110"/>
+              <w:bottom w:type="dxa" w:w="80"/>
+              <w:right w:type="dxa" w:w="110"/>
+            </w:tcMar>
+          </w:tcPr>
+          <w:p>
+            <w:r>
+              <w:rPr>
+                <w:rFonts w:ascii="Arial" w:cs="Arial" w:eastAsia="Arial" w:hAnsi="Arial"/>
+                <w:b/>
+                <w:bCs/>
+                <w:color w:val="FFFFFF"/>
+                <w:sz w:val="17"/>
+                <w:szCs w:val="17"/>
+              </w:rPr>
+              <w:t xml:space="preserve">Documento que genera</w:t>
+            </w:r>
+          </w:p>
+        </w:tc>
+      </w:tr>
+      <w:tr>
+        <w:trPr>
+          <w:cantSplit/>
+        </w:trPr>
+        <w:tc>
+          <w:tcPr>
+            <w:tcW w:type="dxa" w:w="700"/>
+            <w:tcMar>
+              <w:top w:type="dxa" w:w="80"/>
+              <w:left w:type="dxa" w:w="110"/>
+              <w:bottom w:type="dxa" w:w="80"/>
+              <w:right w:type="dxa" w:w="110"/>
+            </w:tcMar>
+          </w:tcPr>
+          <w:p>
+            <w:pPr>
+              <w:spacing w:line="252"/>
+            </w:pPr>
+            <w:r>
+              <w:rPr>
+                <w:rFonts w:ascii="Arial" w:cs="Arial" w:eastAsia="Arial" w:hAnsi="Arial"/>
+                <w:color w:val="1F2937"/>
+                <w:sz w:val="17"/>
+                <w:szCs w:val="17"/>
+              </w:rPr>
+              <w:t xml:space="preserve">1</w:t>
+            </w:r>
+          </w:p>
+        </w:tc>
+        <w:tc>
+          <w:tcPr>
+            <w:tcW w:type="dxa" w:w="2000"/>
+            <w:tcMar>
+              <w:top w:type="dxa" w:w="80"/>
+              <w:left w:type="dxa" w:w="110"/>
+              <w:bottom w:type="dxa" w:w="80"/>
+              <w:right w:type="dxa" w:w="110"/>
+            </w:tcMar>
+          </w:tcPr>
+          <w:p>
+            <w:pPr>
+              <w:spacing w:line="252"/>
+            </w:pPr>
+            <w:r>
+              <w:rPr>
+                <w:rFonts w:ascii="Arial" w:cs="Arial" w:eastAsia="Arial" w:hAnsi="Arial"/>
+                <w:color w:val="1F2937"/>
+                <w:sz w:val="17"/>
+                <w:szCs w:val="17"/>
+              </w:rPr>
+              <w:t xml:space="preserve">[cargo, no nombre]</w:t>
+            </w:r>
+          </w:p>
+        </w:tc>
+        <w:tc>
+          <w:tcPr>
+            <w:tcW w:type="dxa" w:w="4160"/>
+            <w:tcMar>
+              <w:top w:type="dxa" w:w="80"/>
+              <w:left w:type="dxa" w:w="110"/>
+              <w:bottom w:type="dxa" w:w="80"/>
+              <w:right w:type="dxa" w:w="110"/>
+            </w:tcMar>
+          </w:tcPr>
+          <w:p>
+            <w:pPr>
+              <w:spacing w:line="252"/>
+            </w:pPr>
+            <w:r>
+              <w:rPr>
+                <w:rFonts w:ascii="Arial" w:cs="Arial" w:eastAsia="Arial" w:hAnsi="Arial"/>
+                <w:color w:val="1F2937"/>
+                <w:sz w:val="17"/>
+                <w:szCs w:val="17"/>
+              </w:rPr>
+              <w:t xml:space="preserve">[qué hace, con qué verbo de acción]</w:t>
+            </w:r>
+          </w:p>
+        </w:tc>
+        <w:tc>
+          <w:tcPr>
+            <w:tcW w:type="dxa" w:w="2500"/>
+            <w:tcMar>
+              <w:top w:type="dxa" w:w="80"/>
+              <w:left w:type="dxa" w:w="110"/>
+              <w:bottom w:type="dxa" w:w="80"/>
+              <w:right w:type="dxa" w:w="110"/>
+            </w:tcMar>
+          </w:tcPr>
+          <w:p>
+            <w:pPr>
+              <w:spacing w:line="252"/>
+            </w:pPr>
+            <w:r>
+              <w:rPr>
+                <w:rFonts w:ascii="Arial" w:cs="Arial" w:eastAsia="Arial" w:hAnsi="Arial"/>
+                <w:color w:val="1F2937"/>
+                <w:sz w:val="17"/>
+                <w:szCs w:val="17"/>
+              </w:rPr>
+              <w:t xml:space="preserve">[formato, bitácora, acuse o registro]</w:t>
+            </w:r>
+          </w:p>
+        </w:tc>
+      </w:tr>
+      <w:tr>
+        <w:trPr>
+          <w:cantSplit/>
+        </w:trPr>
+        <w:tc>
+          <w:tcPr>
+            <w:tcW w:type="dxa" w:w="700"/>
+            <w:shd w:fill="F9FAFB" w:val="clear"/>
+            <w:tcMar>
+              <w:top w:type="dxa" w:w="80"/>
+              <w:left w:type="dxa" w:w="110"/>
+              <w:bottom w:type="dxa" w:w="80"/>
+              <w:right w:type="dxa" w:w="110"/>
+            </w:tcMar>
+          </w:tcPr>
+          <w:p>
+            <w:pPr>
+              <w:spacing w:line="252"/>
+            </w:pPr>
+            <w:r>
+              <w:rPr>
+                <w:rFonts w:ascii="Arial" w:cs="Arial" w:eastAsia="Arial" w:hAnsi="Arial"/>
+                <w:color w:val="1F2937"/>
+                <w:sz w:val="17"/>
+                <w:szCs w:val="17"/>
+              </w:rPr>
+              <w:t xml:space="preserve">2</w:t>
+            </w:r>
+          </w:p>
+        </w:tc>
+        <w:tc>
+          <w:tcPr>
+            <w:tcW w:type="dxa" w:w="2000"/>
+            <w:shd w:fill="F9FAFB" w:val="clear"/>
+            <w:tcMar>
+              <w:top w:type="dxa" w:w="80"/>
+              <w:left w:type="dxa" w:w="110"/>
+              <w:bottom w:type="dxa" w:w="80"/>
+              <w:right w:type="dxa" w:w="110"/>
+            </w:tcMar>
+          </w:tcPr>
+          <w:p>
+            <w:pPr>
+              <w:spacing w:line="252"/>
+            </w:pPr>
+            <w:r>
+              <w:rPr>
+                <w:rFonts w:ascii="Arial" w:cs="Arial" w:eastAsia="Arial" w:hAnsi="Arial"/>
+                <w:color w:val="1F2937"/>
+                <w:sz w:val="17"/>
+                <w:szCs w:val="17"/>
+              </w:rPr>
+              <w:t xml:space="preserve">[cargo]</w:t>
+            </w:r>
+          </w:p>
+        </w:tc>
+        <w:tc>
+          <w:tcPr>
+            <w:tcW w:type="dxa" w:w="4160"/>
+            <w:shd w:fill="F9FAFB" w:val="clear"/>
+            <w:tcMar>
+              <w:top w:type="dxa" w:w="80"/>
+              <w:left w:type="dxa" w:w="110"/>
+              <w:bottom w:type="dxa" w:w="80"/>
+              <w:right w:type="dxa" w:w="110"/>
+            </w:tcMar>
+          </w:tcPr>
+          <w:p>
+            <w:pPr>
+              <w:spacing w:line="252"/>
+            </w:pPr>
+            <w:r>
+              <w:rPr>
+                <w:rFonts w:ascii="Arial" w:cs="Arial" w:eastAsia="Arial" w:hAnsi="Arial"/>
+                <w:color w:val="1F2937"/>
+                <w:sz w:val="17"/>
+                <w:szCs w:val="17"/>
+              </w:rPr>
+              <w:t xml:space="preserve">[qué hace]</w:t>
+            </w:r>
+          </w:p>
+        </w:tc>
+        <w:tc>
+          <w:tcPr>
+            <w:tcW w:type="dxa" w:w="2500"/>
+            <w:shd w:fill="F9FAFB" w:val="clear"/>
+            <w:tcMar>
+              <w:top w:type="dxa" w:w="80"/>
+              <w:left w:type="dxa" w:w="110"/>
+              <w:bottom w:type="dxa" w:w="80"/>
+              <w:right w:type="dxa" w:w="110"/>
+            </w:tcMar>
+          </w:tcPr>
+          <w:p>
+            <w:pPr>
+              <w:spacing w:line="252"/>
+            </w:pPr>
+            <w:r>
+              <w:rPr>
+                <w:rFonts w:ascii="Arial" w:cs="Arial" w:eastAsia="Arial" w:hAnsi="Arial"/>
+                <w:color w:val="1F2937"/>
+                <w:sz w:val="17"/>
+                <w:szCs w:val="17"/>
+              </w:rPr>
+              <w:t xml:space="preserve">[documento]</w:t>
+            </w:r>
+          </w:p>
+        </w:tc>
+      </w:tr>
+      <w:tr>
+        <w:trPr>
+          <w:cantSplit/>
+        </w:trPr>
+        <w:tc>
+          <w:tcPr>
+            <w:tcW w:type="dxa" w:w="700"/>
+            <w:tcMar>
+              <w:top w:type="dxa" w:w="80"/>
+              <w:left w:type="dxa" w:w="110"/>
+              <w:bottom w:type="dxa" w:w="80"/>
+              <w:right w:type="dxa" w:w="110"/>
+            </w:tcMar>
+          </w:tcPr>
+          <w:p>
+            <w:pPr>
+              <w:spacing w:line="252"/>
+            </w:pPr>
+            <w:r>
+              <w:rPr>
+                <w:rFonts w:ascii="Arial" w:cs="Arial" w:eastAsia="Arial" w:hAnsi="Arial"/>
+                <w:color w:val="1F2937"/>
+                <w:sz w:val="17"/>
+                <w:szCs w:val="17"/>
+              </w:rPr>
+              <w:t xml:space="preserve">3</w:t>
+            </w:r>
+          </w:p>
+        </w:tc>
+        <w:tc>
+          <w:tcPr>
+            <w:tcW w:type="dxa" w:w="2000"/>
+            <w:tcMar>
+              <w:top w:type="dxa" w:w="80"/>
+              <w:left w:type="dxa" w:w="110"/>
+              <w:bottom w:type="dxa" w:w="80"/>
+              <w:right w:type="dxa" w:w="110"/>
+            </w:tcMar>
+          </w:tcPr>
+          <w:p>
+            <w:pPr>
+              <w:spacing w:line="252"/>
+            </w:pPr>
+            <w:r>
+              <w:rPr>
+                <w:rFonts w:ascii="Arial" w:cs="Arial" w:eastAsia="Arial" w:hAnsi="Arial"/>
+                <w:color w:val="1F2937"/>
+                <w:sz w:val="17"/>
+                <w:szCs w:val="17"/>
+              </w:rPr>
+              <w:t xml:space="preserve">[cargo]</w:t>
+            </w:r>
+          </w:p>
+        </w:tc>
+        <w:tc>
+          <w:tcPr>
+            <w:tcW w:type="dxa" w:w="4160"/>
+            <w:tcMar>
+              <w:top w:type="dxa" w:w="80"/>
+              <w:left w:type="dxa" w:w="110"/>
+              <w:bottom w:type="dxa" w:w="80"/>
+              <w:right w:type="dxa" w:w="110"/>
+            </w:tcMar>
+          </w:tcPr>
+          <w:p>
+            <w:pPr>
+              <w:spacing w:line="252"/>
+            </w:pPr>
+            <w:r>
+              <w:rPr>
+                <w:rFonts w:ascii="Arial" w:cs="Arial" w:eastAsia="Arial" w:hAnsi="Arial"/>
+                <w:color w:val="1F2937"/>
+                <w:sz w:val="17"/>
+                <w:szCs w:val="17"/>
+              </w:rPr>
+              <w:t xml:space="preserve">[qué hace]</w:t>
+            </w:r>
+          </w:p>
+        </w:tc>
+        <w:tc>
+          <w:tcPr>
+            <w:tcW w:type="dxa" w:w="2500"/>
+            <w:tcMar>
+              <w:top w:type="dxa" w:w="80"/>
+              <w:left w:type="dxa" w:w="110"/>
+              <w:bottom w:type="dxa" w:w="80"/>
+              <w:right w:type="dxa" w:w="110"/>
+            </w:tcMar>
+          </w:tcPr>
+          <w:p>
+            <w:pPr>
+              <w:spacing w:line="252"/>
+            </w:pPr>
+            <w:r>
+              <w:rPr>
+                <w:rFonts w:ascii="Arial" w:cs="Arial" w:eastAsia="Arial" w:hAnsi="Arial"/>
+                <w:color w:val="1F2937"/>
+                <w:sz w:val="17"/>
+                <w:szCs w:val="17"/>
+              </w:rPr>
+              <w:t xml:space="preserve">[documento]</w:t>
+            </w:r>
+          </w:p>
+        </w:tc>
+      </w:tr>
+    </w:tbl>
+    <w:p>
+      <w:pPr>
+        <w:spacing w:after="180" w:line="276"/>
+      </w:pPr>
+      <w:r>
+        <w:rPr>
+          <w:rFonts w:ascii="Arial" w:cs="Arial" w:eastAsia="Arial" w:hAnsi="Arial"/>
+          <w:color w:val="1F2937"/>
+          <w:sz w:val="20"/>
+          <w:szCs w:val="20"/>
+        </w:rPr>
+        <w:t xml:space="preserve">Plazo aplicable a este procedimiento: [días hábiles o naturales, o la periodicidad].</w:t>
+      </w:r>
+    </w:p>
+    <w:p>
+      <w:pPr>
         <w:keepNext/>
         <w:spacing w:after="60" w:before="160"/>
       </w:pPr>
@@ -4013,6 +4522,24 @@
           <w:szCs w:val="17"/>
         </w:rPr>
         <w:t xml:space="preserve"> — «Los mecanismos de clasificación de Riesgo»</w:t>
+      </w:r>
+    </w:p>
+    <w:p>
+      <w:pPr>
+        <w:pStyle w:val="Heading2"/>
+        <w:keepNext/>
+        <w:spacing w:after="80" w:before="240"/>
+      </w:pPr>
+      <w:r>
+        <w:rPr>
+          <w:rFonts w:ascii="Arial" w:cs="Arial" w:eastAsia="Arial" w:hAnsi="Arial"/>
+          <w:b/>
+          <w:bCs/>
+          <w:color w:val="12224A"/>
+          <w:sz w:val="22"/>
+          <w:szCs w:val="22"/>
+        </w:rPr>
+        <w:t xml:space="preserve">3.1  CRITERIO</w:t>
       </w:r>
     </w:p>
     <w:p>
@@ -4252,6 +4779,497 @@
     </w:tbl>
     <w:p>
       <w:pPr>
+        <w:pStyle w:val="Heading2"/>
+        <w:keepNext/>
+        <w:spacing w:after="80" w:before="240"/>
+      </w:pPr>
+      <w:r>
+        <w:rPr>
+          <w:rFonts w:ascii="Arial" w:cs="Arial" w:eastAsia="Arial" w:hAnsi="Arial"/>
+          <w:b/>
+          <w:bCs/>
+          <w:color w:val="12224A"/>
+          <w:sz w:val="22"/>
+          <w:szCs w:val="22"/>
+        </w:rPr>
+        <w:t xml:space="preserve">3.2  PROCEDIMIENTO</w:t>
+      </w:r>
+    </w:p>
+    <w:p>
+      <w:pPr>
+        <w:spacing w:after="140" w:line="276"/>
+      </w:pPr>
+      <w:r>
+        <w:rPr>
+          <w:rFonts w:ascii="Arial" w:cs="Arial" w:eastAsia="Arial" w:hAnsi="Arial"/>
+          <w:color w:val="1F2937"/>
+          <w:sz w:val="20"/>
+          <w:szCs w:val="20"/>
+        </w:rPr>
+        <w:t xml:space="preserve">Sustituya los renglones de ejemplo por los pasos reales de su operación. Un paso por renglón, en el orden en que ocurre. La columna del documento es la que se enseña en una visita: si un paso no deja documento, no es un paso, es una intención.</w:t>
+      </w:r>
+    </w:p>
+    <w:tbl>
+      <w:tblPr>
+        <w:tblW w:type="dxa" w:w="9360"/>
+        <w:tblBorders>
+          <w:top w:val="single" w:color="auto" w:sz="4"/>
+          <w:left w:val="single" w:color="auto" w:sz="4"/>
+          <w:bottom w:val="single" w:color="auto" w:sz="4"/>
+          <w:right w:val="single" w:color="auto" w:sz="4"/>
+          <w:insideH w:val="single" w:color="auto" w:sz="4"/>
+          <w:insideV w:val="single" w:color="auto" w:sz="4"/>
+        </w:tblBorders>
+        <w:tblLayout w:type="fixed"/>
+      </w:tblPr>
+      <w:tblGrid>
+        <w:gridCol w:w="700"/>
+        <w:gridCol w:w="2000"/>
+        <w:gridCol w:w="4160"/>
+        <w:gridCol w:w="2500"/>
+      </w:tblGrid>
+      <w:tr>
+        <w:trPr>
+          <w:cantSplit/>
+          <w:tblHeader/>
+        </w:trPr>
+        <w:tc>
+          <w:tcPr>
+            <w:tcW w:type="dxa" w:w="700"/>
+            <w:shd w:fill="12224A" w:val="clear"/>
+            <w:tcMar>
+              <w:top w:type="dxa" w:w="80"/>
+              <w:left w:type="dxa" w:w="110"/>
+              <w:bottom w:type="dxa" w:w="80"/>
+              <w:right w:type="dxa" w:w="110"/>
+            </w:tcMar>
+          </w:tcPr>
+          <w:p>
+            <w:r>
+              <w:rPr>
+                <w:rFonts w:ascii="Arial" w:cs="Arial" w:eastAsia="Arial" w:hAnsi="Arial"/>
+                <w:b/>
+                <w:bCs/>
+                <w:color w:val="FFFFFF"/>
+                <w:sz w:val="17"/>
+                <w:szCs w:val="17"/>
+              </w:rPr>
+              <w:t xml:space="preserve">No.</w:t>
+            </w:r>
+          </w:p>
+        </w:tc>
+        <w:tc>
+          <w:tcPr>
+            <w:tcW w:type="dxa" w:w="2000"/>
+            <w:shd w:fill="12224A" w:val="clear"/>
+            <w:tcMar>
+              <w:top w:type="dxa" w:w="80"/>
+              <w:left w:type="dxa" w:w="110"/>
+              <w:bottom w:type="dxa" w:w="80"/>
+              <w:right w:type="dxa" w:w="110"/>
+            </w:tcMar>
+          </w:tcPr>
+          <w:p>
+            <w:r>
+              <w:rPr>
+                <w:rFonts w:ascii="Arial" w:cs="Arial" w:eastAsia="Arial" w:hAnsi="Arial"/>
+                <w:b/>
+                <w:bCs/>
+                <w:color w:val="FFFFFF"/>
+                <w:sz w:val="17"/>
+                <w:szCs w:val="17"/>
+              </w:rPr>
+              <w:t xml:space="preserve">Responsable</w:t>
+            </w:r>
+          </w:p>
+        </w:tc>
+        <w:tc>
+          <w:tcPr>
+            <w:tcW w:type="dxa" w:w="4160"/>
+            <w:shd w:fill="12224A" w:val="clear"/>
+            <w:tcMar>
+              <w:top w:type="dxa" w:w="80"/>
+              <w:left w:type="dxa" w:w="110"/>
+              <w:bottom w:type="dxa" w:w="80"/>
+              <w:right w:type="dxa" w:w="110"/>
+            </w:tcMar>
+          </w:tcPr>
+          <w:p>
+            <w:r>
+              <w:rPr>
+                <w:rFonts w:ascii="Arial" w:cs="Arial" w:eastAsia="Arial" w:hAnsi="Arial"/>
+                <w:b/>
+                <w:bCs/>
+                <w:color w:val="FFFFFF"/>
+                <w:sz w:val="17"/>
+                <w:szCs w:val="17"/>
+              </w:rPr>
+              <w:t xml:space="preserve">Actividad</w:t>
+            </w:r>
+          </w:p>
+        </w:tc>
+        <w:tc>
+          <w:tcPr>
+            <w:tcW w:type="dxa" w:w="2500"/>
+            <w:shd w:fill="12224A" w:val="clear"/>
+            <w:tcMar>
+              <w:top w:type="dxa" w:w="80"/>
+              <w:left w:type="dxa" w:w="110"/>
+              <w:bottom w:type="dxa" w:w="80"/>
+              <w:right w:type="dxa" w:w="110"/>
+            </w:tcMar>
+          </w:tcPr>
+          <w:p>
+            <w:r>
+              <w:rPr>
+                <w:rFonts w:ascii="Arial" w:cs="Arial" w:eastAsia="Arial" w:hAnsi="Arial"/>
+                <w:b/>
+                <w:bCs/>
+                <w:color w:val="FFFFFF"/>
+                <w:sz w:val="17"/>
+                <w:szCs w:val="17"/>
+              </w:rPr>
+              <w:t xml:space="preserve">Documento que genera</w:t>
+            </w:r>
+          </w:p>
+        </w:tc>
+      </w:tr>
+      <w:tr>
+        <w:trPr>
+          <w:cantSplit/>
+        </w:trPr>
+        <w:tc>
+          <w:tcPr>
+            <w:tcW w:type="dxa" w:w="700"/>
+            <w:tcMar>
+              <w:top w:type="dxa" w:w="80"/>
+              <w:left w:type="dxa" w:w="110"/>
+              <w:bottom w:type="dxa" w:w="80"/>
+              <w:right w:type="dxa" w:w="110"/>
+            </w:tcMar>
+          </w:tcPr>
+          <w:p>
+            <w:pPr>
+              <w:spacing w:line="252"/>
+            </w:pPr>
+            <w:r>
+              <w:rPr>
+                <w:rFonts w:ascii="Arial" w:cs="Arial" w:eastAsia="Arial" w:hAnsi="Arial"/>
+                <w:color w:val="1F2937"/>
+                <w:sz w:val="17"/>
+                <w:szCs w:val="17"/>
+              </w:rPr>
+              <w:t xml:space="preserve">1</w:t>
+            </w:r>
+          </w:p>
+        </w:tc>
+        <w:tc>
+          <w:tcPr>
+            <w:tcW w:type="dxa" w:w="2000"/>
+            <w:tcMar>
+              <w:top w:type="dxa" w:w="80"/>
+              <w:left w:type="dxa" w:w="110"/>
+              <w:bottom w:type="dxa" w:w="80"/>
+              <w:right w:type="dxa" w:w="110"/>
+            </w:tcMar>
+          </w:tcPr>
+          <w:p>
+            <w:pPr>
+              <w:spacing w:line="252"/>
+            </w:pPr>
+            <w:r>
+              <w:rPr>
+                <w:rFonts w:ascii="Arial" w:cs="Arial" w:eastAsia="Arial" w:hAnsi="Arial"/>
+                <w:color w:val="1F2937"/>
+                <w:sz w:val="17"/>
+                <w:szCs w:val="17"/>
+              </w:rPr>
+              <w:t xml:space="preserve">[cargo, no nombre]</w:t>
+            </w:r>
+          </w:p>
+        </w:tc>
+        <w:tc>
+          <w:tcPr>
+            <w:tcW w:type="dxa" w:w="4160"/>
+            <w:tcMar>
+              <w:top w:type="dxa" w:w="80"/>
+              <w:left w:type="dxa" w:w="110"/>
+              <w:bottom w:type="dxa" w:w="80"/>
+              <w:right w:type="dxa" w:w="110"/>
+            </w:tcMar>
+          </w:tcPr>
+          <w:p>
+            <w:pPr>
+              <w:spacing w:line="252"/>
+            </w:pPr>
+            <w:r>
+              <w:rPr>
+                <w:rFonts w:ascii="Arial" w:cs="Arial" w:eastAsia="Arial" w:hAnsi="Arial"/>
+                <w:color w:val="1F2937"/>
+                <w:sz w:val="17"/>
+                <w:szCs w:val="17"/>
+              </w:rPr>
+              <w:t xml:space="preserve">[qué hace, con qué verbo de acción]</w:t>
+            </w:r>
+          </w:p>
+        </w:tc>
+        <w:tc>
+          <w:tcPr>
+            <w:tcW w:type="dxa" w:w="2500"/>
+            <w:tcMar>
+              <w:top w:type="dxa" w:w="80"/>
+              <w:left w:type="dxa" w:w="110"/>
+              <w:bottom w:type="dxa" w:w="80"/>
+              <w:right w:type="dxa" w:w="110"/>
+            </w:tcMar>
+          </w:tcPr>
+          <w:p>
+            <w:pPr>
+              <w:spacing w:line="252"/>
+            </w:pPr>
+            <w:r>
+              <w:rPr>
+                <w:rFonts w:ascii="Arial" w:cs="Arial" w:eastAsia="Arial" w:hAnsi="Arial"/>
+                <w:color w:val="1F2937"/>
+                <w:sz w:val="17"/>
+                <w:szCs w:val="17"/>
+              </w:rPr>
+              <w:t xml:space="preserve">[formato, bitácora, acuse o registro]</w:t>
+            </w:r>
+          </w:p>
+        </w:tc>
+      </w:tr>
+      <w:tr>
+        <w:trPr>
+          <w:cantSplit/>
+        </w:trPr>
+        <w:tc>
+          <w:tcPr>
+            <w:tcW w:type="dxa" w:w="700"/>
+            <w:shd w:fill="F9FAFB" w:val="clear"/>
+            <w:tcMar>
+              <w:top w:type="dxa" w:w="80"/>
+              <w:left w:type="dxa" w:w="110"/>
+              <w:bottom w:type="dxa" w:w="80"/>
+              <w:right w:type="dxa" w:w="110"/>
+            </w:tcMar>
+          </w:tcPr>
+          <w:p>
+            <w:pPr>
+              <w:spacing w:line="252"/>
+            </w:pPr>
+            <w:r>
+              <w:rPr>
+                <w:rFonts w:ascii="Arial" w:cs="Arial" w:eastAsia="Arial" w:hAnsi="Arial"/>
+                <w:color w:val="1F2937"/>
+                <w:sz w:val="17"/>
+                <w:szCs w:val="17"/>
+              </w:rPr>
+              <w:t xml:space="preserve">2</w:t>
+            </w:r>
+          </w:p>
+        </w:tc>
+        <w:tc>
+          <w:tcPr>
+            <w:tcW w:type="dxa" w:w="2000"/>
+            <w:shd w:fill="F9FAFB" w:val="clear"/>
+            <w:tcMar>
+              <w:top w:type="dxa" w:w="80"/>
+              <w:left w:type="dxa" w:w="110"/>
+              <w:bottom w:type="dxa" w:w="80"/>
+              <w:right w:type="dxa" w:w="110"/>
+            </w:tcMar>
+          </w:tcPr>
+          <w:p>
+            <w:pPr>
+              <w:spacing w:line="252"/>
+            </w:pPr>
+            <w:r>
+              <w:rPr>
+                <w:rFonts w:ascii="Arial" w:cs="Arial" w:eastAsia="Arial" w:hAnsi="Arial"/>
+                <w:color w:val="1F2937"/>
+                <w:sz w:val="17"/>
+                <w:szCs w:val="17"/>
+              </w:rPr>
+              <w:t xml:space="preserve">[cargo]</w:t>
+            </w:r>
+          </w:p>
+        </w:tc>
+        <w:tc>
+          <w:tcPr>
+            <w:tcW w:type="dxa" w:w="4160"/>
+            <w:shd w:fill="F9FAFB" w:val="clear"/>
+            <w:tcMar>
+              <w:top w:type="dxa" w:w="80"/>
+              <w:left w:type="dxa" w:w="110"/>
+              <w:bottom w:type="dxa" w:w="80"/>
+              <w:right w:type="dxa" w:w="110"/>
+            </w:tcMar>
+          </w:tcPr>
+          <w:p>
+            <w:pPr>
+              <w:spacing w:line="252"/>
+            </w:pPr>
+            <w:r>
+              <w:rPr>
+                <w:rFonts w:ascii="Arial" w:cs="Arial" w:eastAsia="Arial" w:hAnsi="Arial"/>
+                <w:color w:val="1F2937"/>
+                <w:sz w:val="17"/>
+                <w:szCs w:val="17"/>
+              </w:rPr>
+              <w:t xml:space="preserve">[qué hace]</w:t>
+            </w:r>
+          </w:p>
+        </w:tc>
+        <w:tc>
+          <w:tcPr>
+            <w:tcW w:type="dxa" w:w="2500"/>
+            <w:shd w:fill="F9FAFB" w:val="clear"/>
+            <w:tcMar>
+              <w:top w:type="dxa" w:w="80"/>
+              <w:left w:type="dxa" w:w="110"/>
+              <w:bottom w:type="dxa" w:w="80"/>
+              <w:right w:type="dxa" w:w="110"/>
+            </w:tcMar>
+          </w:tcPr>
+          <w:p>
+            <w:pPr>
+              <w:spacing w:line="252"/>
+            </w:pPr>
+            <w:r>
+              <w:rPr>
+                <w:rFonts w:ascii="Arial" w:cs="Arial" w:eastAsia="Arial" w:hAnsi="Arial"/>
+                <w:color w:val="1F2937"/>
+                <w:sz w:val="17"/>
+                <w:szCs w:val="17"/>
+              </w:rPr>
+              <w:t xml:space="preserve">[documento]</w:t>
+            </w:r>
+          </w:p>
+        </w:tc>
+      </w:tr>
+      <w:tr>
+        <w:trPr>
+          <w:cantSplit/>
+        </w:trPr>
+        <w:tc>
+          <w:tcPr>
+            <w:tcW w:type="dxa" w:w="700"/>
+            <w:tcMar>
+              <w:top w:type="dxa" w:w="80"/>
+              <w:left w:type="dxa" w:w="110"/>
+              <w:bottom w:type="dxa" w:w="80"/>
+              <w:right w:type="dxa" w:w="110"/>
+            </w:tcMar>
+          </w:tcPr>
+          <w:p>
+            <w:pPr>
+              <w:spacing w:line="252"/>
+            </w:pPr>
+            <w:r>
+              <w:rPr>
+                <w:rFonts w:ascii="Arial" w:cs="Arial" w:eastAsia="Arial" w:hAnsi="Arial"/>
+                <w:color w:val="1F2937"/>
+                <w:sz w:val="17"/>
+                <w:szCs w:val="17"/>
+              </w:rPr>
+              <w:t xml:space="preserve">3</w:t>
+            </w:r>
+          </w:p>
+        </w:tc>
+        <w:tc>
+          <w:tcPr>
+            <w:tcW w:type="dxa" w:w="2000"/>
+            <w:tcMar>
+              <w:top w:type="dxa" w:w="80"/>
+              <w:left w:type="dxa" w:w="110"/>
+              <w:bottom w:type="dxa" w:w="80"/>
+              <w:right w:type="dxa" w:w="110"/>
+            </w:tcMar>
+          </w:tcPr>
+          <w:p>
+            <w:pPr>
+              <w:spacing w:line="252"/>
+            </w:pPr>
+            <w:r>
+              <w:rPr>
+                <w:rFonts w:ascii="Arial" w:cs="Arial" w:eastAsia="Arial" w:hAnsi="Arial"/>
+                <w:color w:val="1F2937"/>
+                <w:sz w:val="17"/>
+                <w:szCs w:val="17"/>
+              </w:rPr>
+              <w:t xml:space="preserve">[cargo]</w:t>
+            </w:r>
+          </w:p>
+        </w:tc>
+        <w:tc>
+          <w:tcPr>
+            <w:tcW w:type="dxa" w:w="4160"/>
+            <w:tcMar>
+              <w:top w:type="dxa" w:w="80"/>
+              <w:left w:type="dxa" w:w="110"/>
+              <w:bottom w:type="dxa" w:w="80"/>
+              <w:right w:type="dxa" w:w="110"/>
+            </w:tcMar>
+          </w:tcPr>
+          <w:p>
+            <w:pPr>
+              <w:spacing w:line="252"/>
+            </w:pPr>
+            <w:r>
+              <w:rPr>
+                <w:rFonts w:ascii="Arial" w:cs="Arial" w:eastAsia="Arial" w:hAnsi="Arial"/>
+                <w:color w:val="1F2937"/>
+                <w:sz w:val="17"/>
+                <w:szCs w:val="17"/>
+              </w:rPr>
+              <w:t xml:space="preserve">[qué hace]</w:t>
+            </w:r>
+          </w:p>
+        </w:tc>
+        <w:tc>
+          <w:tcPr>
+            <w:tcW w:type="dxa" w:w="2500"/>
+            <w:tcMar>
+              <w:top w:type="dxa" w:w="80"/>
+              <w:left w:type="dxa" w:w="110"/>
+              <w:bottom w:type="dxa" w:w="80"/>
+              <w:right w:type="dxa" w:w="110"/>
+            </w:tcMar>
+          </w:tcPr>
+          <w:p>
+            <w:pPr>
+              <w:spacing w:line="252"/>
+            </w:pPr>
+            <w:r>
+              <w:rPr>
+                <w:rFonts w:ascii="Arial" w:cs="Arial" w:eastAsia="Arial" w:hAnsi="Arial"/>
+                <w:color w:val="1F2937"/>
+                <w:sz w:val="17"/>
+                <w:szCs w:val="17"/>
+              </w:rPr>
+              <w:t xml:space="preserve">[documento]</w:t>
+            </w:r>
+          </w:p>
+        </w:tc>
+      </w:tr>
+    </w:tbl>
+    <w:p>
+      <w:pPr>
+        <w:spacing w:after="180" w:line="276"/>
+      </w:pPr>
+      <w:r>
+        <w:rPr>
+          <w:rFonts w:ascii="Arial" w:cs="Arial" w:eastAsia="Arial" w:hAnsi="Arial"/>
+          <w:color w:val="1F2937"/>
+          <w:sz w:val="20"/>
+          <w:szCs w:val="20"/>
+        </w:rPr>
+        <w:t xml:space="preserve">Plazo aplicable a este procedimiento: [días hábiles o naturales, o la periodicidad].</w:t>
+      </w:r>
+    </w:p>
+    <w:p>
+      <w:pPr>
         <w:keepNext/>
         <w:spacing w:after="60" w:before="160"/>
       </w:pPr>
@@ -4364,6 +5382,24 @@
           <w:szCs w:val="17"/>
         </w:rPr>
         <w:t xml:space="preserve"> — «Las medidas de debida diligencia aplicables conforme al Grado de Riesgo de cada Cliente o Usuaria»</w:t>
+      </w:r>
+    </w:p>
+    <w:p>
+      <w:pPr>
+        <w:pStyle w:val="Heading2"/>
+        <w:keepNext/>
+        <w:spacing w:after="80" w:before="240"/>
+      </w:pPr>
+      <w:r>
+        <w:rPr>
+          <w:rFonts w:ascii="Arial" w:cs="Arial" w:eastAsia="Arial" w:hAnsi="Arial"/>
+          <w:b/>
+          <w:bCs/>
+          <w:color w:val="12224A"/>
+          <w:sz w:val="22"/>
+          <w:szCs w:val="22"/>
+        </w:rPr>
+        <w:t xml:space="preserve">4.1  CRITERIO</w:t>
       </w:r>
     </w:p>
     <w:p>
@@ -4603,6 +5639,497 @@
     </w:tbl>
     <w:p>
       <w:pPr>
+        <w:pStyle w:val="Heading2"/>
+        <w:keepNext/>
+        <w:spacing w:after="80" w:before="240"/>
+      </w:pPr>
+      <w:r>
+        <w:rPr>
+          <w:rFonts w:ascii="Arial" w:cs="Arial" w:eastAsia="Arial" w:hAnsi="Arial"/>
+          <w:b/>
+          <w:bCs/>
+          <w:color w:val="12224A"/>
+          <w:sz w:val="22"/>
+          <w:szCs w:val="22"/>
+        </w:rPr>
+        <w:t xml:space="preserve">4.2  PROCEDIMIENTO</w:t>
+      </w:r>
+    </w:p>
+    <w:p>
+      <w:pPr>
+        <w:spacing w:after="140" w:line="276"/>
+      </w:pPr>
+      <w:r>
+        <w:rPr>
+          <w:rFonts w:ascii="Arial" w:cs="Arial" w:eastAsia="Arial" w:hAnsi="Arial"/>
+          <w:color w:val="1F2937"/>
+          <w:sz w:val="20"/>
+          <w:szCs w:val="20"/>
+        </w:rPr>
+        <w:t xml:space="preserve">Sustituya los renglones de ejemplo por los pasos reales de su operación. Un paso por renglón, en el orden en que ocurre. La columna del documento es la que se enseña en una visita: si un paso no deja documento, no es un paso, es una intención.</w:t>
+      </w:r>
+    </w:p>
+    <w:tbl>
+      <w:tblPr>
+        <w:tblW w:type="dxa" w:w="9360"/>
+        <w:tblBorders>
+          <w:top w:val="single" w:color="auto" w:sz="4"/>
+          <w:left w:val="single" w:color="auto" w:sz="4"/>
+          <w:bottom w:val="single" w:color="auto" w:sz="4"/>
+          <w:right w:val="single" w:color="auto" w:sz="4"/>
+          <w:insideH w:val="single" w:color="auto" w:sz="4"/>
+          <w:insideV w:val="single" w:color="auto" w:sz="4"/>
+        </w:tblBorders>
+        <w:tblLayout w:type="fixed"/>
+      </w:tblPr>
+      <w:tblGrid>
+        <w:gridCol w:w="700"/>
+        <w:gridCol w:w="2000"/>
+        <w:gridCol w:w="4160"/>
+        <w:gridCol w:w="2500"/>
+      </w:tblGrid>
+      <w:tr>
+        <w:trPr>
+          <w:cantSplit/>
+          <w:tblHeader/>
+        </w:trPr>
+        <w:tc>
+          <w:tcPr>
+            <w:tcW w:type="dxa" w:w="700"/>
+            <w:shd w:fill="12224A" w:val="clear"/>
+            <w:tcMar>
+              <w:top w:type="dxa" w:w="80"/>
+              <w:left w:type="dxa" w:w="110"/>
+              <w:bottom w:type="dxa" w:w="80"/>
+              <w:right w:type="dxa" w:w="110"/>
+            </w:tcMar>
+          </w:tcPr>
+          <w:p>
+            <w:r>
+              <w:rPr>
+                <w:rFonts w:ascii="Arial" w:cs="Arial" w:eastAsia="Arial" w:hAnsi="Arial"/>
+                <w:b/>
+                <w:bCs/>
+                <w:color w:val="FFFFFF"/>
+                <w:sz w:val="17"/>
+                <w:szCs w:val="17"/>
+              </w:rPr>
+              <w:t xml:space="preserve">No.</w:t>
+            </w:r>
+          </w:p>
+        </w:tc>
+        <w:tc>
+          <w:tcPr>
+            <w:tcW w:type="dxa" w:w="2000"/>
+            <w:shd w:fill="12224A" w:val="clear"/>
+            <w:tcMar>
+              <w:top w:type="dxa" w:w="80"/>
+              <w:left w:type="dxa" w:w="110"/>
+              <w:bottom w:type="dxa" w:w="80"/>
+              <w:right w:type="dxa" w:w="110"/>
+            </w:tcMar>
+          </w:tcPr>
+          <w:p>
+            <w:r>
+              <w:rPr>
+                <w:rFonts w:ascii="Arial" w:cs="Arial" w:eastAsia="Arial" w:hAnsi="Arial"/>
+                <w:b/>
+                <w:bCs/>
+                <w:color w:val="FFFFFF"/>
+                <w:sz w:val="17"/>
+                <w:szCs w:val="17"/>
+              </w:rPr>
+              <w:t xml:space="preserve">Responsable</w:t>
+            </w:r>
+          </w:p>
+        </w:tc>
+        <w:tc>
+          <w:tcPr>
+            <w:tcW w:type="dxa" w:w="4160"/>
+            <w:shd w:fill="12224A" w:val="clear"/>
+            <w:tcMar>
+              <w:top w:type="dxa" w:w="80"/>
+              <w:left w:type="dxa" w:w="110"/>
+              <w:bottom w:type="dxa" w:w="80"/>
+              <w:right w:type="dxa" w:w="110"/>
+            </w:tcMar>
+          </w:tcPr>
+          <w:p>
+            <w:r>
+              <w:rPr>
+                <w:rFonts w:ascii="Arial" w:cs="Arial" w:eastAsia="Arial" w:hAnsi="Arial"/>
+                <w:b/>
+                <w:bCs/>
+                <w:color w:val="FFFFFF"/>
+                <w:sz w:val="17"/>
+                <w:szCs w:val="17"/>
+              </w:rPr>
+              <w:t xml:space="preserve">Actividad</w:t>
+            </w:r>
+          </w:p>
+        </w:tc>
+        <w:tc>
+          <w:tcPr>
+            <w:tcW w:type="dxa" w:w="2500"/>
+            <w:shd w:fill="12224A" w:val="clear"/>
+            <w:tcMar>
+              <w:top w:type="dxa" w:w="80"/>
+              <w:left w:type="dxa" w:w="110"/>
+              <w:bottom w:type="dxa" w:w="80"/>
+              <w:right w:type="dxa" w:w="110"/>
+            </w:tcMar>
+          </w:tcPr>
+          <w:p>
+            <w:r>
+              <w:rPr>
+                <w:rFonts w:ascii="Arial" w:cs="Arial" w:eastAsia="Arial" w:hAnsi="Arial"/>
+                <w:b/>
+                <w:bCs/>
+                <w:color w:val="FFFFFF"/>
+                <w:sz w:val="17"/>
+                <w:szCs w:val="17"/>
+              </w:rPr>
+              <w:t xml:space="preserve">Documento que genera</w:t>
+            </w:r>
+          </w:p>
+        </w:tc>
+      </w:tr>
+      <w:tr>
+        <w:trPr>
+          <w:cantSplit/>
+        </w:trPr>
+        <w:tc>
+          <w:tcPr>
+            <w:tcW w:type="dxa" w:w="700"/>
+            <w:tcMar>
+              <w:top w:type="dxa" w:w="80"/>
+              <w:left w:type="dxa" w:w="110"/>
+              <w:bottom w:type="dxa" w:w="80"/>
+              <w:right w:type="dxa" w:w="110"/>
+            </w:tcMar>
+          </w:tcPr>
+          <w:p>
+            <w:pPr>
+              <w:spacing w:line="252"/>
+            </w:pPr>
+            <w:r>
+              <w:rPr>
+                <w:rFonts w:ascii="Arial" w:cs="Arial" w:eastAsia="Arial" w:hAnsi="Arial"/>
+                <w:color w:val="1F2937"/>
+                <w:sz w:val="17"/>
+                <w:szCs w:val="17"/>
+              </w:rPr>
+              <w:t xml:space="preserve">1</w:t>
+            </w:r>
+          </w:p>
+        </w:tc>
+        <w:tc>
+          <w:tcPr>
+            <w:tcW w:type="dxa" w:w="2000"/>
+            <w:tcMar>
+              <w:top w:type="dxa" w:w="80"/>
+              <w:left w:type="dxa" w:w="110"/>
+              <w:bottom w:type="dxa" w:w="80"/>
+              <w:right w:type="dxa" w:w="110"/>
+            </w:tcMar>
+          </w:tcPr>
+          <w:p>
+            <w:pPr>
+              <w:spacing w:line="252"/>
+            </w:pPr>
+            <w:r>
+              <w:rPr>
+                <w:rFonts w:ascii="Arial" w:cs="Arial" w:eastAsia="Arial" w:hAnsi="Arial"/>
+                <w:color w:val="1F2937"/>
+                <w:sz w:val="17"/>
+                <w:szCs w:val="17"/>
+              </w:rPr>
+              <w:t xml:space="preserve">[cargo, no nombre]</w:t>
+            </w:r>
+          </w:p>
+        </w:tc>
+        <w:tc>
+          <w:tcPr>
+            <w:tcW w:type="dxa" w:w="4160"/>
+            <w:tcMar>
+              <w:top w:type="dxa" w:w="80"/>
+              <w:left w:type="dxa" w:w="110"/>
+              <w:bottom w:type="dxa" w:w="80"/>
+              <w:right w:type="dxa" w:w="110"/>
+            </w:tcMar>
+          </w:tcPr>
+          <w:p>
+            <w:pPr>
+              <w:spacing w:line="252"/>
+            </w:pPr>
+            <w:r>
+              <w:rPr>
+                <w:rFonts w:ascii="Arial" w:cs="Arial" w:eastAsia="Arial" w:hAnsi="Arial"/>
+                <w:color w:val="1F2937"/>
+                <w:sz w:val="17"/>
+                <w:szCs w:val="17"/>
+              </w:rPr>
+              <w:t xml:space="preserve">[qué hace, con qué verbo de acción]</w:t>
+            </w:r>
+          </w:p>
+        </w:tc>
+        <w:tc>
+          <w:tcPr>
+            <w:tcW w:type="dxa" w:w="2500"/>
+            <w:tcMar>
+              <w:top w:type="dxa" w:w="80"/>
+              <w:left w:type="dxa" w:w="110"/>
+              <w:bottom w:type="dxa" w:w="80"/>
+              <w:right w:type="dxa" w:w="110"/>
+            </w:tcMar>
+          </w:tcPr>
+          <w:p>
+            <w:pPr>
+              <w:spacing w:line="252"/>
+            </w:pPr>
+            <w:r>
+              <w:rPr>
+                <w:rFonts w:ascii="Arial" w:cs="Arial" w:eastAsia="Arial" w:hAnsi="Arial"/>
+                <w:color w:val="1F2937"/>
+                <w:sz w:val="17"/>
+                <w:szCs w:val="17"/>
+              </w:rPr>
+              <w:t xml:space="preserve">[formato, bitácora, acuse o registro]</w:t>
+            </w:r>
+          </w:p>
+        </w:tc>
+      </w:tr>
+      <w:tr>
+        <w:trPr>
+          <w:cantSplit/>
+        </w:trPr>
+        <w:tc>
+          <w:tcPr>
+            <w:tcW w:type="dxa" w:w="700"/>
+            <w:shd w:fill="F9FAFB" w:val="clear"/>
+            <w:tcMar>
+              <w:top w:type="dxa" w:w="80"/>
+              <w:left w:type="dxa" w:w="110"/>
+              <w:bottom w:type="dxa" w:w="80"/>
+              <w:right w:type="dxa" w:w="110"/>
+            </w:tcMar>
+          </w:tcPr>
+          <w:p>
+            <w:pPr>
+              <w:spacing w:line="252"/>
+            </w:pPr>
+            <w:r>
+              <w:rPr>
+                <w:rFonts w:ascii="Arial" w:cs="Arial" w:eastAsia="Arial" w:hAnsi="Arial"/>
+                <w:color w:val="1F2937"/>
+                <w:sz w:val="17"/>
+                <w:szCs w:val="17"/>
+              </w:rPr>
+              <w:t xml:space="preserve">2</w:t>
+            </w:r>
+          </w:p>
+        </w:tc>
+        <w:tc>
+          <w:tcPr>
+            <w:tcW w:type="dxa" w:w="2000"/>
+            <w:shd w:fill="F9FAFB" w:val="clear"/>
+            <w:tcMar>
+              <w:top w:type="dxa" w:w="80"/>
+              <w:left w:type="dxa" w:w="110"/>
+              <w:bottom w:type="dxa" w:w="80"/>
+              <w:right w:type="dxa" w:w="110"/>
+            </w:tcMar>
+          </w:tcPr>
+          <w:p>
+            <w:pPr>
+              <w:spacing w:line="252"/>
+            </w:pPr>
+            <w:r>
+              <w:rPr>
+                <w:rFonts w:ascii="Arial" w:cs="Arial" w:eastAsia="Arial" w:hAnsi="Arial"/>
+                <w:color w:val="1F2937"/>
+                <w:sz w:val="17"/>
+                <w:szCs w:val="17"/>
+              </w:rPr>
+              <w:t xml:space="preserve">[cargo]</w:t>
+            </w:r>
+          </w:p>
+        </w:tc>
+        <w:tc>
+          <w:tcPr>
+            <w:tcW w:type="dxa" w:w="4160"/>
+            <w:shd w:fill="F9FAFB" w:val="clear"/>
+            <w:tcMar>
+              <w:top w:type="dxa" w:w="80"/>
+              <w:left w:type="dxa" w:w="110"/>
+              <w:bottom w:type="dxa" w:w="80"/>
+              <w:right w:type="dxa" w:w="110"/>
+            </w:tcMar>
+          </w:tcPr>
+          <w:p>
+            <w:pPr>
+              <w:spacing w:line="252"/>
+            </w:pPr>
+            <w:r>
+              <w:rPr>
+                <w:rFonts w:ascii="Arial" w:cs="Arial" w:eastAsia="Arial" w:hAnsi="Arial"/>
+                <w:color w:val="1F2937"/>
+                <w:sz w:val="17"/>
+                <w:szCs w:val="17"/>
+              </w:rPr>
+              <w:t xml:space="preserve">[qué hace]</w:t>
+            </w:r>
+          </w:p>
+        </w:tc>
+        <w:tc>
+          <w:tcPr>
+            <w:tcW w:type="dxa" w:w="2500"/>
+            <w:shd w:fill="F9FAFB" w:val="clear"/>
+            <w:tcMar>
+              <w:top w:type="dxa" w:w="80"/>
+              <w:left w:type="dxa" w:w="110"/>
+              <w:bottom w:type="dxa" w:w="80"/>
+              <w:right w:type="dxa" w:w="110"/>
+            </w:tcMar>
+          </w:tcPr>
+          <w:p>
+            <w:pPr>
+              <w:spacing w:line="252"/>
+            </w:pPr>
+            <w:r>
+              <w:rPr>
+                <w:rFonts w:ascii="Arial" w:cs="Arial" w:eastAsia="Arial" w:hAnsi="Arial"/>
+                <w:color w:val="1F2937"/>
+                <w:sz w:val="17"/>
+                <w:szCs w:val="17"/>
+              </w:rPr>
+              <w:t xml:space="preserve">[documento]</w:t>
+            </w:r>
+          </w:p>
+        </w:tc>
+      </w:tr>
+      <w:tr>
+        <w:trPr>
+          <w:cantSplit/>
+        </w:trPr>
+        <w:tc>
+          <w:tcPr>
+            <w:tcW w:type="dxa" w:w="700"/>
+            <w:tcMar>
+              <w:top w:type="dxa" w:w="80"/>
+              <w:left w:type="dxa" w:w="110"/>
+              <w:bottom w:type="dxa" w:w="80"/>
+              <w:right w:type="dxa" w:w="110"/>
+            </w:tcMar>
+          </w:tcPr>
+          <w:p>
+            <w:pPr>
+              <w:spacing w:line="252"/>
+            </w:pPr>
+            <w:r>
+              <w:rPr>
+                <w:rFonts w:ascii="Arial" w:cs="Arial" w:eastAsia="Arial" w:hAnsi="Arial"/>
+                <w:color w:val="1F2937"/>
+                <w:sz w:val="17"/>
+                <w:szCs w:val="17"/>
+              </w:rPr>
+              <w:t xml:space="preserve">3</w:t>
+            </w:r>
+          </w:p>
+        </w:tc>
+        <w:tc>
+          <w:tcPr>
+            <w:tcW w:type="dxa" w:w="2000"/>
+            <w:tcMar>
+              <w:top w:type="dxa" w:w="80"/>
+              <w:left w:type="dxa" w:w="110"/>
+              <w:bottom w:type="dxa" w:w="80"/>
+              <w:right w:type="dxa" w:w="110"/>
+            </w:tcMar>
+          </w:tcPr>
+          <w:p>
+            <w:pPr>
+              <w:spacing w:line="252"/>
+            </w:pPr>
+            <w:r>
+              <w:rPr>
+                <w:rFonts w:ascii="Arial" w:cs="Arial" w:eastAsia="Arial" w:hAnsi="Arial"/>
+                <w:color w:val="1F2937"/>
+                <w:sz w:val="17"/>
+                <w:szCs w:val="17"/>
+              </w:rPr>
+              <w:t xml:space="preserve">[cargo]</w:t>
+            </w:r>
+          </w:p>
+        </w:tc>
+        <w:tc>
+          <w:tcPr>
+            <w:tcW w:type="dxa" w:w="4160"/>
+            <w:tcMar>
+              <w:top w:type="dxa" w:w="80"/>
+              <w:left w:type="dxa" w:w="110"/>
+              <w:bottom w:type="dxa" w:w="80"/>
+              <w:right w:type="dxa" w:w="110"/>
+            </w:tcMar>
+          </w:tcPr>
+          <w:p>
+            <w:pPr>
+              <w:spacing w:line="252"/>
+            </w:pPr>
+            <w:r>
+              <w:rPr>
+                <w:rFonts w:ascii="Arial" w:cs="Arial" w:eastAsia="Arial" w:hAnsi="Arial"/>
+                <w:color w:val="1F2937"/>
+                <w:sz w:val="17"/>
+                <w:szCs w:val="17"/>
+              </w:rPr>
+              <w:t xml:space="preserve">[qué hace]</w:t>
+            </w:r>
+          </w:p>
+        </w:tc>
+        <w:tc>
+          <w:tcPr>
+            <w:tcW w:type="dxa" w:w="2500"/>
+            <w:tcMar>
+              <w:top w:type="dxa" w:w="80"/>
+              <w:left w:type="dxa" w:w="110"/>
+              <w:bottom w:type="dxa" w:w="80"/>
+              <w:right w:type="dxa" w:w="110"/>
+            </w:tcMar>
+          </w:tcPr>
+          <w:p>
+            <w:pPr>
+              <w:spacing w:line="252"/>
+            </w:pPr>
+            <w:r>
+              <w:rPr>
+                <w:rFonts w:ascii="Arial" w:cs="Arial" w:eastAsia="Arial" w:hAnsi="Arial"/>
+                <w:color w:val="1F2937"/>
+                <w:sz w:val="17"/>
+                <w:szCs w:val="17"/>
+              </w:rPr>
+              <w:t xml:space="preserve">[documento]</w:t>
+            </w:r>
+          </w:p>
+        </w:tc>
+      </w:tr>
+    </w:tbl>
+    <w:p>
+      <w:pPr>
+        <w:spacing w:after="180" w:line="276"/>
+      </w:pPr>
+      <w:r>
+        <w:rPr>
+          <w:rFonts w:ascii="Arial" w:cs="Arial" w:eastAsia="Arial" w:hAnsi="Arial"/>
+          <w:color w:val="1F2937"/>
+          <w:sz w:val="20"/>
+          <w:szCs w:val="20"/>
+        </w:rPr>
+        <w:t xml:space="preserve">Plazo aplicable a este procedimiento: [días hábiles o naturales, o la periodicidad].</w:t>
+      </w:r>
+    </w:p>
+    <w:p>
+      <w:pPr>
         <w:keepNext/>
         <w:spacing w:after="60" w:before="160"/>
       </w:pPr>
@@ -4715,6 +6242,24 @@
           <w:szCs w:val="17"/>
         </w:rPr>
         <w:t xml:space="preserve"> — «Los procedimientos para la identificación y seguimiento reforzado de Personas Políticamente Expuestas»</w:t>
+      </w:r>
+    </w:p>
+    <w:p>
+      <w:pPr>
+        <w:pStyle w:val="Heading2"/>
+        <w:keepNext/>
+        <w:spacing w:after="80" w:before="240"/>
+      </w:pPr>
+      <w:r>
+        <w:rPr>
+          <w:rFonts w:ascii="Arial" w:cs="Arial" w:eastAsia="Arial" w:hAnsi="Arial"/>
+          <w:b/>
+          <w:bCs/>
+          <w:color w:val="12224A"/>
+          <w:sz w:val="22"/>
+          <w:szCs w:val="22"/>
+        </w:rPr>
+        <w:t xml:space="preserve">5.1  CRITERIO</w:t>
       </w:r>
     </w:p>
     <w:p>
@@ -4970,6 +6515,497 @@
     </w:p>
     <w:p>
       <w:pPr>
+        <w:pStyle w:val="Heading2"/>
+        <w:keepNext/>
+        <w:spacing w:after="80" w:before="240"/>
+      </w:pPr>
+      <w:r>
+        <w:rPr>
+          <w:rFonts w:ascii="Arial" w:cs="Arial" w:eastAsia="Arial" w:hAnsi="Arial"/>
+          <w:b/>
+          <w:bCs/>
+          <w:color w:val="12224A"/>
+          <w:sz w:val="22"/>
+          <w:szCs w:val="22"/>
+        </w:rPr>
+        <w:t xml:space="preserve">5.2  PROCEDIMIENTO</w:t>
+      </w:r>
+    </w:p>
+    <w:p>
+      <w:pPr>
+        <w:spacing w:after="140" w:line="276"/>
+      </w:pPr>
+      <w:r>
+        <w:rPr>
+          <w:rFonts w:ascii="Arial" w:cs="Arial" w:eastAsia="Arial" w:hAnsi="Arial"/>
+          <w:color w:val="1F2937"/>
+          <w:sz w:val="20"/>
+          <w:szCs w:val="20"/>
+        </w:rPr>
+        <w:t xml:space="preserve">Sustituya los renglones de ejemplo por los pasos reales de su operación. Un paso por renglón, en el orden en que ocurre. La columna del documento es la que se enseña en una visita: si un paso no deja documento, no es un paso, es una intención.</w:t>
+      </w:r>
+    </w:p>
+    <w:tbl>
+      <w:tblPr>
+        <w:tblW w:type="dxa" w:w="9360"/>
+        <w:tblBorders>
+          <w:top w:val="single" w:color="auto" w:sz="4"/>
+          <w:left w:val="single" w:color="auto" w:sz="4"/>
+          <w:bottom w:val="single" w:color="auto" w:sz="4"/>
+          <w:right w:val="single" w:color="auto" w:sz="4"/>
+          <w:insideH w:val="single" w:color="auto" w:sz="4"/>
+          <w:insideV w:val="single" w:color="auto" w:sz="4"/>
+        </w:tblBorders>
+        <w:tblLayout w:type="fixed"/>
+      </w:tblPr>
+      <w:tblGrid>
+        <w:gridCol w:w="700"/>
+        <w:gridCol w:w="2000"/>
+        <w:gridCol w:w="4160"/>
+        <w:gridCol w:w="2500"/>
+      </w:tblGrid>
+      <w:tr>
+        <w:trPr>
+          <w:cantSplit/>
+          <w:tblHeader/>
+        </w:trPr>
+        <w:tc>
+          <w:tcPr>
+            <w:tcW w:type="dxa" w:w="700"/>
+            <w:shd w:fill="12224A" w:val="clear"/>
+            <w:tcMar>
+              <w:top w:type="dxa" w:w="80"/>
+              <w:left w:type="dxa" w:w="110"/>
+              <w:bottom w:type="dxa" w:w="80"/>
+              <w:right w:type="dxa" w:w="110"/>
+            </w:tcMar>
+          </w:tcPr>
+          <w:p>
+            <w:r>
+              <w:rPr>
+                <w:rFonts w:ascii="Arial" w:cs="Arial" w:eastAsia="Arial" w:hAnsi="Arial"/>
+                <w:b/>
+                <w:bCs/>
+                <w:color w:val="FFFFFF"/>
+                <w:sz w:val="17"/>
+                <w:szCs w:val="17"/>
+              </w:rPr>
+              <w:t xml:space="preserve">No.</w:t>
+            </w:r>
+          </w:p>
+        </w:tc>
+        <w:tc>
+          <w:tcPr>
+            <w:tcW w:type="dxa" w:w="2000"/>
+            <w:shd w:fill="12224A" w:val="clear"/>
+            <w:tcMar>
+              <w:top w:type="dxa" w:w="80"/>
+              <w:left w:type="dxa" w:w="110"/>
+              <w:bottom w:type="dxa" w:w="80"/>
+              <w:right w:type="dxa" w:w="110"/>
+            </w:tcMar>
+          </w:tcPr>
+          <w:p>
+            <w:r>
+              <w:rPr>
+                <w:rFonts w:ascii="Arial" w:cs="Arial" w:eastAsia="Arial" w:hAnsi="Arial"/>
+                <w:b/>
+                <w:bCs/>
+                <w:color w:val="FFFFFF"/>
+                <w:sz w:val="17"/>
+                <w:szCs w:val="17"/>
+              </w:rPr>
+              <w:t xml:space="preserve">Responsable</w:t>
+            </w:r>
+          </w:p>
+        </w:tc>
+        <w:tc>
+          <w:tcPr>
+            <w:tcW w:type="dxa" w:w="4160"/>
+            <w:shd w:fill="12224A" w:val="clear"/>
+            <w:tcMar>
+              <w:top w:type="dxa" w:w="80"/>
+              <w:left w:type="dxa" w:w="110"/>
+              <w:bottom w:type="dxa" w:w="80"/>
+              <w:right w:type="dxa" w:w="110"/>
+            </w:tcMar>
+          </w:tcPr>
+          <w:p>
+            <w:r>
+              <w:rPr>
+                <w:rFonts w:ascii="Arial" w:cs="Arial" w:eastAsia="Arial" w:hAnsi="Arial"/>
+                <w:b/>
+                <w:bCs/>
+                <w:color w:val="FFFFFF"/>
+                <w:sz w:val="17"/>
+                <w:szCs w:val="17"/>
+              </w:rPr>
+              <w:t xml:space="preserve">Actividad</w:t>
+            </w:r>
+          </w:p>
+        </w:tc>
+        <w:tc>
+          <w:tcPr>
+            <w:tcW w:type="dxa" w:w="2500"/>
+            <w:shd w:fill="12224A" w:val="clear"/>
+            <w:tcMar>
+              <w:top w:type="dxa" w:w="80"/>
+              <w:left w:type="dxa" w:w="110"/>
+              <w:bottom w:type="dxa" w:w="80"/>
+              <w:right w:type="dxa" w:w="110"/>
+            </w:tcMar>
+          </w:tcPr>
+          <w:p>
+            <w:r>
+              <w:rPr>
+                <w:rFonts w:ascii="Arial" w:cs="Arial" w:eastAsia="Arial" w:hAnsi="Arial"/>
+                <w:b/>
+                <w:bCs/>
+                <w:color w:val="FFFFFF"/>
+                <w:sz w:val="17"/>
+                <w:szCs w:val="17"/>
+              </w:rPr>
+              <w:t xml:space="preserve">Documento que genera</w:t>
+            </w:r>
+          </w:p>
+        </w:tc>
+      </w:tr>
+      <w:tr>
+        <w:trPr>
+          <w:cantSplit/>
+        </w:trPr>
+        <w:tc>
+          <w:tcPr>
+            <w:tcW w:type="dxa" w:w="700"/>
+            <w:tcMar>
+              <w:top w:type="dxa" w:w="80"/>
+              <w:left w:type="dxa" w:w="110"/>
+              <w:bottom w:type="dxa" w:w="80"/>
+              <w:right w:type="dxa" w:w="110"/>
+            </w:tcMar>
+          </w:tcPr>
+          <w:p>
+            <w:pPr>
+              <w:spacing w:line="252"/>
+            </w:pPr>
+            <w:r>
+              <w:rPr>
+                <w:rFonts w:ascii="Arial" w:cs="Arial" w:eastAsia="Arial" w:hAnsi="Arial"/>
+                <w:color w:val="1F2937"/>
+                <w:sz w:val="17"/>
+                <w:szCs w:val="17"/>
+              </w:rPr>
+              <w:t xml:space="preserve">1</w:t>
+            </w:r>
+          </w:p>
+        </w:tc>
+        <w:tc>
+          <w:tcPr>
+            <w:tcW w:type="dxa" w:w="2000"/>
+            <w:tcMar>
+              <w:top w:type="dxa" w:w="80"/>
+              <w:left w:type="dxa" w:w="110"/>
+              <w:bottom w:type="dxa" w:w="80"/>
+              <w:right w:type="dxa" w:w="110"/>
+            </w:tcMar>
+          </w:tcPr>
+          <w:p>
+            <w:pPr>
+              <w:spacing w:line="252"/>
+            </w:pPr>
+            <w:r>
+              <w:rPr>
+                <w:rFonts w:ascii="Arial" w:cs="Arial" w:eastAsia="Arial" w:hAnsi="Arial"/>
+                <w:color w:val="1F2937"/>
+                <w:sz w:val="17"/>
+                <w:szCs w:val="17"/>
+              </w:rPr>
+              <w:t xml:space="preserve">[cargo, no nombre]</w:t>
+            </w:r>
+          </w:p>
+        </w:tc>
+        <w:tc>
+          <w:tcPr>
+            <w:tcW w:type="dxa" w:w="4160"/>
+            <w:tcMar>
+              <w:top w:type="dxa" w:w="80"/>
+              <w:left w:type="dxa" w:w="110"/>
+              <w:bottom w:type="dxa" w:w="80"/>
+              <w:right w:type="dxa" w:w="110"/>
+            </w:tcMar>
+          </w:tcPr>
+          <w:p>
+            <w:pPr>
+              <w:spacing w:line="252"/>
+            </w:pPr>
+            <w:r>
+              <w:rPr>
+                <w:rFonts w:ascii="Arial" w:cs="Arial" w:eastAsia="Arial" w:hAnsi="Arial"/>
+                <w:color w:val="1F2937"/>
+                <w:sz w:val="17"/>
+                <w:szCs w:val="17"/>
+              </w:rPr>
+              <w:t xml:space="preserve">[qué hace, con qué verbo de acción]</w:t>
+            </w:r>
+          </w:p>
+        </w:tc>
+        <w:tc>
+          <w:tcPr>
+            <w:tcW w:type="dxa" w:w="2500"/>
+            <w:tcMar>
+              <w:top w:type="dxa" w:w="80"/>
+              <w:left w:type="dxa" w:w="110"/>
+              <w:bottom w:type="dxa" w:w="80"/>
+              <w:right w:type="dxa" w:w="110"/>
+            </w:tcMar>
+          </w:tcPr>
+          <w:p>
+            <w:pPr>
+              <w:spacing w:line="252"/>
+            </w:pPr>
+            <w:r>
+              <w:rPr>
+                <w:rFonts w:ascii="Arial" w:cs="Arial" w:eastAsia="Arial" w:hAnsi="Arial"/>
+                <w:color w:val="1F2937"/>
+                <w:sz w:val="17"/>
+                <w:szCs w:val="17"/>
+              </w:rPr>
+              <w:t xml:space="preserve">[formato, bitácora, acuse o registro]</w:t>
+            </w:r>
+          </w:p>
+        </w:tc>
+      </w:tr>
+      <w:tr>
+        <w:trPr>
+          <w:cantSplit/>
+        </w:trPr>
+        <w:tc>
+          <w:tcPr>
+            <w:tcW w:type="dxa" w:w="700"/>
+            <w:shd w:fill="F9FAFB" w:val="clear"/>
+            <w:tcMar>
+              <w:top w:type="dxa" w:w="80"/>
+              <w:left w:type="dxa" w:w="110"/>
+              <w:bottom w:type="dxa" w:w="80"/>
+              <w:right w:type="dxa" w:w="110"/>
+            </w:tcMar>
+          </w:tcPr>
+          <w:p>
+            <w:pPr>
+              <w:spacing w:line="252"/>
+            </w:pPr>
+            <w:r>
+              <w:rPr>
+                <w:rFonts w:ascii="Arial" w:cs="Arial" w:eastAsia="Arial" w:hAnsi="Arial"/>
+                <w:color w:val="1F2937"/>
+                <w:sz w:val="17"/>
+                <w:szCs w:val="17"/>
+              </w:rPr>
+              <w:t xml:space="preserve">2</w:t>
+            </w:r>
+          </w:p>
+        </w:tc>
+        <w:tc>
+          <w:tcPr>
+            <w:tcW w:type="dxa" w:w="2000"/>
+            <w:shd w:fill="F9FAFB" w:val="clear"/>
+            <w:tcMar>
+              <w:top w:type="dxa" w:w="80"/>
+              <w:left w:type="dxa" w:w="110"/>
+              <w:bottom w:type="dxa" w:w="80"/>
+              <w:right w:type="dxa" w:w="110"/>
+            </w:tcMar>
+          </w:tcPr>
+          <w:p>
+            <w:pPr>
+              <w:spacing w:line="252"/>
+            </w:pPr>
+            <w:r>
+              <w:rPr>
+                <w:rFonts w:ascii="Arial" w:cs="Arial" w:eastAsia="Arial" w:hAnsi="Arial"/>
+                <w:color w:val="1F2937"/>
+                <w:sz w:val="17"/>
+                <w:szCs w:val="17"/>
+              </w:rPr>
+              <w:t xml:space="preserve">[cargo]</w:t>
+            </w:r>
+          </w:p>
+        </w:tc>
+        <w:tc>
+          <w:tcPr>
+            <w:tcW w:type="dxa" w:w="4160"/>
+            <w:shd w:fill="F9FAFB" w:val="clear"/>
+            <w:tcMar>
+              <w:top w:type="dxa" w:w="80"/>
+              <w:left w:type="dxa" w:w="110"/>
+              <w:bottom w:type="dxa" w:w="80"/>
+              <w:right w:type="dxa" w:w="110"/>
+            </w:tcMar>
+          </w:tcPr>
+          <w:p>
+            <w:pPr>
+              <w:spacing w:line="252"/>
+            </w:pPr>
+            <w:r>
+              <w:rPr>
+                <w:rFonts w:ascii="Arial" w:cs="Arial" w:eastAsia="Arial" w:hAnsi="Arial"/>
+                <w:color w:val="1F2937"/>
+                <w:sz w:val="17"/>
+                <w:szCs w:val="17"/>
+              </w:rPr>
+              <w:t xml:space="preserve">[qué hace]</w:t>
+            </w:r>
+          </w:p>
+        </w:tc>
+        <w:tc>
+          <w:tcPr>
+            <w:tcW w:type="dxa" w:w="2500"/>
+            <w:shd w:fill="F9FAFB" w:val="clear"/>
+            <w:tcMar>
+              <w:top w:type="dxa" w:w="80"/>
+              <w:left w:type="dxa" w:w="110"/>
+              <w:bottom w:type="dxa" w:w="80"/>
+              <w:right w:type="dxa" w:w="110"/>
+            </w:tcMar>
+          </w:tcPr>
+          <w:p>
+            <w:pPr>
+              <w:spacing w:line="252"/>
+            </w:pPr>
+            <w:r>
+              <w:rPr>
+                <w:rFonts w:ascii="Arial" w:cs="Arial" w:eastAsia="Arial" w:hAnsi="Arial"/>
+                <w:color w:val="1F2937"/>
+                <w:sz w:val="17"/>
+                <w:szCs w:val="17"/>
+              </w:rPr>
+              <w:t xml:space="preserve">[documento]</w:t>
+            </w:r>
+          </w:p>
+        </w:tc>
+      </w:tr>
+      <w:tr>
+        <w:trPr>
+          <w:cantSplit/>
+        </w:trPr>
+        <w:tc>
+          <w:tcPr>
+            <w:tcW w:type="dxa" w:w="700"/>
+            <w:tcMar>
+              <w:top w:type="dxa" w:w="80"/>
+              <w:left w:type="dxa" w:w="110"/>
+              <w:bottom w:type="dxa" w:w="80"/>
+              <w:right w:type="dxa" w:w="110"/>
+            </w:tcMar>
+          </w:tcPr>
+          <w:p>
+            <w:pPr>
+              <w:spacing w:line="252"/>
+            </w:pPr>
+            <w:r>
+              <w:rPr>
+                <w:rFonts w:ascii="Arial" w:cs="Arial" w:eastAsia="Arial" w:hAnsi="Arial"/>
+                <w:color w:val="1F2937"/>
+                <w:sz w:val="17"/>
+                <w:szCs w:val="17"/>
+              </w:rPr>
+              <w:t xml:space="preserve">3</w:t>
+            </w:r>
+          </w:p>
+        </w:tc>
+        <w:tc>
+          <w:tcPr>
+            <w:tcW w:type="dxa" w:w="2000"/>
+            <w:tcMar>
+              <w:top w:type="dxa" w:w="80"/>
+              <w:left w:type="dxa" w:w="110"/>
+              <w:bottom w:type="dxa" w:w="80"/>
+              <w:right w:type="dxa" w:w="110"/>
+            </w:tcMar>
+          </w:tcPr>
+          <w:p>
+            <w:pPr>
+              <w:spacing w:line="252"/>
+            </w:pPr>
+            <w:r>
+              <w:rPr>
+                <w:rFonts w:ascii="Arial" w:cs="Arial" w:eastAsia="Arial" w:hAnsi="Arial"/>
+                <w:color w:val="1F2937"/>
+                <w:sz w:val="17"/>
+                <w:szCs w:val="17"/>
+              </w:rPr>
+              <w:t xml:space="preserve">[cargo]</w:t>
+            </w:r>
+          </w:p>
+        </w:tc>
+        <w:tc>
+          <w:tcPr>
+            <w:tcW w:type="dxa" w:w="4160"/>
+            <w:tcMar>
+              <w:top w:type="dxa" w:w="80"/>
+              <w:left w:type="dxa" w:w="110"/>
+              <w:bottom w:type="dxa" w:w="80"/>
+              <w:right w:type="dxa" w:w="110"/>
+            </w:tcMar>
+          </w:tcPr>
+          <w:p>
+            <w:pPr>
+              <w:spacing w:line="252"/>
+            </w:pPr>
+            <w:r>
+              <w:rPr>
+                <w:rFonts w:ascii="Arial" w:cs="Arial" w:eastAsia="Arial" w:hAnsi="Arial"/>
+                <w:color w:val="1F2937"/>
+                <w:sz w:val="17"/>
+                <w:szCs w:val="17"/>
+              </w:rPr>
+              <w:t xml:space="preserve">[qué hace]</w:t>
+            </w:r>
+          </w:p>
+        </w:tc>
+        <w:tc>
+          <w:tcPr>
+            <w:tcW w:type="dxa" w:w="2500"/>
+            <w:tcMar>
+              <w:top w:type="dxa" w:w="80"/>
+              <w:left w:type="dxa" w:w="110"/>
+              <w:bottom w:type="dxa" w:w="80"/>
+              <w:right w:type="dxa" w:w="110"/>
+            </w:tcMar>
+          </w:tcPr>
+          <w:p>
+            <w:pPr>
+              <w:spacing w:line="252"/>
+            </w:pPr>
+            <w:r>
+              <w:rPr>
+                <w:rFonts w:ascii="Arial" w:cs="Arial" w:eastAsia="Arial" w:hAnsi="Arial"/>
+                <w:color w:val="1F2937"/>
+                <w:sz w:val="17"/>
+                <w:szCs w:val="17"/>
+              </w:rPr>
+              <w:t xml:space="preserve">[documento]</w:t>
+            </w:r>
+          </w:p>
+        </w:tc>
+      </w:tr>
+    </w:tbl>
+    <w:p>
+      <w:pPr>
+        <w:spacing w:after="180" w:line="276"/>
+      </w:pPr>
+      <w:r>
+        <w:rPr>
+          <w:rFonts w:ascii="Arial" w:cs="Arial" w:eastAsia="Arial" w:hAnsi="Arial"/>
+          <w:color w:val="1F2937"/>
+          <w:sz w:val="20"/>
+          <w:szCs w:val="20"/>
+        </w:rPr>
+        <w:t xml:space="preserve">Plazo aplicable a este procedimiento: [días hábiles o naturales, o la periodicidad].</w:t>
+      </w:r>
+    </w:p>
+    <w:p>
+      <w:pPr>
         <w:keepNext/>
         <w:spacing w:after="60" w:before="160"/>
       </w:pPr>
@@ -5082,6 +7118,24 @@
           <w:szCs w:val="17"/>
         </w:rPr>
         <w:t xml:space="preserve"> — «Los mecanismos para detectar actos u operaciones que se aparten del Perfil transaccional del Cliente o Usuaria»</w:t>
+      </w:r>
+    </w:p>
+    <w:p>
+      <w:pPr>
+        <w:pStyle w:val="Heading2"/>
+        <w:keepNext/>
+        <w:spacing w:after="80" w:before="240"/>
+      </w:pPr>
+      <w:r>
+        <w:rPr>
+          <w:rFonts w:ascii="Arial" w:cs="Arial" w:eastAsia="Arial" w:hAnsi="Arial"/>
+          <w:b/>
+          <w:bCs/>
+          <w:color w:val="12224A"/>
+          <w:sz w:val="22"/>
+          <w:szCs w:val="22"/>
+        </w:rPr>
+        <w:t xml:space="preserve">6.1  CRITERIO</w:t>
       </w:r>
     </w:p>
     <w:p>
@@ -5321,6 +7375,497 @@
     </w:tbl>
     <w:p>
       <w:pPr>
+        <w:pStyle w:val="Heading2"/>
+        <w:keepNext/>
+        <w:spacing w:after="80" w:before="240"/>
+      </w:pPr>
+      <w:r>
+        <w:rPr>
+          <w:rFonts w:ascii="Arial" w:cs="Arial" w:eastAsia="Arial" w:hAnsi="Arial"/>
+          <w:b/>
+          <w:bCs/>
+          <w:color w:val="12224A"/>
+          <w:sz w:val="22"/>
+          <w:szCs w:val="22"/>
+        </w:rPr>
+        <w:t xml:space="preserve">6.2  PROCEDIMIENTO</w:t>
+      </w:r>
+    </w:p>
+    <w:p>
+      <w:pPr>
+        <w:spacing w:after="140" w:line="276"/>
+      </w:pPr>
+      <w:r>
+        <w:rPr>
+          <w:rFonts w:ascii="Arial" w:cs="Arial" w:eastAsia="Arial" w:hAnsi="Arial"/>
+          <w:color w:val="1F2937"/>
+          <w:sz w:val="20"/>
+          <w:szCs w:val="20"/>
+        </w:rPr>
+        <w:t xml:space="preserve">Sustituya los renglones de ejemplo por los pasos reales de su operación. Un paso por renglón, en el orden en que ocurre. La columna del documento es la que se enseña en una visita: si un paso no deja documento, no es un paso, es una intención.</w:t>
+      </w:r>
+    </w:p>
+    <w:tbl>
+      <w:tblPr>
+        <w:tblW w:type="dxa" w:w="9360"/>
+        <w:tblBorders>
+          <w:top w:val="single" w:color="auto" w:sz="4"/>
+          <w:left w:val="single" w:color="auto" w:sz="4"/>
+          <w:bottom w:val="single" w:color="auto" w:sz="4"/>
+          <w:right w:val="single" w:color="auto" w:sz="4"/>
+          <w:insideH w:val="single" w:color="auto" w:sz="4"/>
+          <w:insideV w:val="single" w:color="auto" w:sz="4"/>
+        </w:tblBorders>
+        <w:tblLayout w:type="fixed"/>
+      </w:tblPr>
+      <w:tblGrid>
+        <w:gridCol w:w="700"/>
+        <w:gridCol w:w="2000"/>
+        <w:gridCol w:w="4160"/>
+        <w:gridCol w:w="2500"/>
+      </w:tblGrid>
+      <w:tr>
+        <w:trPr>
+          <w:cantSplit/>
+          <w:tblHeader/>
+        </w:trPr>
+        <w:tc>
+          <w:tcPr>
+            <w:tcW w:type="dxa" w:w="700"/>
+            <w:shd w:fill="12224A" w:val="clear"/>
+            <w:tcMar>
+              <w:top w:type="dxa" w:w="80"/>
+              <w:left w:type="dxa" w:w="110"/>
+              <w:bottom w:type="dxa" w:w="80"/>
+              <w:right w:type="dxa" w:w="110"/>
+            </w:tcMar>
+          </w:tcPr>
+          <w:p>
+            <w:r>
+              <w:rPr>
+                <w:rFonts w:ascii="Arial" w:cs="Arial" w:eastAsia="Arial" w:hAnsi="Arial"/>
+                <w:b/>
+                <w:bCs/>
+                <w:color w:val="FFFFFF"/>
+                <w:sz w:val="17"/>
+                <w:szCs w:val="17"/>
+              </w:rPr>
+              <w:t xml:space="preserve">No.</w:t>
+            </w:r>
+          </w:p>
+        </w:tc>
+        <w:tc>
+          <w:tcPr>
+            <w:tcW w:type="dxa" w:w="2000"/>
+            <w:shd w:fill="12224A" w:val="clear"/>
+            <w:tcMar>
+              <w:top w:type="dxa" w:w="80"/>
+              <w:left w:type="dxa" w:w="110"/>
+              <w:bottom w:type="dxa" w:w="80"/>
+              <w:right w:type="dxa" w:w="110"/>
+            </w:tcMar>
+          </w:tcPr>
+          <w:p>
+            <w:r>
+              <w:rPr>
+                <w:rFonts w:ascii="Arial" w:cs="Arial" w:eastAsia="Arial" w:hAnsi="Arial"/>
+                <w:b/>
+                <w:bCs/>
+                <w:color w:val="FFFFFF"/>
+                <w:sz w:val="17"/>
+                <w:szCs w:val="17"/>
+              </w:rPr>
+              <w:t xml:space="preserve">Responsable</w:t>
+            </w:r>
+          </w:p>
+        </w:tc>
+        <w:tc>
+          <w:tcPr>
+            <w:tcW w:type="dxa" w:w="4160"/>
+            <w:shd w:fill="12224A" w:val="clear"/>
+            <w:tcMar>
+              <w:top w:type="dxa" w:w="80"/>
+              <w:left w:type="dxa" w:w="110"/>
+              <w:bottom w:type="dxa" w:w="80"/>
+              <w:right w:type="dxa" w:w="110"/>
+            </w:tcMar>
+          </w:tcPr>
+          <w:p>
+            <w:r>
+              <w:rPr>
+                <w:rFonts w:ascii="Arial" w:cs="Arial" w:eastAsia="Arial" w:hAnsi="Arial"/>
+                <w:b/>
+                <w:bCs/>
+                <w:color w:val="FFFFFF"/>
+                <w:sz w:val="17"/>
+                <w:szCs w:val="17"/>
+              </w:rPr>
+              <w:t xml:space="preserve">Actividad</w:t>
+            </w:r>
+          </w:p>
+        </w:tc>
+        <w:tc>
+          <w:tcPr>
+            <w:tcW w:type="dxa" w:w="2500"/>
+            <w:shd w:fill="12224A" w:val="clear"/>
+            <w:tcMar>
+              <w:top w:type="dxa" w:w="80"/>
+              <w:left w:type="dxa" w:w="110"/>
+              <w:bottom w:type="dxa" w:w="80"/>
+              <w:right w:type="dxa" w:w="110"/>
+            </w:tcMar>
+          </w:tcPr>
+          <w:p>
+            <w:r>
+              <w:rPr>
+                <w:rFonts w:ascii="Arial" w:cs="Arial" w:eastAsia="Arial" w:hAnsi="Arial"/>
+                <w:b/>
+                <w:bCs/>
+                <w:color w:val="FFFFFF"/>
+                <w:sz w:val="17"/>
+                <w:szCs w:val="17"/>
+              </w:rPr>
+              <w:t xml:space="preserve">Documento que genera</w:t>
+            </w:r>
+          </w:p>
+        </w:tc>
+      </w:tr>
+      <w:tr>
+        <w:trPr>
+          <w:cantSplit/>
+        </w:trPr>
+        <w:tc>
+          <w:tcPr>
+            <w:tcW w:type="dxa" w:w="700"/>
+            <w:tcMar>
+              <w:top w:type="dxa" w:w="80"/>
+              <w:left w:type="dxa" w:w="110"/>
+              <w:bottom w:type="dxa" w:w="80"/>
+              <w:right w:type="dxa" w:w="110"/>
+            </w:tcMar>
+          </w:tcPr>
+          <w:p>
+            <w:pPr>
+              <w:spacing w:line="252"/>
+            </w:pPr>
+            <w:r>
+              <w:rPr>
+                <w:rFonts w:ascii="Arial" w:cs="Arial" w:eastAsia="Arial" w:hAnsi="Arial"/>
+                <w:color w:val="1F2937"/>
+                <w:sz w:val="17"/>
+                <w:szCs w:val="17"/>
+              </w:rPr>
+              <w:t xml:space="preserve">1</w:t>
+            </w:r>
+          </w:p>
+        </w:tc>
+        <w:tc>
+          <w:tcPr>
+            <w:tcW w:type="dxa" w:w="2000"/>
+            <w:tcMar>
+              <w:top w:type="dxa" w:w="80"/>
+              <w:left w:type="dxa" w:w="110"/>
+              <w:bottom w:type="dxa" w:w="80"/>
+              <w:right w:type="dxa" w:w="110"/>
+            </w:tcMar>
+          </w:tcPr>
+          <w:p>
+            <w:pPr>
+              <w:spacing w:line="252"/>
+            </w:pPr>
+            <w:r>
+              <w:rPr>
+                <w:rFonts w:ascii="Arial" w:cs="Arial" w:eastAsia="Arial" w:hAnsi="Arial"/>
+                <w:color w:val="1F2937"/>
+                <w:sz w:val="17"/>
+                <w:szCs w:val="17"/>
+              </w:rPr>
+              <w:t xml:space="preserve">[cargo, no nombre]</w:t>
+            </w:r>
+          </w:p>
+        </w:tc>
+        <w:tc>
+          <w:tcPr>
+            <w:tcW w:type="dxa" w:w="4160"/>
+            <w:tcMar>
+              <w:top w:type="dxa" w:w="80"/>
+              <w:left w:type="dxa" w:w="110"/>
+              <w:bottom w:type="dxa" w:w="80"/>
+              <w:right w:type="dxa" w:w="110"/>
+            </w:tcMar>
+          </w:tcPr>
+          <w:p>
+            <w:pPr>
+              <w:spacing w:line="252"/>
+            </w:pPr>
+            <w:r>
+              <w:rPr>
+                <w:rFonts w:ascii="Arial" w:cs="Arial" w:eastAsia="Arial" w:hAnsi="Arial"/>
+                <w:color w:val="1F2937"/>
+                <w:sz w:val="17"/>
+                <w:szCs w:val="17"/>
+              </w:rPr>
+              <w:t xml:space="preserve">[qué hace, con qué verbo de acción]</w:t>
+            </w:r>
+          </w:p>
+        </w:tc>
+        <w:tc>
+          <w:tcPr>
+            <w:tcW w:type="dxa" w:w="2500"/>
+            <w:tcMar>
+              <w:top w:type="dxa" w:w="80"/>
+              <w:left w:type="dxa" w:w="110"/>
+              <w:bottom w:type="dxa" w:w="80"/>
+              <w:right w:type="dxa" w:w="110"/>
+            </w:tcMar>
+          </w:tcPr>
+          <w:p>
+            <w:pPr>
+              <w:spacing w:line="252"/>
+            </w:pPr>
+            <w:r>
+              <w:rPr>
+                <w:rFonts w:ascii="Arial" w:cs="Arial" w:eastAsia="Arial" w:hAnsi="Arial"/>
+                <w:color w:val="1F2937"/>
+                <w:sz w:val="17"/>
+                <w:szCs w:val="17"/>
+              </w:rPr>
+              <w:t xml:space="preserve">[formato, bitácora, acuse o registro]</w:t>
+            </w:r>
+          </w:p>
+        </w:tc>
+      </w:tr>
+      <w:tr>
+        <w:trPr>
+          <w:cantSplit/>
+        </w:trPr>
+        <w:tc>
+          <w:tcPr>
+            <w:tcW w:type="dxa" w:w="700"/>
+            <w:shd w:fill="F9FAFB" w:val="clear"/>
+            <w:tcMar>
+              <w:top w:type="dxa" w:w="80"/>
+              <w:left w:type="dxa" w:w="110"/>
+              <w:bottom w:type="dxa" w:w="80"/>
+              <w:right w:type="dxa" w:w="110"/>
+            </w:tcMar>
+          </w:tcPr>
+          <w:p>
+            <w:pPr>
+              <w:spacing w:line="252"/>
+            </w:pPr>
+            <w:r>
+              <w:rPr>
+                <w:rFonts w:ascii="Arial" w:cs="Arial" w:eastAsia="Arial" w:hAnsi="Arial"/>
+                <w:color w:val="1F2937"/>
+                <w:sz w:val="17"/>
+                <w:szCs w:val="17"/>
+              </w:rPr>
+              <w:t xml:space="preserve">2</w:t>
+            </w:r>
+          </w:p>
+        </w:tc>
+        <w:tc>
+          <w:tcPr>
+            <w:tcW w:type="dxa" w:w="2000"/>
+            <w:shd w:fill="F9FAFB" w:val="clear"/>
+            <w:tcMar>
+              <w:top w:type="dxa" w:w="80"/>
+              <w:left w:type="dxa" w:w="110"/>
+              <w:bottom w:type="dxa" w:w="80"/>
+              <w:right w:type="dxa" w:w="110"/>
+            </w:tcMar>
+          </w:tcPr>
+          <w:p>
+            <w:pPr>
+              <w:spacing w:line="252"/>
+            </w:pPr>
+            <w:r>
+              <w:rPr>
+                <w:rFonts w:ascii="Arial" w:cs="Arial" w:eastAsia="Arial" w:hAnsi="Arial"/>
+                <w:color w:val="1F2937"/>
+                <w:sz w:val="17"/>
+                <w:szCs w:val="17"/>
+              </w:rPr>
+              <w:t xml:space="preserve">[cargo]</w:t>
+            </w:r>
+          </w:p>
+        </w:tc>
+        <w:tc>
+          <w:tcPr>
+            <w:tcW w:type="dxa" w:w="4160"/>
+            <w:shd w:fill="F9FAFB" w:val="clear"/>
+            <w:tcMar>
+              <w:top w:type="dxa" w:w="80"/>
+              <w:left w:type="dxa" w:w="110"/>
+              <w:bottom w:type="dxa" w:w="80"/>
+              <w:right w:type="dxa" w:w="110"/>
+            </w:tcMar>
+          </w:tcPr>
+          <w:p>
+            <w:pPr>
+              <w:spacing w:line="252"/>
+            </w:pPr>
+            <w:r>
+              <w:rPr>
+                <w:rFonts w:ascii="Arial" w:cs="Arial" w:eastAsia="Arial" w:hAnsi="Arial"/>
+                <w:color w:val="1F2937"/>
+                <w:sz w:val="17"/>
+                <w:szCs w:val="17"/>
+              </w:rPr>
+              <w:t xml:space="preserve">[qué hace]</w:t>
+            </w:r>
+          </w:p>
+        </w:tc>
+        <w:tc>
+          <w:tcPr>
+            <w:tcW w:type="dxa" w:w="2500"/>
+            <w:shd w:fill="F9FAFB" w:val="clear"/>
+            <w:tcMar>
+              <w:top w:type="dxa" w:w="80"/>
+              <w:left w:type="dxa" w:w="110"/>
+              <w:bottom w:type="dxa" w:w="80"/>
+              <w:right w:type="dxa" w:w="110"/>
+            </w:tcMar>
+          </w:tcPr>
+          <w:p>
+            <w:pPr>
+              <w:spacing w:line="252"/>
+            </w:pPr>
+            <w:r>
+              <w:rPr>
+                <w:rFonts w:ascii="Arial" w:cs="Arial" w:eastAsia="Arial" w:hAnsi="Arial"/>
+                <w:color w:val="1F2937"/>
+                <w:sz w:val="17"/>
+                <w:szCs w:val="17"/>
+              </w:rPr>
+              <w:t xml:space="preserve">[documento]</w:t>
+            </w:r>
+          </w:p>
+        </w:tc>
+      </w:tr>
+      <w:tr>
+        <w:trPr>
+          <w:cantSplit/>
+        </w:trPr>
+        <w:tc>
+          <w:tcPr>
+            <w:tcW w:type="dxa" w:w="700"/>
+            <w:tcMar>
+              <w:top w:type="dxa" w:w="80"/>
+              <w:left w:type="dxa" w:w="110"/>
+              <w:bottom w:type="dxa" w:w="80"/>
+              <w:right w:type="dxa" w:w="110"/>
+            </w:tcMar>
+          </w:tcPr>
+          <w:p>
+            <w:pPr>
+              <w:spacing w:line="252"/>
+            </w:pPr>
+            <w:r>
+              <w:rPr>
+                <w:rFonts w:ascii="Arial" w:cs="Arial" w:eastAsia="Arial" w:hAnsi="Arial"/>
+                <w:color w:val="1F2937"/>
+                <w:sz w:val="17"/>
+                <w:szCs w:val="17"/>
+              </w:rPr>
+              <w:t xml:space="preserve">3</w:t>
+            </w:r>
+          </w:p>
+        </w:tc>
+        <w:tc>
+          <w:tcPr>
+            <w:tcW w:type="dxa" w:w="2000"/>
+            <w:tcMar>
+              <w:top w:type="dxa" w:w="80"/>
+              <w:left w:type="dxa" w:w="110"/>
+              <w:bottom w:type="dxa" w:w="80"/>
+              <w:right w:type="dxa" w:w="110"/>
+            </w:tcMar>
+          </w:tcPr>
+          <w:p>
+            <w:pPr>
+              <w:spacing w:line="252"/>
+            </w:pPr>
+            <w:r>
+              <w:rPr>
+                <w:rFonts w:ascii="Arial" w:cs="Arial" w:eastAsia="Arial" w:hAnsi="Arial"/>
+                <w:color w:val="1F2937"/>
+                <w:sz w:val="17"/>
+                <w:szCs w:val="17"/>
+              </w:rPr>
+              <w:t xml:space="preserve">[cargo]</w:t>
+            </w:r>
+          </w:p>
+        </w:tc>
+        <w:tc>
+          <w:tcPr>
+            <w:tcW w:type="dxa" w:w="4160"/>
+            <w:tcMar>
+              <w:top w:type="dxa" w:w="80"/>
+              <w:left w:type="dxa" w:w="110"/>
+              <w:bottom w:type="dxa" w:w="80"/>
+              <w:right w:type="dxa" w:w="110"/>
+            </w:tcMar>
+          </w:tcPr>
+          <w:p>
+            <w:pPr>
+              <w:spacing w:line="252"/>
+            </w:pPr>
+            <w:r>
+              <w:rPr>
+                <w:rFonts w:ascii="Arial" w:cs="Arial" w:eastAsia="Arial" w:hAnsi="Arial"/>
+                <w:color w:val="1F2937"/>
+                <w:sz w:val="17"/>
+                <w:szCs w:val="17"/>
+              </w:rPr>
+              <w:t xml:space="preserve">[qué hace]</w:t>
+            </w:r>
+          </w:p>
+        </w:tc>
+        <w:tc>
+          <w:tcPr>
+            <w:tcW w:type="dxa" w:w="2500"/>
+            <w:tcMar>
+              <w:top w:type="dxa" w:w="80"/>
+              <w:left w:type="dxa" w:w="110"/>
+              <w:bottom w:type="dxa" w:w="80"/>
+              <w:right w:type="dxa" w:w="110"/>
+            </w:tcMar>
+          </w:tcPr>
+          <w:p>
+            <w:pPr>
+              <w:spacing w:line="252"/>
+            </w:pPr>
+            <w:r>
+              <w:rPr>
+                <w:rFonts w:ascii="Arial" w:cs="Arial" w:eastAsia="Arial" w:hAnsi="Arial"/>
+                <w:color w:val="1F2937"/>
+                <w:sz w:val="17"/>
+                <w:szCs w:val="17"/>
+              </w:rPr>
+              <w:t xml:space="preserve">[documento]</w:t>
+            </w:r>
+          </w:p>
+        </w:tc>
+      </w:tr>
+    </w:tbl>
+    <w:p>
+      <w:pPr>
+        <w:spacing w:after="180" w:line="276"/>
+      </w:pPr>
+      <w:r>
+        <w:rPr>
+          <w:rFonts w:ascii="Arial" w:cs="Arial" w:eastAsia="Arial" w:hAnsi="Arial"/>
+          <w:color w:val="1F2937"/>
+          <w:sz w:val="20"/>
+          <w:szCs w:val="20"/>
+        </w:rPr>
+        <w:t xml:space="preserve">Plazo aplicable a este procedimiento: [días hábiles o naturales, o la periodicidad].</w:t>
+      </w:r>
+    </w:p>
+    <w:p>
+      <w:pPr>
         <w:keepNext/>
         <w:spacing w:after="60" w:before="160"/>
       </w:pPr>
@@ -5433,6 +7978,24 @@
           <w:szCs w:val="17"/>
         </w:rPr>
         <w:t xml:space="preserve"> — «Los procedimientos para la presentación de Avisos e Informes en los tiempos y formas que establece la Ley»</w:t>
+      </w:r>
+    </w:p>
+    <w:p>
+      <w:pPr>
+        <w:pStyle w:val="Heading2"/>
+        <w:keepNext/>
+        <w:spacing w:after="80" w:before="240"/>
+      </w:pPr>
+      <w:r>
+        <w:rPr>
+          <w:rFonts w:ascii="Arial" w:cs="Arial" w:eastAsia="Arial" w:hAnsi="Arial"/>
+          <w:b/>
+          <w:bCs/>
+          <w:color w:val="12224A"/>
+          <w:sz w:val="22"/>
+          <w:szCs w:val="22"/>
+        </w:rPr>
+        <w:t xml:space="preserve">7.1  CRITERIO</w:t>
       </w:r>
     </w:p>
     <w:p>
@@ -5672,6 +8235,497 @@
     </w:tbl>
     <w:p>
       <w:pPr>
+        <w:pStyle w:val="Heading2"/>
+        <w:keepNext/>
+        <w:spacing w:after="80" w:before="240"/>
+      </w:pPr>
+      <w:r>
+        <w:rPr>
+          <w:rFonts w:ascii="Arial" w:cs="Arial" w:eastAsia="Arial" w:hAnsi="Arial"/>
+          <w:b/>
+          <w:bCs/>
+          <w:color w:val="12224A"/>
+          <w:sz w:val="22"/>
+          <w:szCs w:val="22"/>
+        </w:rPr>
+        <w:t xml:space="preserve">7.2  PROCEDIMIENTO</w:t>
+      </w:r>
+    </w:p>
+    <w:p>
+      <w:pPr>
+        <w:spacing w:after="140" w:line="276"/>
+      </w:pPr>
+      <w:r>
+        <w:rPr>
+          <w:rFonts w:ascii="Arial" w:cs="Arial" w:eastAsia="Arial" w:hAnsi="Arial"/>
+          <w:color w:val="1F2937"/>
+          <w:sz w:val="20"/>
+          <w:szCs w:val="20"/>
+        </w:rPr>
+        <w:t xml:space="preserve">Sustituya los renglones de ejemplo por los pasos reales de su operación. Un paso por renglón, en el orden en que ocurre. La columna del documento es la que se enseña en una visita: si un paso no deja documento, no es un paso, es una intención.</w:t>
+      </w:r>
+    </w:p>
+    <w:tbl>
+      <w:tblPr>
+        <w:tblW w:type="dxa" w:w="9360"/>
+        <w:tblBorders>
+          <w:top w:val="single" w:color="auto" w:sz="4"/>
+          <w:left w:val="single" w:color="auto" w:sz="4"/>
+          <w:bottom w:val="single" w:color="auto" w:sz="4"/>
+          <w:right w:val="single" w:color="auto" w:sz="4"/>
+          <w:insideH w:val="single" w:color="auto" w:sz="4"/>
+          <w:insideV w:val="single" w:color="auto" w:sz="4"/>
+        </w:tblBorders>
+        <w:tblLayout w:type="fixed"/>
+      </w:tblPr>
+      <w:tblGrid>
+        <w:gridCol w:w="700"/>
+        <w:gridCol w:w="2000"/>
+        <w:gridCol w:w="4160"/>
+        <w:gridCol w:w="2500"/>
+      </w:tblGrid>
+      <w:tr>
+        <w:trPr>
+          <w:cantSplit/>
+          <w:tblHeader/>
+        </w:trPr>
+        <w:tc>
+          <w:tcPr>
+            <w:tcW w:type="dxa" w:w="700"/>
+            <w:shd w:fill="12224A" w:val="clear"/>
+            <w:tcMar>
+              <w:top w:type="dxa" w:w="80"/>
+              <w:left w:type="dxa" w:w="110"/>
+              <w:bottom w:type="dxa" w:w="80"/>
+              <w:right w:type="dxa" w:w="110"/>
+            </w:tcMar>
+          </w:tcPr>
+          <w:p>
+            <w:r>
+              <w:rPr>
+                <w:rFonts w:ascii="Arial" w:cs="Arial" w:eastAsia="Arial" w:hAnsi="Arial"/>
+                <w:b/>
+                <w:bCs/>
+                <w:color w:val="FFFFFF"/>
+                <w:sz w:val="17"/>
+                <w:szCs w:val="17"/>
+              </w:rPr>
+              <w:t xml:space="preserve">No.</w:t>
+            </w:r>
+          </w:p>
+        </w:tc>
+        <w:tc>
+          <w:tcPr>
+            <w:tcW w:type="dxa" w:w="2000"/>
+            <w:shd w:fill="12224A" w:val="clear"/>
+            <w:tcMar>
+              <w:top w:type="dxa" w:w="80"/>
+              <w:left w:type="dxa" w:w="110"/>
+              <w:bottom w:type="dxa" w:w="80"/>
+              <w:right w:type="dxa" w:w="110"/>
+            </w:tcMar>
+          </w:tcPr>
+          <w:p>
+            <w:r>
+              <w:rPr>
+                <w:rFonts w:ascii="Arial" w:cs="Arial" w:eastAsia="Arial" w:hAnsi="Arial"/>
+                <w:b/>
+                <w:bCs/>
+                <w:color w:val="FFFFFF"/>
+                <w:sz w:val="17"/>
+                <w:szCs w:val="17"/>
+              </w:rPr>
+              <w:t xml:space="preserve">Responsable</w:t>
+            </w:r>
+          </w:p>
+        </w:tc>
+        <w:tc>
+          <w:tcPr>
+            <w:tcW w:type="dxa" w:w="4160"/>
+            <w:shd w:fill="12224A" w:val="clear"/>
+            <w:tcMar>
+              <w:top w:type="dxa" w:w="80"/>
+              <w:left w:type="dxa" w:w="110"/>
+              <w:bottom w:type="dxa" w:w="80"/>
+              <w:right w:type="dxa" w:w="110"/>
+            </w:tcMar>
+          </w:tcPr>
+          <w:p>
+            <w:r>
+              <w:rPr>
+                <w:rFonts w:ascii="Arial" w:cs="Arial" w:eastAsia="Arial" w:hAnsi="Arial"/>
+                <w:b/>
+                <w:bCs/>
+                <w:color w:val="FFFFFF"/>
+                <w:sz w:val="17"/>
+                <w:szCs w:val="17"/>
+              </w:rPr>
+              <w:t xml:space="preserve">Actividad</w:t>
+            </w:r>
+          </w:p>
+        </w:tc>
+        <w:tc>
+          <w:tcPr>
+            <w:tcW w:type="dxa" w:w="2500"/>
+            <w:shd w:fill="12224A" w:val="clear"/>
+            <w:tcMar>
+              <w:top w:type="dxa" w:w="80"/>
+              <w:left w:type="dxa" w:w="110"/>
+              <w:bottom w:type="dxa" w:w="80"/>
+              <w:right w:type="dxa" w:w="110"/>
+            </w:tcMar>
+          </w:tcPr>
+          <w:p>
+            <w:r>
+              <w:rPr>
+                <w:rFonts w:ascii="Arial" w:cs="Arial" w:eastAsia="Arial" w:hAnsi="Arial"/>
+                <w:b/>
+                <w:bCs/>
+                <w:color w:val="FFFFFF"/>
+                <w:sz w:val="17"/>
+                <w:szCs w:val="17"/>
+              </w:rPr>
+              <w:t xml:space="preserve">Documento que genera</w:t>
+            </w:r>
+          </w:p>
+        </w:tc>
+      </w:tr>
+      <w:tr>
+        <w:trPr>
+          <w:cantSplit/>
+        </w:trPr>
+        <w:tc>
+          <w:tcPr>
+            <w:tcW w:type="dxa" w:w="700"/>
+            <w:tcMar>
+              <w:top w:type="dxa" w:w="80"/>
+              <w:left w:type="dxa" w:w="110"/>
+              <w:bottom w:type="dxa" w:w="80"/>
+              <w:right w:type="dxa" w:w="110"/>
+            </w:tcMar>
+          </w:tcPr>
+          <w:p>
+            <w:pPr>
+              <w:spacing w:line="252"/>
+            </w:pPr>
+            <w:r>
+              <w:rPr>
+                <w:rFonts w:ascii="Arial" w:cs="Arial" w:eastAsia="Arial" w:hAnsi="Arial"/>
+                <w:color w:val="1F2937"/>
+                <w:sz w:val="17"/>
+                <w:szCs w:val="17"/>
+              </w:rPr>
+              <w:t xml:space="preserve">1</w:t>
+            </w:r>
+          </w:p>
+        </w:tc>
+        <w:tc>
+          <w:tcPr>
+            <w:tcW w:type="dxa" w:w="2000"/>
+            <w:tcMar>
+              <w:top w:type="dxa" w:w="80"/>
+              <w:left w:type="dxa" w:w="110"/>
+              <w:bottom w:type="dxa" w:w="80"/>
+              <w:right w:type="dxa" w:w="110"/>
+            </w:tcMar>
+          </w:tcPr>
+          <w:p>
+            <w:pPr>
+              <w:spacing w:line="252"/>
+            </w:pPr>
+            <w:r>
+              <w:rPr>
+                <w:rFonts w:ascii="Arial" w:cs="Arial" w:eastAsia="Arial" w:hAnsi="Arial"/>
+                <w:color w:val="1F2937"/>
+                <w:sz w:val="17"/>
+                <w:szCs w:val="17"/>
+              </w:rPr>
+              <w:t xml:space="preserve">[cargo, no nombre]</w:t>
+            </w:r>
+          </w:p>
+        </w:tc>
+        <w:tc>
+          <w:tcPr>
+            <w:tcW w:type="dxa" w:w="4160"/>
+            <w:tcMar>
+              <w:top w:type="dxa" w:w="80"/>
+              <w:left w:type="dxa" w:w="110"/>
+              <w:bottom w:type="dxa" w:w="80"/>
+              <w:right w:type="dxa" w:w="110"/>
+            </w:tcMar>
+          </w:tcPr>
+          <w:p>
+            <w:pPr>
+              <w:spacing w:line="252"/>
+            </w:pPr>
+            <w:r>
+              <w:rPr>
+                <w:rFonts w:ascii="Arial" w:cs="Arial" w:eastAsia="Arial" w:hAnsi="Arial"/>
+                <w:color w:val="1F2937"/>
+                <w:sz w:val="17"/>
+                <w:szCs w:val="17"/>
+              </w:rPr>
+              <w:t xml:space="preserve">[qué hace, con qué verbo de acción]</w:t>
+            </w:r>
+          </w:p>
+        </w:tc>
+        <w:tc>
+          <w:tcPr>
+            <w:tcW w:type="dxa" w:w="2500"/>
+            <w:tcMar>
+              <w:top w:type="dxa" w:w="80"/>
+              <w:left w:type="dxa" w:w="110"/>
+              <w:bottom w:type="dxa" w:w="80"/>
+              <w:right w:type="dxa" w:w="110"/>
+            </w:tcMar>
+          </w:tcPr>
+          <w:p>
+            <w:pPr>
+              <w:spacing w:line="252"/>
+            </w:pPr>
+            <w:r>
+              <w:rPr>
+                <w:rFonts w:ascii="Arial" w:cs="Arial" w:eastAsia="Arial" w:hAnsi="Arial"/>
+                <w:color w:val="1F2937"/>
+                <w:sz w:val="17"/>
+                <w:szCs w:val="17"/>
+              </w:rPr>
+              <w:t xml:space="preserve">[formato, bitácora, acuse o registro]</w:t>
+            </w:r>
+          </w:p>
+        </w:tc>
+      </w:tr>
+      <w:tr>
+        <w:trPr>
+          <w:cantSplit/>
+        </w:trPr>
+        <w:tc>
+          <w:tcPr>
+            <w:tcW w:type="dxa" w:w="700"/>
+            <w:shd w:fill="F9FAFB" w:val="clear"/>
+            <w:tcMar>
+              <w:top w:type="dxa" w:w="80"/>
+              <w:left w:type="dxa" w:w="110"/>
+              <w:bottom w:type="dxa" w:w="80"/>
+              <w:right w:type="dxa" w:w="110"/>
+            </w:tcMar>
+          </w:tcPr>
+          <w:p>
+            <w:pPr>
+              <w:spacing w:line="252"/>
+            </w:pPr>
+            <w:r>
+              <w:rPr>
+                <w:rFonts w:ascii="Arial" w:cs="Arial" w:eastAsia="Arial" w:hAnsi="Arial"/>
+                <w:color w:val="1F2937"/>
+                <w:sz w:val="17"/>
+                <w:szCs w:val="17"/>
+              </w:rPr>
+              <w:t xml:space="preserve">2</w:t>
+            </w:r>
+          </w:p>
+        </w:tc>
+        <w:tc>
+          <w:tcPr>
+            <w:tcW w:type="dxa" w:w="2000"/>
+            <w:shd w:fill="F9FAFB" w:val="clear"/>
+            <w:tcMar>
+              <w:top w:type="dxa" w:w="80"/>
+              <w:left w:type="dxa" w:w="110"/>
+              <w:bottom w:type="dxa" w:w="80"/>
+              <w:right w:type="dxa" w:w="110"/>
+            </w:tcMar>
+          </w:tcPr>
+          <w:p>
+            <w:pPr>
+              <w:spacing w:line="252"/>
+            </w:pPr>
+            <w:r>
+              <w:rPr>
+                <w:rFonts w:ascii="Arial" w:cs="Arial" w:eastAsia="Arial" w:hAnsi="Arial"/>
+                <w:color w:val="1F2937"/>
+                <w:sz w:val="17"/>
+                <w:szCs w:val="17"/>
+              </w:rPr>
+              <w:t xml:space="preserve">[cargo]</w:t>
+            </w:r>
+          </w:p>
+        </w:tc>
+        <w:tc>
+          <w:tcPr>
+            <w:tcW w:type="dxa" w:w="4160"/>
+            <w:shd w:fill="F9FAFB" w:val="clear"/>
+            <w:tcMar>
+              <w:top w:type="dxa" w:w="80"/>
+              <w:left w:type="dxa" w:w="110"/>
+              <w:bottom w:type="dxa" w:w="80"/>
+              <w:right w:type="dxa" w:w="110"/>
+            </w:tcMar>
+          </w:tcPr>
+          <w:p>
+            <w:pPr>
+              <w:spacing w:line="252"/>
+            </w:pPr>
+            <w:r>
+              <w:rPr>
+                <w:rFonts w:ascii="Arial" w:cs="Arial" w:eastAsia="Arial" w:hAnsi="Arial"/>
+                <w:color w:val="1F2937"/>
+                <w:sz w:val="17"/>
+                <w:szCs w:val="17"/>
+              </w:rPr>
+              <w:t xml:space="preserve">[qué hace]</w:t>
+            </w:r>
+          </w:p>
+        </w:tc>
+        <w:tc>
+          <w:tcPr>
+            <w:tcW w:type="dxa" w:w="2500"/>
+            <w:shd w:fill="F9FAFB" w:val="clear"/>
+            <w:tcMar>
+              <w:top w:type="dxa" w:w="80"/>
+              <w:left w:type="dxa" w:w="110"/>
+              <w:bottom w:type="dxa" w:w="80"/>
+              <w:right w:type="dxa" w:w="110"/>
+            </w:tcMar>
+          </w:tcPr>
+          <w:p>
+            <w:pPr>
+              <w:spacing w:line="252"/>
+            </w:pPr>
+            <w:r>
+              <w:rPr>
+                <w:rFonts w:ascii="Arial" w:cs="Arial" w:eastAsia="Arial" w:hAnsi="Arial"/>
+                <w:color w:val="1F2937"/>
+                <w:sz w:val="17"/>
+                <w:szCs w:val="17"/>
+              </w:rPr>
+              <w:t xml:space="preserve">[documento]</w:t>
+            </w:r>
+          </w:p>
+        </w:tc>
+      </w:tr>
+      <w:tr>
+        <w:trPr>
+          <w:cantSplit/>
+        </w:trPr>
+        <w:tc>
+          <w:tcPr>
+            <w:tcW w:type="dxa" w:w="700"/>
+            <w:tcMar>
+              <w:top w:type="dxa" w:w="80"/>
+              <w:left w:type="dxa" w:w="110"/>
+              <w:bottom w:type="dxa" w:w="80"/>
+              <w:right w:type="dxa" w:w="110"/>
+            </w:tcMar>
+          </w:tcPr>
+          <w:p>
+            <w:pPr>
+              <w:spacing w:line="252"/>
+            </w:pPr>
+            <w:r>
+              <w:rPr>
+                <w:rFonts w:ascii="Arial" w:cs="Arial" w:eastAsia="Arial" w:hAnsi="Arial"/>
+                <w:color w:val="1F2937"/>
+                <w:sz w:val="17"/>
+                <w:szCs w:val="17"/>
+              </w:rPr>
+              <w:t xml:space="preserve">3</w:t>
+            </w:r>
+          </w:p>
+        </w:tc>
+        <w:tc>
+          <w:tcPr>
+            <w:tcW w:type="dxa" w:w="2000"/>
+            <w:tcMar>
+              <w:top w:type="dxa" w:w="80"/>
+              <w:left w:type="dxa" w:w="110"/>
+              <w:bottom w:type="dxa" w:w="80"/>
+              <w:right w:type="dxa" w:w="110"/>
+            </w:tcMar>
+          </w:tcPr>
+          <w:p>
+            <w:pPr>
+              <w:spacing w:line="252"/>
+            </w:pPr>
+            <w:r>
+              <w:rPr>
+                <w:rFonts w:ascii="Arial" w:cs="Arial" w:eastAsia="Arial" w:hAnsi="Arial"/>
+                <w:color w:val="1F2937"/>
+                <w:sz w:val="17"/>
+                <w:szCs w:val="17"/>
+              </w:rPr>
+              <w:t xml:space="preserve">[cargo]</w:t>
+            </w:r>
+          </w:p>
+        </w:tc>
+        <w:tc>
+          <w:tcPr>
+            <w:tcW w:type="dxa" w:w="4160"/>
+            <w:tcMar>
+              <w:top w:type="dxa" w:w="80"/>
+              <w:left w:type="dxa" w:w="110"/>
+              <w:bottom w:type="dxa" w:w="80"/>
+              <w:right w:type="dxa" w:w="110"/>
+            </w:tcMar>
+          </w:tcPr>
+          <w:p>
+            <w:pPr>
+              <w:spacing w:line="252"/>
+            </w:pPr>
+            <w:r>
+              <w:rPr>
+                <w:rFonts w:ascii="Arial" w:cs="Arial" w:eastAsia="Arial" w:hAnsi="Arial"/>
+                <w:color w:val="1F2937"/>
+                <w:sz w:val="17"/>
+                <w:szCs w:val="17"/>
+              </w:rPr>
+              <w:t xml:space="preserve">[qué hace]</w:t>
+            </w:r>
+          </w:p>
+        </w:tc>
+        <w:tc>
+          <w:tcPr>
+            <w:tcW w:type="dxa" w:w="2500"/>
+            <w:tcMar>
+              <w:top w:type="dxa" w:w="80"/>
+              <w:left w:type="dxa" w:w="110"/>
+              <w:bottom w:type="dxa" w:w="80"/>
+              <w:right w:type="dxa" w:w="110"/>
+            </w:tcMar>
+          </w:tcPr>
+          <w:p>
+            <w:pPr>
+              <w:spacing w:line="252"/>
+            </w:pPr>
+            <w:r>
+              <w:rPr>
+                <w:rFonts w:ascii="Arial" w:cs="Arial" w:eastAsia="Arial" w:hAnsi="Arial"/>
+                <w:color w:val="1F2937"/>
+                <w:sz w:val="17"/>
+                <w:szCs w:val="17"/>
+              </w:rPr>
+              <w:t xml:space="preserve">[documento]</w:t>
+            </w:r>
+          </w:p>
+        </w:tc>
+      </w:tr>
+    </w:tbl>
+    <w:p>
+      <w:pPr>
+        <w:spacing w:after="180" w:line="276"/>
+      </w:pPr>
+      <w:r>
+        <w:rPr>
+          <w:rFonts w:ascii="Arial" w:cs="Arial" w:eastAsia="Arial" w:hAnsi="Arial"/>
+          <w:color w:val="1F2937"/>
+          <w:sz w:val="20"/>
+          <w:szCs w:val="20"/>
+        </w:rPr>
+        <w:t xml:space="preserve">Plazo aplicable a este procedimiento: [días hábiles o naturales, o la periodicidad].</w:t>
+      </w:r>
+    </w:p>
+    <w:p>
+      <w:pPr>
         <w:keepNext/>
         <w:spacing w:after="60" w:before="160"/>
       </w:pPr>
@@ -5784,6 +8838,24 @@
           <w:szCs w:val="17"/>
         </w:rPr>
         <w:t xml:space="preserve"> — «Los mecanismos de conservación de información y documentación»</w:t>
+      </w:r>
+    </w:p>
+    <w:p>
+      <w:pPr>
+        <w:pStyle w:val="Heading2"/>
+        <w:keepNext/>
+        <w:spacing w:after="80" w:before="240"/>
+      </w:pPr>
+      <w:r>
+        <w:rPr>
+          <w:rFonts w:ascii="Arial" w:cs="Arial" w:eastAsia="Arial" w:hAnsi="Arial"/>
+          <w:b/>
+          <w:bCs/>
+          <w:color w:val="12224A"/>
+          <w:sz w:val="22"/>
+          <w:szCs w:val="22"/>
+        </w:rPr>
+        <w:t xml:space="preserve">8.1  CRITERIO</w:t>
       </w:r>
     </w:p>
     <w:p>
@@ -6163,6 +9235,497 @@
     </w:tbl>
     <w:p>
       <w:pPr>
+        <w:pStyle w:val="Heading2"/>
+        <w:keepNext/>
+        <w:spacing w:after="80" w:before="240"/>
+      </w:pPr>
+      <w:r>
+        <w:rPr>
+          <w:rFonts w:ascii="Arial" w:cs="Arial" w:eastAsia="Arial" w:hAnsi="Arial"/>
+          <w:b/>
+          <w:bCs/>
+          <w:color w:val="12224A"/>
+          <w:sz w:val="22"/>
+          <w:szCs w:val="22"/>
+        </w:rPr>
+        <w:t xml:space="preserve">8.2  PROCEDIMIENTO</w:t>
+      </w:r>
+    </w:p>
+    <w:p>
+      <w:pPr>
+        <w:spacing w:after="140" w:line="276"/>
+      </w:pPr>
+      <w:r>
+        <w:rPr>
+          <w:rFonts w:ascii="Arial" w:cs="Arial" w:eastAsia="Arial" w:hAnsi="Arial"/>
+          <w:color w:val="1F2937"/>
+          <w:sz w:val="20"/>
+          <w:szCs w:val="20"/>
+        </w:rPr>
+        <w:t xml:space="preserve">Sustituya los renglones de ejemplo por los pasos reales de su operación. Un paso por renglón, en el orden en que ocurre. La columna del documento es la que se enseña en una visita: si un paso no deja documento, no es un paso, es una intención.</w:t>
+      </w:r>
+    </w:p>
+    <w:tbl>
+      <w:tblPr>
+        <w:tblW w:type="dxa" w:w="9360"/>
+        <w:tblBorders>
+          <w:top w:val="single" w:color="auto" w:sz="4"/>
+          <w:left w:val="single" w:color="auto" w:sz="4"/>
+          <w:bottom w:val="single" w:color="auto" w:sz="4"/>
+          <w:right w:val="single" w:color="auto" w:sz="4"/>
+          <w:insideH w:val="single" w:color="auto" w:sz="4"/>
+          <w:insideV w:val="single" w:color="auto" w:sz="4"/>
+        </w:tblBorders>
+        <w:tblLayout w:type="fixed"/>
+      </w:tblPr>
+      <w:tblGrid>
+        <w:gridCol w:w="700"/>
+        <w:gridCol w:w="2000"/>
+        <w:gridCol w:w="4160"/>
+        <w:gridCol w:w="2500"/>
+      </w:tblGrid>
+      <w:tr>
+        <w:trPr>
+          <w:cantSplit/>
+          <w:tblHeader/>
+        </w:trPr>
+        <w:tc>
+          <w:tcPr>
+            <w:tcW w:type="dxa" w:w="700"/>
+            <w:shd w:fill="12224A" w:val="clear"/>
+            <w:tcMar>
+              <w:top w:type="dxa" w:w="80"/>
+              <w:left w:type="dxa" w:w="110"/>
+              <w:bottom w:type="dxa" w:w="80"/>
+              <w:right w:type="dxa" w:w="110"/>
+            </w:tcMar>
+          </w:tcPr>
+          <w:p>
+            <w:r>
+              <w:rPr>
+                <w:rFonts w:ascii="Arial" w:cs="Arial" w:eastAsia="Arial" w:hAnsi="Arial"/>
+                <w:b/>
+                <w:bCs/>
+                <w:color w:val="FFFFFF"/>
+                <w:sz w:val="17"/>
+                <w:szCs w:val="17"/>
+              </w:rPr>
+              <w:t xml:space="preserve">No.</w:t>
+            </w:r>
+          </w:p>
+        </w:tc>
+        <w:tc>
+          <w:tcPr>
+            <w:tcW w:type="dxa" w:w="2000"/>
+            <w:shd w:fill="12224A" w:val="clear"/>
+            <w:tcMar>
+              <w:top w:type="dxa" w:w="80"/>
+              <w:left w:type="dxa" w:w="110"/>
+              <w:bottom w:type="dxa" w:w="80"/>
+              <w:right w:type="dxa" w:w="110"/>
+            </w:tcMar>
+          </w:tcPr>
+          <w:p>
+            <w:r>
+              <w:rPr>
+                <w:rFonts w:ascii="Arial" w:cs="Arial" w:eastAsia="Arial" w:hAnsi="Arial"/>
+                <w:b/>
+                <w:bCs/>
+                <w:color w:val="FFFFFF"/>
+                <w:sz w:val="17"/>
+                <w:szCs w:val="17"/>
+              </w:rPr>
+              <w:t xml:space="preserve">Responsable</w:t>
+            </w:r>
+          </w:p>
+        </w:tc>
+        <w:tc>
+          <w:tcPr>
+            <w:tcW w:type="dxa" w:w="4160"/>
+            <w:shd w:fill="12224A" w:val="clear"/>
+            <w:tcMar>
+              <w:top w:type="dxa" w:w="80"/>
+              <w:left w:type="dxa" w:w="110"/>
+              <w:bottom w:type="dxa" w:w="80"/>
+              <w:right w:type="dxa" w:w="110"/>
+            </w:tcMar>
+          </w:tcPr>
+          <w:p>
+            <w:r>
+              <w:rPr>
+                <w:rFonts w:ascii="Arial" w:cs="Arial" w:eastAsia="Arial" w:hAnsi="Arial"/>
+                <w:b/>
+                <w:bCs/>
+                <w:color w:val="FFFFFF"/>
+                <w:sz w:val="17"/>
+                <w:szCs w:val="17"/>
+              </w:rPr>
+              <w:t xml:space="preserve">Actividad</w:t>
+            </w:r>
+          </w:p>
+        </w:tc>
+        <w:tc>
+          <w:tcPr>
+            <w:tcW w:type="dxa" w:w="2500"/>
+            <w:shd w:fill="12224A" w:val="clear"/>
+            <w:tcMar>
+              <w:top w:type="dxa" w:w="80"/>
+              <w:left w:type="dxa" w:w="110"/>
+              <w:bottom w:type="dxa" w:w="80"/>
+              <w:right w:type="dxa" w:w="110"/>
+            </w:tcMar>
+          </w:tcPr>
+          <w:p>
+            <w:r>
+              <w:rPr>
+                <w:rFonts w:ascii="Arial" w:cs="Arial" w:eastAsia="Arial" w:hAnsi="Arial"/>
+                <w:b/>
+                <w:bCs/>
+                <w:color w:val="FFFFFF"/>
+                <w:sz w:val="17"/>
+                <w:szCs w:val="17"/>
+              </w:rPr>
+              <w:t xml:space="preserve">Documento que genera</w:t>
+            </w:r>
+          </w:p>
+        </w:tc>
+      </w:tr>
+      <w:tr>
+        <w:trPr>
+          <w:cantSplit/>
+        </w:trPr>
+        <w:tc>
+          <w:tcPr>
+            <w:tcW w:type="dxa" w:w="700"/>
+            <w:tcMar>
+              <w:top w:type="dxa" w:w="80"/>
+              <w:left w:type="dxa" w:w="110"/>
+              <w:bottom w:type="dxa" w:w="80"/>
+              <w:right w:type="dxa" w:w="110"/>
+            </w:tcMar>
+          </w:tcPr>
+          <w:p>
+            <w:pPr>
+              <w:spacing w:line="252"/>
+            </w:pPr>
+            <w:r>
+              <w:rPr>
+                <w:rFonts w:ascii="Arial" w:cs="Arial" w:eastAsia="Arial" w:hAnsi="Arial"/>
+                <w:color w:val="1F2937"/>
+                <w:sz w:val="17"/>
+                <w:szCs w:val="17"/>
+              </w:rPr>
+              <w:t xml:space="preserve">1</w:t>
+            </w:r>
+          </w:p>
+        </w:tc>
+        <w:tc>
+          <w:tcPr>
+            <w:tcW w:type="dxa" w:w="2000"/>
+            <w:tcMar>
+              <w:top w:type="dxa" w:w="80"/>
+              <w:left w:type="dxa" w:w="110"/>
+              <w:bottom w:type="dxa" w:w="80"/>
+              <w:right w:type="dxa" w:w="110"/>
+            </w:tcMar>
+          </w:tcPr>
+          <w:p>
+            <w:pPr>
+              <w:spacing w:line="252"/>
+            </w:pPr>
+            <w:r>
+              <w:rPr>
+                <w:rFonts w:ascii="Arial" w:cs="Arial" w:eastAsia="Arial" w:hAnsi="Arial"/>
+                <w:color w:val="1F2937"/>
+                <w:sz w:val="17"/>
+                <w:szCs w:val="17"/>
+              </w:rPr>
+              <w:t xml:space="preserve">[cargo, no nombre]</w:t>
+            </w:r>
+          </w:p>
+        </w:tc>
+        <w:tc>
+          <w:tcPr>
+            <w:tcW w:type="dxa" w:w="4160"/>
+            <w:tcMar>
+              <w:top w:type="dxa" w:w="80"/>
+              <w:left w:type="dxa" w:w="110"/>
+              <w:bottom w:type="dxa" w:w="80"/>
+              <w:right w:type="dxa" w:w="110"/>
+            </w:tcMar>
+          </w:tcPr>
+          <w:p>
+            <w:pPr>
+              <w:spacing w:line="252"/>
+            </w:pPr>
+            <w:r>
+              <w:rPr>
+                <w:rFonts w:ascii="Arial" w:cs="Arial" w:eastAsia="Arial" w:hAnsi="Arial"/>
+                <w:color w:val="1F2937"/>
+                <w:sz w:val="17"/>
+                <w:szCs w:val="17"/>
+              </w:rPr>
+              <w:t xml:space="preserve">[qué hace, con qué verbo de acción]</w:t>
+            </w:r>
+          </w:p>
+        </w:tc>
+        <w:tc>
+          <w:tcPr>
+            <w:tcW w:type="dxa" w:w="2500"/>
+            <w:tcMar>
+              <w:top w:type="dxa" w:w="80"/>
+              <w:left w:type="dxa" w:w="110"/>
+              <w:bottom w:type="dxa" w:w="80"/>
+              <w:right w:type="dxa" w:w="110"/>
+            </w:tcMar>
+          </w:tcPr>
+          <w:p>
+            <w:pPr>
+              <w:spacing w:line="252"/>
+            </w:pPr>
+            <w:r>
+              <w:rPr>
+                <w:rFonts w:ascii="Arial" w:cs="Arial" w:eastAsia="Arial" w:hAnsi="Arial"/>
+                <w:color w:val="1F2937"/>
+                <w:sz w:val="17"/>
+                <w:szCs w:val="17"/>
+              </w:rPr>
+              <w:t xml:space="preserve">[formato, bitácora, acuse o registro]</w:t>
+            </w:r>
+          </w:p>
+        </w:tc>
+      </w:tr>
+      <w:tr>
+        <w:trPr>
+          <w:cantSplit/>
+        </w:trPr>
+        <w:tc>
+          <w:tcPr>
+            <w:tcW w:type="dxa" w:w="700"/>
+            <w:shd w:fill="F9FAFB" w:val="clear"/>
+            <w:tcMar>
+              <w:top w:type="dxa" w:w="80"/>
+              <w:left w:type="dxa" w:w="110"/>
+              <w:bottom w:type="dxa" w:w="80"/>
+              <w:right w:type="dxa" w:w="110"/>
+            </w:tcMar>
+          </w:tcPr>
+          <w:p>
+            <w:pPr>
+              <w:spacing w:line="252"/>
+            </w:pPr>
+            <w:r>
+              <w:rPr>
+                <w:rFonts w:ascii="Arial" w:cs="Arial" w:eastAsia="Arial" w:hAnsi="Arial"/>
+                <w:color w:val="1F2937"/>
+                <w:sz w:val="17"/>
+                <w:szCs w:val="17"/>
+              </w:rPr>
+              <w:t xml:space="preserve">2</w:t>
+            </w:r>
+          </w:p>
+        </w:tc>
+        <w:tc>
+          <w:tcPr>
+            <w:tcW w:type="dxa" w:w="2000"/>
+            <w:shd w:fill="F9FAFB" w:val="clear"/>
+            <w:tcMar>
+              <w:top w:type="dxa" w:w="80"/>
+              <w:left w:type="dxa" w:w="110"/>
+              <w:bottom w:type="dxa" w:w="80"/>
+              <w:right w:type="dxa" w:w="110"/>
+            </w:tcMar>
+          </w:tcPr>
+          <w:p>
+            <w:pPr>
+              <w:spacing w:line="252"/>
+            </w:pPr>
+            <w:r>
+              <w:rPr>
+                <w:rFonts w:ascii="Arial" w:cs="Arial" w:eastAsia="Arial" w:hAnsi="Arial"/>
+                <w:color w:val="1F2937"/>
+                <w:sz w:val="17"/>
+                <w:szCs w:val="17"/>
+              </w:rPr>
+              <w:t xml:space="preserve">[cargo]</w:t>
+            </w:r>
+          </w:p>
+        </w:tc>
+        <w:tc>
+          <w:tcPr>
+            <w:tcW w:type="dxa" w:w="4160"/>
+            <w:shd w:fill="F9FAFB" w:val="clear"/>
+            <w:tcMar>
+              <w:top w:type="dxa" w:w="80"/>
+              <w:left w:type="dxa" w:w="110"/>
+              <w:bottom w:type="dxa" w:w="80"/>
+              <w:right w:type="dxa" w:w="110"/>
+            </w:tcMar>
+          </w:tcPr>
+          <w:p>
+            <w:pPr>
+              <w:spacing w:line="252"/>
+            </w:pPr>
+            <w:r>
+              <w:rPr>
+                <w:rFonts w:ascii="Arial" w:cs="Arial" w:eastAsia="Arial" w:hAnsi="Arial"/>
+                <w:color w:val="1F2937"/>
+                <w:sz w:val="17"/>
+                <w:szCs w:val="17"/>
+              </w:rPr>
+              <w:t xml:space="preserve">[qué hace]</w:t>
+            </w:r>
+          </w:p>
+        </w:tc>
+        <w:tc>
+          <w:tcPr>
+            <w:tcW w:type="dxa" w:w="2500"/>
+            <w:shd w:fill="F9FAFB" w:val="clear"/>
+            <w:tcMar>
+              <w:top w:type="dxa" w:w="80"/>
+              <w:left w:type="dxa" w:w="110"/>
+              <w:bottom w:type="dxa" w:w="80"/>
+              <w:right w:type="dxa" w:w="110"/>
+            </w:tcMar>
+          </w:tcPr>
+          <w:p>
+            <w:pPr>
+              <w:spacing w:line="252"/>
+            </w:pPr>
+            <w:r>
+              <w:rPr>
+                <w:rFonts w:ascii="Arial" w:cs="Arial" w:eastAsia="Arial" w:hAnsi="Arial"/>
+                <w:color w:val="1F2937"/>
+                <w:sz w:val="17"/>
+                <w:szCs w:val="17"/>
+              </w:rPr>
+              <w:t xml:space="preserve">[documento]</w:t>
+            </w:r>
+          </w:p>
+        </w:tc>
+      </w:tr>
+      <w:tr>
+        <w:trPr>
+          <w:cantSplit/>
+        </w:trPr>
+        <w:tc>
+          <w:tcPr>
+            <w:tcW w:type="dxa" w:w="700"/>
+            <w:tcMar>
+              <w:top w:type="dxa" w:w="80"/>
+              <w:left w:type="dxa" w:w="110"/>
+              <w:bottom w:type="dxa" w:w="80"/>
+              <w:right w:type="dxa" w:w="110"/>
+            </w:tcMar>
+          </w:tcPr>
+          <w:p>
+            <w:pPr>
+              <w:spacing w:line="252"/>
+            </w:pPr>
+            <w:r>
+              <w:rPr>
+                <w:rFonts w:ascii="Arial" w:cs="Arial" w:eastAsia="Arial" w:hAnsi="Arial"/>
+                <w:color w:val="1F2937"/>
+                <w:sz w:val="17"/>
+                <w:szCs w:val="17"/>
+              </w:rPr>
+              <w:t xml:space="preserve">3</w:t>
+            </w:r>
+          </w:p>
+        </w:tc>
+        <w:tc>
+          <w:tcPr>
+            <w:tcW w:type="dxa" w:w="2000"/>
+            <w:tcMar>
+              <w:top w:type="dxa" w:w="80"/>
+              <w:left w:type="dxa" w:w="110"/>
+              <w:bottom w:type="dxa" w:w="80"/>
+              <w:right w:type="dxa" w:w="110"/>
+            </w:tcMar>
+          </w:tcPr>
+          <w:p>
+            <w:pPr>
+              <w:spacing w:line="252"/>
+            </w:pPr>
+            <w:r>
+              <w:rPr>
+                <w:rFonts w:ascii="Arial" w:cs="Arial" w:eastAsia="Arial" w:hAnsi="Arial"/>
+                <w:color w:val="1F2937"/>
+                <w:sz w:val="17"/>
+                <w:szCs w:val="17"/>
+              </w:rPr>
+              <w:t xml:space="preserve">[cargo]</w:t>
+            </w:r>
+          </w:p>
+        </w:tc>
+        <w:tc>
+          <w:tcPr>
+            <w:tcW w:type="dxa" w:w="4160"/>
+            <w:tcMar>
+              <w:top w:type="dxa" w:w="80"/>
+              <w:left w:type="dxa" w:w="110"/>
+              <w:bottom w:type="dxa" w:w="80"/>
+              <w:right w:type="dxa" w:w="110"/>
+            </w:tcMar>
+          </w:tcPr>
+          <w:p>
+            <w:pPr>
+              <w:spacing w:line="252"/>
+            </w:pPr>
+            <w:r>
+              <w:rPr>
+                <w:rFonts w:ascii="Arial" w:cs="Arial" w:eastAsia="Arial" w:hAnsi="Arial"/>
+                <w:color w:val="1F2937"/>
+                <w:sz w:val="17"/>
+                <w:szCs w:val="17"/>
+              </w:rPr>
+              <w:t xml:space="preserve">[qué hace]</w:t>
+            </w:r>
+          </w:p>
+        </w:tc>
+        <w:tc>
+          <w:tcPr>
+            <w:tcW w:type="dxa" w:w="2500"/>
+            <w:tcMar>
+              <w:top w:type="dxa" w:w="80"/>
+              <w:left w:type="dxa" w:w="110"/>
+              <w:bottom w:type="dxa" w:w="80"/>
+              <w:right w:type="dxa" w:w="110"/>
+            </w:tcMar>
+          </w:tcPr>
+          <w:p>
+            <w:pPr>
+              <w:spacing w:line="252"/>
+            </w:pPr>
+            <w:r>
+              <w:rPr>
+                <w:rFonts w:ascii="Arial" w:cs="Arial" w:eastAsia="Arial" w:hAnsi="Arial"/>
+                <w:color w:val="1F2937"/>
+                <w:sz w:val="17"/>
+                <w:szCs w:val="17"/>
+              </w:rPr>
+              <w:t xml:space="preserve">[documento]</w:t>
+            </w:r>
+          </w:p>
+        </w:tc>
+      </w:tr>
+    </w:tbl>
+    <w:p>
+      <w:pPr>
+        <w:spacing w:after="180" w:line="276"/>
+      </w:pPr>
+      <w:r>
+        <w:rPr>
+          <w:rFonts w:ascii="Arial" w:cs="Arial" w:eastAsia="Arial" w:hAnsi="Arial"/>
+          <w:color w:val="1F2937"/>
+          <w:sz w:val="20"/>
+          <w:szCs w:val="20"/>
+        </w:rPr>
+        <w:t xml:space="preserve">Plazo aplicable a este procedimiento: [días hábiles o naturales, o la periodicidad].</w:t>
+      </w:r>
+    </w:p>
+    <w:p>
+      <w:pPr>
         <w:keepNext/>
         <w:spacing w:after="60" w:before="160"/>
       </w:pPr>
@@ -6275,6 +9838,24 @@
           <w:szCs w:val="17"/>
         </w:rPr>
         <w:t xml:space="preserve"> — «Los mecanismos para dar seguimiento y acumular actos u operaciones que en lo individual se celebren con las personas Clientes o Usuarias, cuyo monto por suma acumulada alcance o supere los umbrales establecidos en cada caso, para la presentación de Avisos»</w:t>
+      </w:r>
+    </w:p>
+    <w:p>
+      <w:pPr>
+        <w:pStyle w:val="Heading2"/>
+        <w:keepNext/>
+        <w:spacing w:after="80" w:before="240"/>
+      </w:pPr>
+      <w:r>
+        <w:rPr>
+          <w:rFonts w:ascii="Arial" w:cs="Arial" w:eastAsia="Arial" w:hAnsi="Arial"/>
+          <w:b/>
+          <w:bCs/>
+          <w:color w:val="12224A"/>
+          <w:sz w:val="22"/>
+          <w:szCs w:val="22"/>
+        </w:rPr>
+        <w:t xml:space="preserve">9.1  CRITERIO</w:t>
       </w:r>
     </w:p>
     <w:p>
@@ -6514,6 +10095,497 @@
     </w:tbl>
     <w:p>
       <w:pPr>
+        <w:pStyle w:val="Heading2"/>
+        <w:keepNext/>
+        <w:spacing w:after="80" w:before="240"/>
+      </w:pPr>
+      <w:r>
+        <w:rPr>
+          <w:rFonts w:ascii="Arial" w:cs="Arial" w:eastAsia="Arial" w:hAnsi="Arial"/>
+          <w:b/>
+          <w:bCs/>
+          <w:color w:val="12224A"/>
+          <w:sz w:val="22"/>
+          <w:szCs w:val="22"/>
+        </w:rPr>
+        <w:t xml:space="preserve">9.2  PROCEDIMIENTO</w:t>
+      </w:r>
+    </w:p>
+    <w:p>
+      <w:pPr>
+        <w:spacing w:after="140" w:line="276"/>
+      </w:pPr>
+      <w:r>
+        <w:rPr>
+          <w:rFonts w:ascii="Arial" w:cs="Arial" w:eastAsia="Arial" w:hAnsi="Arial"/>
+          <w:color w:val="1F2937"/>
+          <w:sz w:val="20"/>
+          <w:szCs w:val="20"/>
+        </w:rPr>
+        <w:t xml:space="preserve">Sustituya los renglones de ejemplo por los pasos reales de su operación. Un paso por renglón, en el orden en que ocurre. La columna del documento es la que se enseña en una visita: si un paso no deja documento, no es un paso, es una intención.</w:t>
+      </w:r>
+    </w:p>
+    <w:tbl>
+      <w:tblPr>
+        <w:tblW w:type="dxa" w:w="9360"/>
+        <w:tblBorders>
+          <w:top w:val="single" w:color="auto" w:sz="4"/>
+          <w:left w:val="single" w:color="auto" w:sz="4"/>
+          <w:bottom w:val="single" w:color="auto" w:sz="4"/>
+          <w:right w:val="single" w:color="auto" w:sz="4"/>
+          <w:insideH w:val="single" w:color="auto" w:sz="4"/>
+          <w:insideV w:val="single" w:color="auto" w:sz="4"/>
+        </w:tblBorders>
+        <w:tblLayout w:type="fixed"/>
+      </w:tblPr>
+      <w:tblGrid>
+        <w:gridCol w:w="700"/>
+        <w:gridCol w:w="2000"/>
+        <w:gridCol w:w="4160"/>
+        <w:gridCol w:w="2500"/>
+      </w:tblGrid>
+      <w:tr>
+        <w:trPr>
+          <w:cantSplit/>
+          <w:tblHeader/>
+        </w:trPr>
+        <w:tc>
+          <w:tcPr>
+            <w:tcW w:type="dxa" w:w="700"/>
+            <w:shd w:fill="12224A" w:val="clear"/>
+            <w:tcMar>
+              <w:top w:type="dxa" w:w="80"/>
+              <w:left w:type="dxa" w:w="110"/>
+              <w:bottom w:type="dxa" w:w="80"/>
+              <w:right w:type="dxa" w:w="110"/>
+            </w:tcMar>
+          </w:tcPr>
+          <w:p>
+            <w:r>
+              <w:rPr>
+                <w:rFonts w:ascii="Arial" w:cs="Arial" w:eastAsia="Arial" w:hAnsi="Arial"/>
+                <w:b/>
+                <w:bCs/>
+                <w:color w:val="FFFFFF"/>
+                <w:sz w:val="17"/>
+                <w:szCs w:val="17"/>
+              </w:rPr>
+              <w:t xml:space="preserve">No.</w:t>
+            </w:r>
+          </w:p>
+        </w:tc>
+        <w:tc>
+          <w:tcPr>
+            <w:tcW w:type="dxa" w:w="2000"/>
+            <w:shd w:fill="12224A" w:val="clear"/>
+            <w:tcMar>
+              <w:top w:type="dxa" w:w="80"/>
+              <w:left w:type="dxa" w:w="110"/>
+              <w:bottom w:type="dxa" w:w="80"/>
+              <w:right w:type="dxa" w:w="110"/>
+            </w:tcMar>
+          </w:tcPr>
+          <w:p>
+            <w:r>
+              <w:rPr>
+                <w:rFonts w:ascii="Arial" w:cs="Arial" w:eastAsia="Arial" w:hAnsi="Arial"/>
+                <w:b/>
+                <w:bCs/>
+                <w:color w:val="FFFFFF"/>
+                <w:sz w:val="17"/>
+                <w:szCs w:val="17"/>
+              </w:rPr>
+              <w:t xml:space="preserve">Responsable</w:t>
+            </w:r>
+          </w:p>
+        </w:tc>
+        <w:tc>
+          <w:tcPr>
+            <w:tcW w:type="dxa" w:w="4160"/>
+            <w:shd w:fill="12224A" w:val="clear"/>
+            <w:tcMar>
+              <w:top w:type="dxa" w:w="80"/>
+              <w:left w:type="dxa" w:w="110"/>
+              <w:bottom w:type="dxa" w:w="80"/>
+              <w:right w:type="dxa" w:w="110"/>
+            </w:tcMar>
+          </w:tcPr>
+          <w:p>
+            <w:r>
+              <w:rPr>
+                <w:rFonts w:ascii="Arial" w:cs="Arial" w:eastAsia="Arial" w:hAnsi="Arial"/>
+                <w:b/>
+                <w:bCs/>
+                <w:color w:val="FFFFFF"/>
+                <w:sz w:val="17"/>
+                <w:szCs w:val="17"/>
+              </w:rPr>
+              <w:t xml:space="preserve">Actividad</w:t>
+            </w:r>
+          </w:p>
+        </w:tc>
+        <w:tc>
+          <w:tcPr>
+            <w:tcW w:type="dxa" w:w="2500"/>
+            <w:shd w:fill="12224A" w:val="clear"/>
+            <w:tcMar>
+              <w:top w:type="dxa" w:w="80"/>
+              <w:left w:type="dxa" w:w="110"/>
+              <w:bottom w:type="dxa" w:w="80"/>
+              <w:right w:type="dxa" w:w="110"/>
+            </w:tcMar>
+          </w:tcPr>
+          <w:p>
+            <w:r>
+              <w:rPr>
+                <w:rFonts w:ascii="Arial" w:cs="Arial" w:eastAsia="Arial" w:hAnsi="Arial"/>
+                <w:b/>
+                <w:bCs/>
+                <w:color w:val="FFFFFF"/>
+                <w:sz w:val="17"/>
+                <w:szCs w:val="17"/>
+              </w:rPr>
+              <w:t xml:space="preserve">Documento que genera</w:t>
+            </w:r>
+          </w:p>
+        </w:tc>
+      </w:tr>
+      <w:tr>
+        <w:trPr>
+          <w:cantSplit/>
+        </w:trPr>
+        <w:tc>
+          <w:tcPr>
+            <w:tcW w:type="dxa" w:w="700"/>
+            <w:tcMar>
+              <w:top w:type="dxa" w:w="80"/>
+              <w:left w:type="dxa" w:w="110"/>
+              <w:bottom w:type="dxa" w:w="80"/>
+              <w:right w:type="dxa" w:w="110"/>
+            </w:tcMar>
+          </w:tcPr>
+          <w:p>
+            <w:pPr>
+              <w:spacing w:line="252"/>
+            </w:pPr>
+            <w:r>
+              <w:rPr>
+                <w:rFonts w:ascii="Arial" w:cs="Arial" w:eastAsia="Arial" w:hAnsi="Arial"/>
+                <w:color w:val="1F2937"/>
+                <w:sz w:val="17"/>
+                <w:szCs w:val="17"/>
+              </w:rPr>
+              <w:t xml:space="preserve">1</w:t>
+            </w:r>
+          </w:p>
+        </w:tc>
+        <w:tc>
+          <w:tcPr>
+            <w:tcW w:type="dxa" w:w="2000"/>
+            <w:tcMar>
+              <w:top w:type="dxa" w:w="80"/>
+              <w:left w:type="dxa" w:w="110"/>
+              <w:bottom w:type="dxa" w:w="80"/>
+              <w:right w:type="dxa" w:w="110"/>
+            </w:tcMar>
+          </w:tcPr>
+          <w:p>
+            <w:pPr>
+              <w:spacing w:line="252"/>
+            </w:pPr>
+            <w:r>
+              <w:rPr>
+                <w:rFonts w:ascii="Arial" w:cs="Arial" w:eastAsia="Arial" w:hAnsi="Arial"/>
+                <w:color w:val="1F2937"/>
+                <w:sz w:val="17"/>
+                <w:szCs w:val="17"/>
+              </w:rPr>
+              <w:t xml:space="preserve">[cargo, no nombre]</w:t>
+            </w:r>
+          </w:p>
+        </w:tc>
+        <w:tc>
+          <w:tcPr>
+            <w:tcW w:type="dxa" w:w="4160"/>
+            <w:tcMar>
+              <w:top w:type="dxa" w:w="80"/>
+              <w:left w:type="dxa" w:w="110"/>
+              <w:bottom w:type="dxa" w:w="80"/>
+              <w:right w:type="dxa" w:w="110"/>
+            </w:tcMar>
+          </w:tcPr>
+          <w:p>
+            <w:pPr>
+              <w:spacing w:line="252"/>
+            </w:pPr>
+            <w:r>
+              <w:rPr>
+                <w:rFonts w:ascii="Arial" w:cs="Arial" w:eastAsia="Arial" w:hAnsi="Arial"/>
+                <w:color w:val="1F2937"/>
+                <w:sz w:val="17"/>
+                <w:szCs w:val="17"/>
+              </w:rPr>
+              <w:t xml:space="preserve">[qué hace, con qué verbo de acción]</w:t>
+            </w:r>
+          </w:p>
+        </w:tc>
+        <w:tc>
+          <w:tcPr>
+            <w:tcW w:type="dxa" w:w="2500"/>
+            <w:tcMar>
+              <w:top w:type="dxa" w:w="80"/>
+              <w:left w:type="dxa" w:w="110"/>
+              <w:bottom w:type="dxa" w:w="80"/>
+              <w:right w:type="dxa" w:w="110"/>
+            </w:tcMar>
+          </w:tcPr>
+          <w:p>
+            <w:pPr>
+              <w:spacing w:line="252"/>
+            </w:pPr>
+            <w:r>
+              <w:rPr>
+                <w:rFonts w:ascii="Arial" w:cs="Arial" w:eastAsia="Arial" w:hAnsi="Arial"/>
+                <w:color w:val="1F2937"/>
+                <w:sz w:val="17"/>
+                <w:szCs w:val="17"/>
+              </w:rPr>
+              <w:t xml:space="preserve">[formato, bitácora, acuse o registro]</w:t>
+            </w:r>
+          </w:p>
+        </w:tc>
+      </w:tr>
+      <w:tr>
+        <w:trPr>
+          <w:cantSplit/>
+        </w:trPr>
+        <w:tc>
+          <w:tcPr>
+            <w:tcW w:type="dxa" w:w="700"/>
+            <w:shd w:fill="F9FAFB" w:val="clear"/>
+            <w:tcMar>
+              <w:top w:type="dxa" w:w="80"/>
+              <w:left w:type="dxa" w:w="110"/>
+              <w:bottom w:type="dxa" w:w="80"/>
+              <w:right w:type="dxa" w:w="110"/>
+            </w:tcMar>
+          </w:tcPr>
+          <w:p>
+            <w:pPr>
+              <w:spacing w:line="252"/>
+            </w:pPr>
+            <w:r>
+              <w:rPr>
+                <w:rFonts w:ascii="Arial" w:cs="Arial" w:eastAsia="Arial" w:hAnsi="Arial"/>
+                <w:color w:val="1F2937"/>
+                <w:sz w:val="17"/>
+                <w:szCs w:val="17"/>
+              </w:rPr>
+              <w:t xml:space="preserve">2</w:t>
+            </w:r>
+          </w:p>
+        </w:tc>
+        <w:tc>
+          <w:tcPr>
+            <w:tcW w:type="dxa" w:w="2000"/>
+            <w:shd w:fill="F9FAFB" w:val="clear"/>
+            <w:tcMar>
+              <w:top w:type="dxa" w:w="80"/>
+              <w:left w:type="dxa" w:w="110"/>
+              <w:bottom w:type="dxa" w:w="80"/>
+              <w:right w:type="dxa" w:w="110"/>
+            </w:tcMar>
+          </w:tcPr>
+          <w:p>
+            <w:pPr>
+              <w:spacing w:line="252"/>
+            </w:pPr>
+            <w:r>
+              <w:rPr>
+                <w:rFonts w:ascii="Arial" w:cs="Arial" w:eastAsia="Arial" w:hAnsi="Arial"/>
+                <w:color w:val="1F2937"/>
+                <w:sz w:val="17"/>
+                <w:szCs w:val="17"/>
+              </w:rPr>
+              <w:t xml:space="preserve">[cargo]</w:t>
+            </w:r>
+          </w:p>
+        </w:tc>
+        <w:tc>
+          <w:tcPr>
+            <w:tcW w:type="dxa" w:w="4160"/>
+            <w:shd w:fill="F9FAFB" w:val="clear"/>
+            <w:tcMar>
+              <w:top w:type="dxa" w:w="80"/>
+              <w:left w:type="dxa" w:w="110"/>
+              <w:bottom w:type="dxa" w:w="80"/>
+              <w:right w:type="dxa" w:w="110"/>
+            </w:tcMar>
+          </w:tcPr>
+          <w:p>
+            <w:pPr>
+              <w:spacing w:line="252"/>
+            </w:pPr>
+            <w:r>
+              <w:rPr>
+                <w:rFonts w:ascii="Arial" w:cs="Arial" w:eastAsia="Arial" w:hAnsi="Arial"/>
+                <w:color w:val="1F2937"/>
+                <w:sz w:val="17"/>
+                <w:szCs w:val="17"/>
+              </w:rPr>
+              <w:t xml:space="preserve">[qué hace]</w:t>
+            </w:r>
+          </w:p>
+        </w:tc>
+        <w:tc>
+          <w:tcPr>
+            <w:tcW w:type="dxa" w:w="2500"/>
+            <w:shd w:fill="F9FAFB" w:val="clear"/>
+            <w:tcMar>
+              <w:top w:type="dxa" w:w="80"/>
+              <w:left w:type="dxa" w:w="110"/>
+              <w:bottom w:type="dxa" w:w="80"/>
+              <w:right w:type="dxa" w:w="110"/>
+            </w:tcMar>
+          </w:tcPr>
+          <w:p>
+            <w:pPr>
+              <w:spacing w:line="252"/>
+            </w:pPr>
+            <w:r>
+              <w:rPr>
+                <w:rFonts w:ascii="Arial" w:cs="Arial" w:eastAsia="Arial" w:hAnsi="Arial"/>
+                <w:color w:val="1F2937"/>
+                <w:sz w:val="17"/>
+                <w:szCs w:val="17"/>
+              </w:rPr>
+              <w:t xml:space="preserve">[documento]</w:t>
+            </w:r>
+          </w:p>
+        </w:tc>
+      </w:tr>
+      <w:tr>
+        <w:trPr>
+          <w:cantSplit/>
+        </w:trPr>
+        <w:tc>
+          <w:tcPr>
+            <w:tcW w:type="dxa" w:w="700"/>
+            <w:tcMar>
+              <w:top w:type="dxa" w:w="80"/>
+              <w:left w:type="dxa" w:w="110"/>
+              <w:bottom w:type="dxa" w:w="80"/>
+              <w:right w:type="dxa" w:w="110"/>
+            </w:tcMar>
+          </w:tcPr>
+          <w:p>
+            <w:pPr>
+              <w:spacing w:line="252"/>
+            </w:pPr>
+            <w:r>
+              <w:rPr>
+                <w:rFonts w:ascii="Arial" w:cs="Arial" w:eastAsia="Arial" w:hAnsi="Arial"/>
+                <w:color w:val="1F2937"/>
+                <w:sz w:val="17"/>
+                <w:szCs w:val="17"/>
+              </w:rPr>
+              <w:t xml:space="preserve">3</w:t>
+            </w:r>
+          </w:p>
+        </w:tc>
+        <w:tc>
+          <w:tcPr>
+            <w:tcW w:type="dxa" w:w="2000"/>
+            <w:tcMar>
+              <w:top w:type="dxa" w:w="80"/>
+              <w:left w:type="dxa" w:w="110"/>
+              <w:bottom w:type="dxa" w:w="80"/>
+              <w:right w:type="dxa" w:w="110"/>
+            </w:tcMar>
+          </w:tcPr>
+          <w:p>
+            <w:pPr>
+              <w:spacing w:line="252"/>
+            </w:pPr>
+            <w:r>
+              <w:rPr>
+                <w:rFonts w:ascii="Arial" w:cs="Arial" w:eastAsia="Arial" w:hAnsi="Arial"/>
+                <w:color w:val="1F2937"/>
+                <w:sz w:val="17"/>
+                <w:szCs w:val="17"/>
+              </w:rPr>
+              <w:t xml:space="preserve">[cargo]</w:t>
+            </w:r>
+          </w:p>
+        </w:tc>
+        <w:tc>
+          <w:tcPr>
+            <w:tcW w:type="dxa" w:w="4160"/>
+            <w:tcMar>
+              <w:top w:type="dxa" w:w="80"/>
+              <w:left w:type="dxa" w:w="110"/>
+              <w:bottom w:type="dxa" w:w="80"/>
+              <w:right w:type="dxa" w:w="110"/>
+            </w:tcMar>
+          </w:tcPr>
+          <w:p>
+            <w:pPr>
+              <w:spacing w:line="252"/>
+            </w:pPr>
+            <w:r>
+              <w:rPr>
+                <w:rFonts w:ascii="Arial" w:cs="Arial" w:eastAsia="Arial" w:hAnsi="Arial"/>
+                <w:color w:val="1F2937"/>
+                <w:sz w:val="17"/>
+                <w:szCs w:val="17"/>
+              </w:rPr>
+              <w:t xml:space="preserve">[qué hace]</w:t>
+            </w:r>
+          </w:p>
+        </w:tc>
+        <w:tc>
+          <w:tcPr>
+            <w:tcW w:type="dxa" w:w="2500"/>
+            <w:tcMar>
+              <w:top w:type="dxa" w:w="80"/>
+              <w:left w:type="dxa" w:w="110"/>
+              <w:bottom w:type="dxa" w:w="80"/>
+              <w:right w:type="dxa" w:w="110"/>
+            </w:tcMar>
+          </w:tcPr>
+          <w:p>
+            <w:pPr>
+              <w:spacing w:line="252"/>
+            </w:pPr>
+            <w:r>
+              <w:rPr>
+                <w:rFonts w:ascii="Arial" w:cs="Arial" w:eastAsia="Arial" w:hAnsi="Arial"/>
+                <w:color w:val="1F2937"/>
+                <w:sz w:val="17"/>
+                <w:szCs w:val="17"/>
+              </w:rPr>
+              <w:t xml:space="preserve">[documento]</w:t>
+            </w:r>
+          </w:p>
+        </w:tc>
+      </w:tr>
+    </w:tbl>
+    <w:p>
+      <w:pPr>
+        <w:spacing w:after="180" w:line="276"/>
+      </w:pPr>
+      <w:r>
+        <w:rPr>
+          <w:rFonts w:ascii="Arial" w:cs="Arial" w:eastAsia="Arial" w:hAnsi="Arial"/>
+          <w:color w:val="1F2937"/>
+          <w:sz w:val="20"/>
+          <w:szCs w:val="20"/>
+        </w:rPr>
+        <w:t xml:space="preserve">Plazo aplicable a este procedimiento: [días hábiles o naturales, o la periodicidad].</w:t>
+      </w:r>
+    </w:p>
+    <w:p>
+      <w:pPr>
         <w:keepNext/>
         <w:spacing w:after="60" w:before="160"/>
       </w:pPr>
@@ -6626,6 +10698,24 @@
           <w:szCs w:val="17"/>
         </w:rPr>
         <w:t xml:space="preserve"> — «Los mecanismos utilizados para identificar a las personas publicadas en las listas que emiten autoridades nacionales u organismos internacionales, para evitar el uso de recursos para el financiamiento de organizaciones delictivas, así como de otras actividades ilícitas»</w:t>
+      </w:r>
+    </w:p>
+    <w:p>
+      <w:pPr>
+        <w:pStyle w:val="Heading2"/>
+        <w:keepNext/>
+        <w:spacing w:after="80" w:before="240"/>
+      </w:pPr>
+      <w:r>
+        <w:rPr>
+          <w:rFonts w:ascii="Arial" w:cs="Arial" w:eastAsia="Arial" w:hAnsi="Arial"/>
+          <w:b/>
+          <w:bCs/>
+          <w:color w:val="12224A"/>
+          <w:sz w:val="22"/>
+          <w:szCs w:val="22"/>
+        </w:rPr>
+        <w:t xml:space="preserve">10.1  CRITERIO</w:t>
       </w:r>
     </w:p>
     <w:p>
@@ -6865,6 +10955,497 @@
     </w:tbl>
     <w:p>
       <w:pPr>
+        <w:pStyle w:val="Heading2"/>
+        <w:keepNext/>
+        <w:spacing w:after="80" w:before="240"/>
+      </w:pPr>
+      <w:r>
+        <w:rPr>
+          <w:rFonts w:ascii="Arial" w:cs="Arial" w:eastAsia="Arial" w:hAnsi="Arial"/>
+          <w:b/>
+          <w:bCs/>
+          <w:color w:val="12224A"/>
+          <w:sz w:val="22"/>
+          <w:szCs w:val="22"/>
+        </w:rPr>
+        <w:t xml:space="preserve">10.2  PROCEDIMIENTO</w:t>
+      </w:r>
+    </w:p>
+    <w:p>
+      <w:pPr>
+        <w:spacing w:after="140" w:line="276"/>
+      </w:pPr>
+      <w:r>
+        <w:rPr>
+          <w:rFonts w:ascii="Arial" w:cs="Arial" w:eastAsia="Arial" w:hAnsi="Arial"/>
+          <w:color w:val="1F2937"/>
+          <w:sz w:val="20"/>
+          <w:szCs w:val="20"/>
+        </w:rPr>
+        <w:t xml:space="preserve">Sustituya los renglones de ejemplo por los pasos reales de su operación. Un paso por renglón, en el orden en que ocurre. La columna del documento es la que se enseña en una visita: si un paso no deja documento, no es un paso, es una intención.</w:t>
+      </w:r>
+    </w:p>
+    <w:tbl>
+      <w:tblPr>
+        <w:tblW w:type="dxa" w:w="9360"/>
+        <w:tblBorders>
+          <w:top w:val="single" w:color="auto" w:sz="4"/>
+          <w:left w:val="single" w:color="auto" w:sz="4"/>
+          <w:bottom w:val="single" w:color="auto" w:sz="4"/>
+          <w:right w:val="single" w:color="auto" w:sz="4"/>
+          <w:insideH w:val="single" w:color="auto" w:sz="4"/>
+          <w:insideV w:val="single" w:color="auto" w:sz="4"/>
+        </w:tblBorders>
+        <w:tblLayout w:type="fixed"/>
+      </w:tblPr>
+      <w:tblGrid>
+        <w:gridCol w:w="700"/>
+        <w:gridCol w:w="2000"/>
+        <w:gridCol w:w="4160"/>
+        <w:gridCol w:w="2500"/>
+      </w:tblGrid>
+      <w:tr>
+        <w:trPr>
+          <w:cantSplit/>
+          <w:tblHeader/>
+        </w:trPr>
+        <w:tc>
+          <w:tcPr>
+            <w:tcW w:type="dxa" w:w="700"/>
+            <w:shd w:fill="12224A" w:val="clear"/>
+            <w:tcMar>
+              <w:top w:type="dxa" w:w="80"/>
+              <w:left w:type="dxa" w:w="110"/>
+              <w:bottom w:type="dxa" w:w="80"/>
+              <w:right w:type="dxa" w:w="110"/>
+            </w:tcMar>
+          </w:tcPr>
+          <w:p>
+            <w:r>
+              <w:rPr>
+                <w:rFonts w:ascii="Arial" w:cs="Arial" w:eastAsia="Arial" w:hAnsi="Arial"/>
+                <w:b/>
+                <w:bCs/>
+                <w:color w:val="FFFFFF"/>
+                <w:sz w:val="17"/>
+                <w:szCs w:val="17"/>
+              </w:rPr>
+              <w:t xml:space="preserve">No.</w:t>
+            </w:r>
+          </w:p>
+        </w:tc>
+        <w:tc>
+          <w:tcPr>
+            <w:tcW w:type="dxa" w:w="2000"/>
+            <w:shd w:fill="12224A" w:val="clear"/>
+            <w:tcMar>
+              <w:top w:type="dxa" w:w="80"/>
+              <w:left w:type="dxa" w:w="110"/>
+              <w:bottom w:type="dxa" w:w="80"/>
+              <w:right w:type="dxa" w:w="110"/>
+            </w:tcMar>
+          </w:tcPr>
+          <w:p>
+            <w:r>
+              <w:rPr>
+                <w:rFonts w:ascii="Arial" w:cs="Arial" w:eastAsia="Arial" w:hAnsi="Arial"/>
+                <w:b/>
+                <w:bCs/>
+                <w:color w:val="FFFFFF"/>
+                <w:sz w:val="17"/>
+                <w:szCs w:val="17"/>
+              </w:rPr>
+              <w:t xml:space="preserve">Responsable</w:t>
+            </w:r>
+          </w:p>
+        </w:tc>
+        <w:tc>
+          <w:tcPr>
+            <w:tcW w:type="dxa" w:w="4160"/>
+            <w:shd w:fill="12224A" w:val="clear"/>
+            <w:tcMar>
+              <w:top w:type="dxa" w:w="80"/>
+              <w:left w:type="dxa" w:w="110"/>
+              <w:bottom w:type="dxa" w:w="80"/>
+              <w:right w:type="dxa" w:w="110"/>
+            </w:tcMar>
+          </w:tcPr>
+          <w:p>
+            <w:r>
+              <w:rPr>
+                <w:rFonts w:ascii="Arial" w:cs="Arial" w:eastAsia="Arial" w:hAnsi="Arial"/>
+                <w:b/>
+                <w:bCs/>
+                <w:color w:val="FFFFFF"/>
+                <w:sz w:val="17"/>
+                <w:szCs w:val="17"/>
+              </w:rPr>
+              <w:t xml:space="preserve">Actividad</w:t>
+            </w:r>
+          </w:p>
+        </w:tc>
+        <w:tc>
+          <w:tcPr>
+            <w:tcW w:type="dxa" w:w="2500"/>
+            <w:shd w:fill="12224A" w:val="clear"/>
+            <w:tcMar>
+              <w:top w:type="dxa" w:w="80"/>
+              <w:left w:type="dxa" w:w="110"/>
+              <w:bottom w:type="dxa" w:w="80"/>
+              <w:right w:type="dxa" w:w="110"/>
+            </w:tcMar>
+          </w:tcPr>
+          <w:p>
+            <w:r>
+              <w:rPr>
+                <w:rFonts w:ascii="Arial" w:cs="Arial" w:eastAsia="Arial" w:hAnsi="Arial"/>
+                <w:b/>
+                <w:bCs/>
+                <w:color w:val="FFFFFF"/>
+                <w:sz w:val="17"/>
+                <w:szCs w:val="17"/>
+              </w:rPr>
+              <w:t xml:space="preserve">Documento que genera</w:t>
+            </w:r>
+          </w:p>
+        </w:tc>
+      </w:tr>
+      <w:tr>
+        <w:trPr>
+          <w:cantSplit/>
+        </w:trPr>
+        <w:tc>
+          <w:tcPr>
+            <w:tcW w:type="dxa" w:w="700"/>
+            <w:tcMar>
+              <w:top w:type="dxa" w:w="80"/>
+              <w:left w:type="dxa" w:w="110"/>
+              <w:bottom w:type="dxa" w:w="80"/>
+              <w:right w:type="dxa" w:w="110"/>
+            </w:tcMar>
+          </w:tcPr>
+          <w:p>
+            <w:pPr>
+              <w:spacing w:line="252"/>
+            </w:pPr>
+            <w:r>
+              <w:rPr>
+                <w:rFonts w:ascii="Arial" w:cs="Arial" w:eastAsia="Arial" w:hAnsi="Arial"/>
+                <w:color w:val="1F2937"/>
+                <w:sz w:val="17"/>
+                <w:szCs w:val="17"/>
+              </w:rPr>
+              <w:t xml:space="preserve">1</w:t>
+            </w:r>
+          </w:p>
+        </w:tc>
+        <w:tc>
+          <w:tcPr>
+            <w:tcW w:type="dxa" w:w="2000"/>
+            <w:tcMar>
+              <w:top w:type="dxa" w:w="80"/>
+              <w:left w:type="dxa" w:w="110"/>
+              <w:bottom w:type="dxa" w:w="80"/>
+              <w:right w:type="dxa" w:w="110"/>
+            </w:tcMar>
+          </w:tcPr>
+          <w:p>
+            <w:pPr>
+              <w:spacing w:line="252"/>
+            </w:pPr>
+            <w:r>
+              <w:rPr>
+                <w:rFonts w:ascii="Arial" w:cs="Arial" w:eastAsia="Arial" w:hAnsi="Arial"/>
+                <w:color w:val="1F2937"/>
+                <w:sz w:val="17"/>
+                <w:szCs w:val="17"/>
+              </w:rPr>
+              <w:t xml:space="preserve">[cargo, no nombre]</w:t>
+            </w:r>
+          </w:p>
+        </w:tc>
+        <w:tc>
+          <w:tcPr>
+            <w:tcW w:type="dxa" w:w="4160"/>
+            <w:tcMar>
+              <w:top w:type="dxa" w:w="80"/>
+              <w:left w:type="dxa" w:w="110"/>
+              <w:bottom w:type="dxa" w:w="80"/>
+              <w:right w:type="dxa" w:w="110"/>
+            </w:tcMar>
+          </w:tcPr>
+          <w:p>
+            <w:pPr>
+              <w:spacing w:line="252"/>
+            </w:pPr>
+            <w:r>
+              <w:rPr>
+                <w:rFonts w:ascii="Arial" w:cs="Arial" w:eastAsia="Arial" w:hAnsi="Arial"/>
+                <w:color w:val="1F2937"/>
+                <w:sz w:val="17"/>
+                <w:szCs w:val="17"/>
+              </w:rPr>
+              <w:t xml:space="preserve">[qué hace, con qué verbo de acción]</w:t>
+            </w:r>
+          </w:p>
+        </w:tc>
+        <w:tc>
+          <w:tcPr>
+            <w:tcW w:type="dxa" w:w="2500"/>
+            <w:tcMar>
+              <w:top w:type="dxa" w:w="80"/>
+              <w:left w:type="dxa" w:w="110"/>
+              <w:bottom w:type="dxa" w:w="80"/>
+              <w:right w:type="dxa" w:w="110"/>
+            </w:tcMar>
+          </w:tcPr>
+          <w:p>
+            <w:pPr>
+              <w:spacing w:line="252"/>
+            </w:pPr>
+            <w:r>
+              <w:rPr>
+                <w:rFonts w:ascii="Arial" w:cs="Arial" w:eastAsia="Arial" w:hAnsi="Arial"/>
+                <w:color w:val="1F2937"/>
+                <w:sz w:val="17"/>
+                <w:szCs w:val="17"/>
+              </w:rPr>
+              <w:t xml:space="preserve">[formato, bitácora, acuse o registro]</w:t>
+            </w:r>
+          </w:p>
+        </w:tc>
+      </w:tr>
+      <w:tr>
+        <w:trPr>
+          <w:cantSplit/>
+        </w:trPr>
+        <w:tc>
+          <w:tcPr>
+            <w:tcW w:type="dxa" w:w="700"/>
+            <w:shd w:fill="F9FAFB" w:val="clear"/>
+            <w:tcMar>
+              <w:top w:type="dxa" w:w="80"/>
+              <w:left w:type="dxa" w:w="110"/>
+              <w:bottom w:type="dxa" w:w="80"/>
+              <w:right w:type="dxa" w:w="110"/>
+            </w:tcMar>
+          </w:tcPr>
+          <w:p>
+            <w:pPr>
+              <w:spacing w:line="252"/>
+            </w:pPr>
+            <w:r>
+              <w:rPr>
+                <w:rFonts w:ascii="Arial" w:cs="Arial" w:eastAsia="Arial" w:hAnsi="Arial"/>
+                <w:color w:val="1F2937"/>
+                <w:sz w:val="17"/>
+                <w:szCs w:val="17"/>
+              </w:rPr>
+              <w:t xml:space="preserve">2</w:t>
+            </w:r>
+          </w:p>
+        </w:tc>
+        <w:tc>
+          <w:tcPr>
+            <w:tcW w:type="dxa" w:w="2000"/>
+            <w:shd w:fill="F9FAFB" w:val="clear"/>
+            <w:tcMar>
+              <w:top w:type="dxa" w:w="80"/>
+              <w:left w:type="dxa" w:w="110"/>
+              <w:bottom w:type="dxa" w:w="80"/>
+              <w:right w:type="dxa" w:w="110"/>
+            </w:tcMar>
+          </w:tcPr>
+          <w:p>
+            <w:pPr>
+              <w:spacing w:line="252"/>
+            </w:pPr>
+            <w:r>
+              <w:rPr>
+                <w:rFonts w:ascii="Arial" w:cs="Arial" w:eastAsia="Arial" w:hAnsi="Arial"/>
+                <w:color w:val="1F2937"/>
+                <w:sz w:val="17"/>
+                <w:szCs w:val="17"/>
+              </w:rPr>
+              <w:t xml:space="preserve">[cargo]</w:t>
+            </w:r>
+          </w:p>
+        </w:tc>
+        <w:tc>
+          <w:tcPr>
+            <w:tcW w:type="dxa" w:w="4160"/>
+            <w:shd w:fill="F9FAFB" w:val="clear"/>
+            <w:tcMar>
+              <w:top w:type="dxa" w:w="80"/>
+              <w:left w:type="dxa" w:w="110"/>
+              <w:bottom w:type="dxa" w:w="80"/>
+              <w:right w:type="dxa" w:w="110"/>
+            </w:tcMar>
+          </w:tcPr>
+          <w:p>
+            <w:pPr>
+              <w:spacing w:line="252"/>
+            </w:pPr>
+            <w:r>
+              <w:rPr>
+                <w:rFonts w:ascii="Arial" w:cs="Arial" w:eastAsia="Arial" w:hAnsi="Arial"/>
+                <w:color w:val="1F2937"/>
+                <w:sz w:val="17"/>
+                <w:szCs w:val="17"/>
+              </w:rPr>
+              <w:t xml:space="preserve">[qué hace]</w:t>
+            </w:r>
+          </w:p>
+        </w:tc>
+        <w:tc>
+          <w:tcPr>
+            <w:tcW w:type="dxa" w:w="2500"/>
+            <w:shd w:fill="F9FAFB" w:val="clear"/>
+            <w:tcMar>
+              <w:top w:type="dxa" w:w="80"/>
+              <w:left w:type="dxa" w:w="110"/>
+              <w:bottom w:type="dxa" w:w="80"/>
+              <w:right w:type="dxa" w:w="110"/>
+            </w:tcMar>
+          </w:tcPr>
+          <w:p>
+            <w:pPr>
+              <w:spacing w:line="252"/>
+            </w:pPr>
+            <w:r>
+              <w:rPr>
+                <w:rFonts w:ascii="Arial" w:cs="Arial" w:eastAsia="Arial" w:hAnsi="Arial"/>
+                <w:color w:val="1F2937"/>
+                <w:sz w:val="17"/>
+                <w:szCs w:val="17"/>
+              </w:rPr>
+              <w:t xml:space="preserve">[documento]</w:t>
+            </w:r>
+          </w:p>
+        </w:tc>
+      </w:tr>
+      <w:tr>
+        <w:trPr>
+          <w:cantSplit/>
+        </w:trPr>
+        <w:tc>
+          <w:tcPr>
+            <w:tcW w:type="dxa" w:w="700"/>
+            <w:tcMar>
+              <w:top w:type="dxa" w:w="80"/>
+              <w:left w:type="dxa" w:w="110"/>
+              <w:bottom w:type="dxa" w:w="80"/>
+              <w:right w:type="dxa" w:w="110"/>
+            </w:tcMar>
+          </w:tcPr>
+          <w:p>
+            <w:pPr>
+              <w:spacing w:line="252"/>
+            </w:pPr>
+            <w:r>
+              <w:rPr>
+                <w:rFonts w:ascii="Arial" w:cs="Arial" w:eastAsia="Arial" w:hAnsi="Arial"/>
+                <w:color w:val="1F2937"/>
+                <w:sz w:val="17"/>
+                <w:szCs w:val="17"/>
+              </w:rPr>
+              <w:t xml:space="preserve">3</w:t>
+            </w:r>
+          </w:p>
+        </w:tc>
+        <w:tc>
+          <w:tcPr>
+            <w:tcW w:type="dxa" w:w="2000"/>
+            <w:tcMar>
+              <w:top w:type="dxa" w:w="80"/>
+              <w:left w:type="dxa" w:w="110"/>
+              <w:bottom w:type="dxa" w:w="80"/>
+              <w:right w:type="dxa" w:w="110"/>
+            </w:tcMar>
+          </w:tcPr>
+          <w:p>
+            <w:pPr>
+              <w:spacing w:line="252"/>
+            </w:pPr>
+            <w:r>
+              <w:rPr>
+                <w:rFonts w:ascii="Arial" w:cs="Arial" w:eastAsia="Arial" w:hAnsi="Arial"/>
+                <w:color w:val="1F2937"/>
+                <w:sz w:val="17"/>
+                <w:szCs w:val="17"/>
+              </w:rPr>
+              <w:t xml:space="preserve">[cargo]</w:t>
+            </w:r>
+          </w:p>
+        </w:tc>
+        <w:tc>
+          <w:tcPr>
+            <w:tcW w:type="dxa" w:w="4160"/>
+            <w:tcMar>
+              <w:top w:type="dxa" w:w="80"/>
+              <w:left w:type="dxa" w:w="110"/>
+              <w:bottom w:type="dxa" w:w="80"/>
+              <w:right w:type="dxa" w:w="110"/>
+            </w:tcMar>
+          </w:tcPr>
+          <w:p>
+            <w:pPr>
+              <w:spacing w:line="252"/>
+            </w:pPr>
+            <w:r>
+              <w:rPr>
+                <w:rFonts w:ascii="Arial" w:cs="Arial" w:eastAsia="Arial" w:hAnsi="Arial"/>
+                <w:color w:val="1F2937"/>
+                <w:sz w:val="17"/>
+                <w:szCs w:val="17"/>
+              </w:rPr>
+              <w:t xml:space="preserve">[qué hace]</w:t>
+            </w:r>
+          </w:p>
+        </w:tc>
+        <w:tc>
+          <w:tcPr>
+            <w:tcW w:type="dxa" w:w="2500"/>
+            <w:tcMar>
+              <w:top w:type="dxa" w:w="80"/>
+              <w:left w:type="dxa" w:w="110"/>
+              <w:bottom w:type="dxa" w:w="80"/>
+              <w:right w:type="dxa" w:w="110"/>
+            </w:tcMar>
+          </w:tcPr>
+          <w:p>
+            <w:pPr>
+              <w:spacing w:line="252"/>
+            </w:pPr>
+            <w:r>
+              <w:rPr>
+                <w:rFonts w:ascii="Arial" w:cs="Arial" w:eastAsia="Arial" w:hAnsi="Arial"/>
+                <w:color w:val="1F2937"/>
+                <w:sz w:val="17"/>
+                <w:szCs w:val="17"/>
+              </w:rPr>
+              <w:t xml:space="preserve">[documento]</w:t>
+            </w:r>
+          </w:p>
+        </w:tc>
+      </w:tr>
+    </w:tbl>
+    <w:p>
+      <w:pPr>
+        <w:spacing w:after="180" w:line="276"/>
+      </w:pPr>
+      <w:r>
+        <w:rPr>
+          <w:rFonts w:ascii="Arial" w:cs="Arial" w:eastAsia="Arial" w:hAnsi="Arial"/>
+          <w:color w:val="1F2937"/>
+          <w:sz w:val="20"/>
+          <w:szCs w:val="20"/>
+        </w:rPr>
+        <w:t xml:space="preserve">Plazo aplicable a este procedimiento: [días hábiles o naturales, o la periodicidad].</w:t>
+      </w:r>
+    </w:p>
+    <w:p>
+      <w:pPr>
         <w:keepNext/>
         <w:spacing w:after="60" w:before="160"/>
       </w:pPr>
@@ -6977,6 +11558,24 @@
           <w:szCs w:val="17"/>
         </w:rPr>
         <w:t xml:space="preserve"> — «Las funciones y responsabilidades de la persona Representante Encargada de Cumplimiento a que se refiere el artículo 20 de la Ley»</w:t>
+      </w:r>
+    </w:p>
+    <w:p>
+      <w:pPr>
+        <w:pStyle w:val="Heading2"/>
+        <w:keepNext/>
+        <w:spacing w:after="80" w:before="240"/>
+      </w:pPr>
+      <w:r>
+        <w:rPr>
+          <w:rFonts w:ascii="Arial" w:cs="Arial" w:eastAsia="Arial" w:hAnsi="Arial"/>
+          <w:b/>
+          <w:bCs/>
+          <w:color w:val="12224A"/>
+          <w:sz w:val="22"/>
+          <w:szCs w:val="22"/>
+        </w:rPr>
+        <w:t xml:space="preserve">11.1  CRITERIO</w:t>
       </w:r>
     </w:p>
     <w:p>
@@ -7314,6 +11913,497 @@
     </w:tbl>
     <w:p>
       <w:pPr>
+        <w:pStyle w:val="Heading2"/>
+        <w:keepNext/>
+        <w:spacing w:after="80" w:before="240"/>
+      </w:pPr>
+      <w:r>
+        <w:rPr>
+          <w:rFonts w:ascii="Arial" w:cs="Arial" w:eastAsia="Arial" w:hAnsi="Arial"/>
+          <w:b/>
+          <w:bCs/>
+          <w:color w:val="12224A"/>
+          <w:sz w:val="22"/>
+          <w:szCs w:val="22"/>
+        </w:rPr>
+        <w:t xml:space="preserve">11.2  PROCEDIMIENTO</w:t>
+      </w:r>
+    </w:p>
+    <w:p>
+      <w:pPr>
+        <w:spacing w:after="140" w:line="276"/>
+      </w:pPr>
+      <w:r>
+        <w:rPr>
+          <w:rFonts w:ascii="Arial" w:cs="Arial" w:eastAsia="Arial" w:hAnsi="Arial"/>
+          <w:color w:val="1F2937"/>
+          <w:sz w:val="20"/>
+          <w:szCs w:val="20"/>
+        </w:rPr>
+        <w:t xml:space="preserve">Sustituya los renglones de ejemplo por los pasos reales de su operación. Un paso por renglón, en el orden en que ocurre. La columna del documento es la que se enseña en una visita: si un paso no deja documento, no es un paso, es una intención.</w:t>
+      </w:r>
+    </w:p>
+    <w:tbl>
+      <w:tblPr>
+        <w:tblW w:type="dxa" w:w="9360"/>
+        <w:tblBorders>
+          <w:top w:val="single" w:color="auto" w:sz="4"/>
+          <w:left w:val="single" w:color="auto" w:sz="4"/>
+          <w:bottom w:val="single" w:color="auto" w:sz="4"/>
+          <w:right w:val="single" w:color="auto" w:sz="4"/>
+          <w:insideH w:val="single" w:color="auto" w:sz="4"/>
+          <w:insideV w:val="single" w:color="auto" w:sz="4"/>
+        </w:tblBorders>
+        <w:tblLayout w:type="fixed"/>
+      </w:tblPr>
+      <w:tblGrid>
+        <w:gridCol w:w="700"/>
+        <w:gridCol w:w="2000"/>
+        <w:gridCol w:w="4160"/>
+        <w:gridCol w:w="2500"/>
+      </w:tblGrid>
+      <w:tr>
+        <w:trPr>
+          <w:cantSplit/>
+          <w:tblHeader/>
+        </w:trPr>
+        <w:tc>
+          <w:tcPr>
+            <w:tcW w:type="dxa" w:w="700"/>
+            <w:shd w:fill="12224A" w:val="clear"/>
+            <w:tcMar>
+              <w:top w:type="dxa" w:w="80"/>
+              <w:left w:type="dxa" w:w="110"/>
+              <w:bottom w:type="dxa" w:w="80"/>
+              <w:right w:type="dxa" w:w="110"/>
+            </w:tcMar>
+          </w:tcPr>
+          <w:p>
+            <w:r>
+              <w:rPr>
+                <w:rFonts w:ascii="Arial" w:cs="Arial" w:eastAsia="Arial" w:hAnsi="Arial"/>
+                <w:b/>
+                <w:bCs/>
+                <w:color w:val="FFFFFF"/>
+                <w:sz w:val="17"/>
+                <w:szCs w:val="17"/>
+              </w:rPr>
+              <w:t xml:space="preserve">No.</w:t>
+            </w:r>
+          </w:p>
+        </w:tc>
+        <w:tc>
+          <w:tcPr>
+            <w:tcW w:type="dxa" w:w="2000"/>
+            <w:shd w:fill="12224A" w:val="clear"/>
+            <w:tcMar>
+              <w:top w:type="dxa" w:w="80"/>
+              <w:left w:type="dxa" w:w="110"/>
+              <w:bottom w:type="dxa" w:w="80"/>
+              <w:right w:type="dxa" w:w="110"/>
+            </w:tcMar>
+          </w:tcPr>
+          <w:p>
+            <w:r>
+              <w:rPr>
+                <w:rFonts w:ascii="Arial" w:cs="Arial" w:eastAsia="Arial" w:hAnsi="Arial"/>
+                <w:b/>
+                <w:bCs/>
+                <w:color w:val="FFFFFF"/>
+                <w:sz w:val="17"/>
+                <w:szCs w:val="17"/>
+              </w:rPr>
+              <w:t xml:space="preserve">Responsable</w:t>
+            </w:r>
+          </w:p>
+        </w:tc>
+        <w:tc>
+          <w:tcPr>
+            <w:tcW w:type="dxa" w:w="4160"/>
+            <w:shd w:fill="12224A" w:val="clear"/>
+            <w:tcMar>
+              <w:top w:type="dxa" w:w="80"/>
+              <w:left w:type="dxa" w:w="110"/>
+              <w:bottom w:type="dxa" w:w="80"/>
+              <w:right w:type="dxa" w:w="110"/>
+            </w:tcMar>
+          </w:tcPr>
+          <w:p>
+            <w:r>
+              <w:rPr>
+                <w:rFonts w:ascii="Arial" w:cs="Arial" w:eastAsia="Arial" w:hAnsi="Arial"/>
+                <w:b/>
+                <w:bCs/>
+                <w:color w:val="FFFFFF"/>
+                <w:sz w:val="17"/>
+                <w:szCs w:val="17"/>
+              </w:rPr>
+              <w:t xml:space="preserve">Actividad</w:t>
+            </w:r>
+          </w:p>
+        </w:tc>
+        <w:tc>
+          <w:tcPr>
+            <w:tcW w:type="dxa" w:w="2500"/>
+            <w:shd w:fill="12224A" w:val="clear"/>
+            <w:tcMar>
+              <w:top w:type="dxa" w:w="80"/>
+              <w:left w:type="dxa" w:w="110"/>
+              <w:bottom w:type="dxa" w:w="80"/>
+              <w:right w:type="dxa" w:w="110"/>
+            </w:tcMar>
+          </w:tcPr>
+          <w:p>
+            <w:r>
+              <w:rPr>
+                <w:rFonts w:ascii="Arial" w:cs="Arial" w:eastAsia="Arial" w:hAnsi="Arial"/>
+                <w:b/>
+                <w:bCs/>
+                <w:color w:val="FFFFFF"/>
+                <w:sz w:val="17"/>
+                <w:szCs w:val="17"/>
+              </w:rPr>
+              <w:t xml:space="preserve">Documento que genera</w:t>
+            </w:r>
+          </w:p>
+        </w:tc>
+      </w:tr>
+      <w:tr>
+        <w:trPr>
+          <w:cantSplit/>
+        </w:trPr>
+        <w:tc>
+          <w:tcPr>
+            <w:tcW w:type="dxa" w:w="700"/>
+            <w:tcMar>
+              <w:top w:type="dxa" w:w="80"/>
+              <w:left w:type="dxa" w:w="110"/>
+              <w:bottom w:type="dxa" w:w="80"/>
+              <w:right w:type="dxa" w:w="110"/>
+            </w:tcMar>
+          </w:tcPr>
+          <w:p>
+            <w:pPr>
+              <w:spacing w:line="252"/>
+            </w:pPr>
+            <w:r>
+              <w:rPr>
+                <w:rFonts w:ascii="Arial" w:cs="Arial" w:eastAsia="Arial" w:hAnsi="Arial"/>
+                <w:color w:val="1F2937"/>
+                <w:sz w:val="17"/>
+                <w:szCs w:val="17"/>
+              </w:rPr>
+              <w:t xml:space="preserve">1</w:t>
+            </w:r>
+          </w:p>
+        </w:tc>
+        <w:tc>
+          <w:tcPr>
+            <w:tcW w:type="dxa" w:w="2000"/>
+            <w:tcMar>
+              <w:top w:type="dxa" w:w="80"/>
+              <w:left w:type="dxa" w:w="110"/>
+              <w:bottom w:type="dxa" w:w="80"/>
+              <w:right w:type="dxa" w:w="110"/>
+            </w:tcMar>
+          </w:tcPr>
+          <w:p>
+            <w:pPr>
+              <w:spacing w:line="252"/>
+            </w:pPr>
+            <w:r>
+              <w:rPr>
+                <w:rFonts w:ascii="Arial" w:cs="Arial" w:eastAsia="Arial" w:hAnsi="Arial"/>
+                <w:color w:val="1F2937"/>
+                <w:sz w:val="17"/>
+                <w:szCs w:val="17"/>
+              </w:rPr>
+              <w:t xml:space="preserve">[cargo, no nombre]</w:t>
+            </w:r>
+          </w:p>
+        </w:tc>
+        <w:tc>
+          <w:tcPr>
+            <w:tcW w:type="dxa" w:w="4160"/>
+            <w:tcMar>
+              <w:top w:type="dxa" w:w="80"/>
+              <w:left w:type="dxa" w:w="110"/>
+              <w:bottom w:type="dxa" w:w="80"/>
+              <w:right w:type="dxa" w:w="110"/>
+            </w:tcMar>
+          </w:tcPr>
+          <w:p>
+            <w:pPr>
+              <w:spacing w:line="252"/>
+            </w:pPr>
+            <w:r>
+              <w:rPr>
+                <w:rFonts w:ascii="Arial" w:cs="Arial" w:eastAsia="Arial" w:hAnsi="Arial"/>
+                <w:color w:val="1F2937"/>
+                <w:sz w:val="17"/>
+                <w:szCs w:val="17"/>
+              </w:rPr>
+              <w:t xml:space="preserve">[qué hace, con qué verbo de acción]</w:t>
+            </w:r>
+          </w:p>
+        </w:tc>
+        <w:tc>
+          <w:tcPr>
+            <w:tcW w:type="dxa" w:w="2500"/>
+            <w:tcMar>
+              <w:top w:type="dxa" w:w="80"/>
+              <w:left w:type="dxa" w:w="110"/>
+              <w:bottom w:type="dxa" w:w="80"/>
+              <w:right w:type="dxa" w:w="110"/>
+            </w:tcMar>
+          </w:tcPr>
+          <w:p>
+            <w:pPr>
+              <w:spacing w:line="252"/>
+            </w:pPr>
+            <w:r>
+              <w:rPr>
+                <w:rFonts w:ascii="Arial" w:cs="Arial" w:eastAsia="Arial" w:hAnsi="Arial"/>
+                <w:color w:val="1F2937"/>
+                <w:sz w:val="17"/>
+                <w:szCs w:val="17"/>
+              </w:rPr>
+              <w:t xml:space="preserve">[formato, bitácora, acuse o registro]</w:t>
+            </w:r>
+          </w:p>
+        </w:tc>
+      </w:tr>
+      <w:tr>
+        <w:trPr>
+          <w:cantSplit/>
+        </w:trPr>
+        <w:tc>
+          <w:tcPr>
+            <w:tcW w:type="dxa" w:w="700"/>
+            <w:shd w:fill="F9FAFB" w:val="clear"/>
+            <w:tcMar>
+              <w:top w:type="dxa" w:w="80"/>
+              <w:left w:type="dxa" w:w="110"/>
+              <w:bottom w:type="dxa" w:w="80"/>
+              <w:right w:type="dxa" w:w="110"/>
+            </w:tcMar>
+          </w:tcPr>
+          <w:p>
+            <w:pPr>
+              <w:spacing w:line="252"/>
+            </w:pPr>
+            <w:r>
+              <w:rPr>
+                <w:rFonts w:ascii="Arial" w:cs="Arial" w:eastAsia="Arial" w:hAnsi="Arial"/>
+                <w:color w:val="1F2937"/>
+                <w:sz w:val="17"/>
+                <w:szCs w:val="17"/>
+              </w:rPr>
+              <w:t xml:space="preserve">2</w:t>
+            </w:r>
+          </w:p>
+        </w:tc>
+        <w:tc>
+          <w:tcPr>
+            <w:tcW w:type="dxa" w:w="2000"/>
+            <w:shd w:fill="F9FAFB" w:val="clear"/>
+            <w:tcMar>
+              <w:top w:type="dxa" w:w="80"/>
+              <w:left w:type="dxa" w:w="110"/>
+              <w:bottom w:type="dxa" w:w="80"/>
+              <w:right w:type="dxa" w:w="110"/>
+            </w:tcMar>
+          </w:tcPr>
+          <w:p>
+            <w:pPr>
+              <w:spacing w:line="252"/>
+            </w:pPr>
+            <w:r>
+              <w:rPr>
+                <w:rFonts w:ascii="Arial" w:cs="Arial" w:eastAsia="Arial" w:hAnsi="Arial"/>
+                <w:color w:val="1F2937"/>
+                <w:sz w:val="17"/>
+                <w:szCs w:val="17"/>
+              </w:rPr>
+              <w:t xml:space="preserve">[cargo]</w:t>
+            </w:r>
+          </w:p>
+        </w:tc>
+        <w:tc>
+          <w:tcPr>
+            <w:tcW w:type="dxa" w:w="4160"/>
+            <w:shd w:fill="F9FAFB" w:val="clear"/>
+            <w:tcMar>
+              <w:top w:type="dxa" w:w="80"/>
+              <w:left w:type="dxa" w:w="110"/>
+              <w:bottom w:type="dxa" w:w="80"/>
+              <w:right w:type="dxa" w:w="110"/>
+            </w:tcMar>
+          </w:tcPr>
+          <w:p>
+            <w:pPr>
+              <w:spacing w:line="252"/>
+            </w:pPr>
+            <w:r>
+              <w:rPr>
+                <w:rFonts w:ascii="Arial" w:cs="Arial" w:eastAsia="Arial" w:hAnsi="Arial"/>
+                <w:color w:val="1F2937"/>
+                <w:sz w:val="17"/>
+                <w:szCs w:val="17"/>
+              </w:rPr>
+              <w:t xml:space="preserve">[qué hace]</w:t>
+            </w:r>
+          </w:p>
+        </w:tc>
+        <w:tc>
+          <w:tcPr>
+            <w:tcW w:type="dxa" w:w="2500"/>
+            <w:shd w:fill="F9FAFB" w:val="clear"/>
+            <w:tcMar>
+              <w:top w:type="dxa" w:w="80"/>
+              <w:left w:type="dxa" w:w="110"/>
+              <w:bottom w:type="dxa" w:w="80"/>
+              <w:right w:type="dxa" w:w="110"/>
+            </w:tcMar>
+          </w:tcPr>
+          <w:p>
+            <w:pPr>
+              <w:spacing w:line="252"/>
+            </w:pPr>
+            <w:r>
+              <w:rPr>
+                <w:rFonts w:ascii="Arial" w:cs="Arial" w:eastAsia="Arial" w:hAnsi="Arial"/>
+                <w:color w:val="1F2937"/>
+                <w:sz w:val="17"/>
+                <w:szCs w:val="17"/>
+              </w:rPr>
+              <w:t xml:space="preserve">[documento]</w:t>
+            </w:r>
+          </w:p>
+        </w:tc>
+      </w:tr>
+      <w:tr>
+        <w:trPr>
+          <w:cantSplit/>
+        </w:trPr>
+        <w:tc>
+          <w:tcPr>
+            <w:tcW w:type="dxa" w:w="700"/>
+            <w:tcMar>
+              <w:top w:type="dxa" w:w="80"/>
+              <w:left w:type="dxa" w:w="110"/>
+              <w:bottom w:type="dxa" w:w="80"/>
+              <w:right w:type="dxa" w:w="110"/>
+            </w:tcMar>
+          </w:tcPr>
+          <w:p>
+            <w:pPr>
+              <w:spacing w:line="252"/>
+            </w:pPr>
+            <w:r>
+              <w:rPr>
+                <w:rFonts w:ascii="Arial" w:cs="Arial" w:eastAsia="Arial" w:hAnsi="Arial"/>
+                <w:color w:val="1F2937"/>
+                <w:sz w:val="17"/>
+                <w:szCs w:val="17"/>
+              </w:rPr>
+              <w:t xml:space="preserve">3</w:t>
+            </w:r>
+          </w:p>
+        </w:tc>
+        <w:tc>
+          <w:tcPr>
+            <w:tcW w:type="dxa" w:w="2000"/>
+            <w:tcMar>
+              <w:top w:type="dxa" w:w="80"/>
+              <w:left w:type="dxa" w:w="110"/>
+              <w:bottom w:type="dxa" w:w="80"/>
+              <w:right w:type="dxa" w:w="110"/>
+            </w:tcMar>
+          </w:tcPr>
+          <w:p>
+            <w:pPr>
+              <w:spacing w:line="252"/>
+            </w:pPr>
+            <w:r>
+              <w:rPr>
+                <w:rFonts w:ascii="Arial" w:cs="Arial" w:eastAsia="Arial" w:hAnsi="Arial"/>
+                <w:color w:val="1F2937"/>
+                <w:sz w:val="17"/>
+                <w:szCs w:val="17"/>
+              </w:rPr>
+              <w:t xml:space="preserve">[cargo]</w:t>
+            </w:r>
+          </w:p>
+        </w:tc>
+        <w:tc>
+          <w:tcPr>
+            <w:tcW w:type="dxa" w:w="4160"/>
+            <w:tcMar>
+              <w:top w:type="dxa" w:w="80"/>
+              <w:left w:type="dxa" w:w="110"/>
+              <w:bottom w:type="dxa" w:w="80"/>
+              <w:right w:type="dxa" w:w="110"/>
+            </w:tcMar>
+          </w:tcPr>
+          <w:p>
+            <w:pPr>
+              <w:spacing w:line="252"/>
+            </w:pPr>
+            <w:r>
+              <w:rPr>
+                <w:rFonts w:ascii="Arial" w:cs="Arial" w:eastAsia="Arial" w:hAnsi="Arial"/>
+                <w:color w:val="1F2937"/>
+                <w:sz w:val="17"/>
+                <w:szCs w:val="17"/>
+              </w:rPr>
+              <w:t xml:space="preserve">[qué hace]</w:t>
+            </w:r>
+          </w:p>
+        </w:tc>
+        <w:tc>
+          <w:tcPr>
+            <w:tcW w:type="dxa" w:w="2500"/>
+            <w:tcMar>
+              <w:top w:type="dxa" w:w="80"/>
+              <w:left w:type="dxa" w:w="110"/>
+              <w:bottom w:type="dxa" w:w="80"/>
+              <w:right w:type="dxa" w:w="110"/>
+            </w:tcMar>
+          </w:tcPr>
+          <w:p>
+            <w:pPr>
+              <w:spacing w:line="252"/>
+            </w:pPr>
+            <w:r>
+              <w:rPr>
+                <w:rFonts w:ascii="Arial" w:cs="Arial" w:eastAsia="Arial" w:hAnsi="Arial"/>
+                <w:color w:val="1F2937"/>
+                <w:sz w:val="17"/>
+                <w:szCs w:val="17"/>
+              </w:rPr>
+              <w:t xml:space="preserve">[documento]</w:t>
+            </w:r>
+          </w:p>
+        </w:tc>
+      </w:tr>
+    </w:tbl>
+    <w:p>
+      <w:pPr>
+        <w:spacing w:after="180" w:line="276"/>
+      </w:pPr>
+      <w:r>
+        <w:rPr>
+          <w:rFonts w:ascii="Arial" w:cs="Arial" w:eastAsia="Arial" w:hAnsi="Arial"/>
+          <w:color w:val="1F2937"/>
+          <w:sz w:val="20"/>
+          <w:szCs w:val="20"/>
+        </w:rPr>
+        <w:t xml:space="preserve">Plazo aplicable a este procedimiento: [días hábiles o naturales, o la periodicidad].</w:t>
+      </w:r>
+    </w:p>
+    <w:p>
+      <w:pPr>
         <w:keepNext/>
         <w:spacing w:after="60" w:before="160"/>
       </w:pPr>
@@ -7426,6 +12516,24 @@
           <w:szCs w:val="17"/>
         </w:rPr>
         <w:t xml:space="preserve"> — «Los programas de capacitación»</w:t>
+      </w:r>
+    </w:p>
+    <w:p>
+      <w:pPr>
+        <w:pStyle w:val="Heading2"/>
+        <w:keepNext/>
+        <w:spacing w:after="80" w:before="240"/>
+      </w:pPr>
+      <w:r>
+        <w:rPr>
+          <w:rFonts w:ascii="Arial" w:cs="Arial" w:eastAsia="Arial" w:hAnsi="Arial"/>
+          <w:b/>
+          <w:bCs/>
+          <w:color w:val="12224A"/>
+          <w:sz w:val="22"/>
+          <w:szCs w:val="22"/>
+        </w:rPr>
+        <w:t xml:space="preserve">12.1  CRITERIO</w:t>
       </w:r>
     </w:p>
     <w:p>
@@ -7709,6 +12817,497 @@
     </w:p>
     <w:p>
       <w:pPr>
+        <w:pStyle w:val="Heading2"/>
+        <w:keepNext/>
+        <w:spacing w:after="80" w:before="240"/>
+      </w:pPr>
+      <w:r>
+        <w:rPr>
+          <w:rFonts w:ascii="Arial" w:cs="Arial" w:eastAsia="Arial" w:hAnsi="Arial"/>
+          <w:b/>
+          <w:bCs/>
+          <w:color w:val="12224A"/>
+          <w:sz w:val="22"/>
+          <w:szCs w:val="22"/>
+        </w:rPr>
+        <w:t xml:space="preserve">12.2  PROCEDIMIENTO</w:t>
+      </w:r>
+    </w:p>
+    <w:p>
+      <w:pPr>
+        <w:spacing w:after="140" w:line="276"/>
+      </w:pPr>
+      <w:r>
+        <w:rPr>
+          <w:rFonts w:ascii="Arial" w:cs="Arial" w:eastAsia="Arial" w:hAnsi="Arial"/>
+          <w:color w:val="1F2937"/>
+          <w:sz w:val="20"/>
+          <w:szCs w:val="20"/>
+        </w:rPr>
+        <w:t xml:space="preserve">Sustituya los renglones de ejemplo por los pasos reales de su operación. Un paso por renglón, en el orden en que ocurre. La columna del documento es la que se enseña en una visita: si un paso no deja documento, no es un paso, es una intención.</w:t>
+      </w:r>
+    </w:p>
+    <w:tbl>
+      <w:tblPr>
+        <w:tblW w:type="dxa" w:w="9360"/>
+        <w:tblBorders>
+          <w:top w:val="single" w:color="auto" w:sz="4"/>
+          <w:left w:val="single" w:color="auto" w:sz="4"/>
+          <w:bottom w:val="single" w:color="auto" w:sz="4"/>
+          <w:right w:val="single" w:color="auto" w:sz="4"/>
+          <w:insideH w:val="single" w:color="auto" w:sz="4"/>
+          <w:insideV w:val="single" w:color="auto" w:sz="4"/>
+        </w:tblBorders>
+        <w:tblLayout w:type="fixed"/>
+      </w:tblPr>
+      <w:tblGrid>
+        <w:gridCol w:w="700"/>
+        <w:gridCol w:w="2000"/>
+        <w:gridCol w:w="4160"/>
+        <w:gridCol w:w="2500"/>
+      </w:tblGrid>
+      <w:tr>
+        <w:trPr>
+          <w:cantSplit/>
+          <w:tblHeader/>
+        </w:trPr>
+        <w:tc>
+          <w:tcPr>
+            <w:tcW w:type="dxa" w:w="700"/>
+            <w:shd w:fill="12224A" w:val="clear"/>
+            <w:tcMar>
+              <w:top w:type="dxa" w:w="80"/>
+              <w:left w:type="dxa" w:w="110"/>
+              <w:bottom w:type="dxa" w:w="80"/>
+              <w:right w:type="dxa" w:w="110"/>
+            </w:tcMar>
+          </w:tcPr>
+          <w:p>
+            <w:r>
+              <w:rPr>
+                <w:rFonts w:ascii="Arial" w:cs="Arial" w:eastAsia="Arial" w:hAnsi="Arial"/>
+                <w:b/>
+                <w:bCs/>
+                <w:color w:val="FFFFFF"/>
+                <w:sz w:val="17"/>
+                <w:szCs w:val="17"/>
+              </w:rPr>
+              <w:t xml:space="preserve">No.</w:t>
+            </w:r>
+          </w:p>
+        </w:tc>
+        <w:tc>
+          <w:tcPr>
+            <w:tcW w:type="dxa" w:w="2000"/>
+            <w:shd w:fill="12224A" w:val="clear"/>
+            <w:tcMar>
+              <w:top w:type="dxa" w:w="80"/>
+              <w:left w:type="dxa" w:w="110"/>
+              <w:bottom w:type="dxa" w:w="80"/>
+              <w:right w:type="dxa" w:w="110"/>
+            </w:tcMar>
+          </w:tcPr>
+          <w:p>
+            <w:r>
+              <w:rPr>
+                <w:rFonts w:ascii="Arial" w:cs="Arial" w:eastAsia="Arial" w:hAnsi="Arial"/>
+                <w:b/>
+                <w:bCs/>
+                <w:color w:val="FFFFFF"/>
+                <w:sz w:val="17"/>
+                <w:szCs w:val="17"/>
+              </w:rPr>
+              <w:t xml:space="preserve">Responsable</w:t>
+            </w:r>
+          </w:p>
+        </w:tc>
+        <w:tc>
+          <w:tcPr>
+            <w:tcW w:type="dxa" w:w="4160"/>
+            <w:shd w:fill="12224A" w:val="clear"/>
+            <w:tcMar>
+              <w:top w:type="dxa" w:w="80"/>
+              <w:left w:type="dxa" w:w="110"/>
+              <w:bottom w:type="dxa" w:w="80"/>
+              <w:right w:type="dxa" w:w="110"/>
+            </w:tcMar>
+          </w:tcPr>
+          <w:p>
+            <w:r>
+              <w:rPr>
+                <w:rFonts w:ascii="Arial" w:cs="Arial" w:eastAsia="Arial" w:hAnsi="Arial"/>
+                <w:b/>
+                <w:bCs/>
+                <w:color w:val="FFFFFF"/>
+                <w:sz w:val="17"/>
+                <w:szCs w:val="17"/>
+              </w:rPr>
+              <w:t xml:space="preserve">Actividad</w:t>
+            </w:r>
+          </w:p>
+        </w:tc>
+        <w:tc>
+          <w:tcPr>
+            <w:tcW w:type="dxa" w:w="2500"/>
+            <w:shd w:fill="12224A" w:val="clear"/>
+            <w:tcMar>
+              <w:top w:type="dxa" w:w="80"/>
+              <w:left w:type="dxa" w:w="110"/>
+              <w:bottom w:type="dxa" w:w="80"/>
+              <w:right w:type="dxa" w:w="110"/>
+            </w:tcMar>
+          </w:tcPr>
+          <w:p>
+            <w:r>
+              <w:rPr>
+                <w:rFonts w:ascii="Arial" w:cs="Arial" w:eastAsia="Arial" w:hAnsi="Arial"/>
+                <w:b/>
+                <w:bCs/>
+                <w:color w:val="FFFFFF"/>
+                <w:sz w:val="17"/>
+                <w:szCs w:val="17"/>
+              </w:rPr>
+              <w:t xml:space="preserve">Documento que genera</w:t>
+            </w:r>
+          </w:p>
+        </w:tc>
+      </w:tr>
+      <w:tr>
+        <w:trPr>
+          <w:cantSplit/>
+        </w:trPr>
+        <w:tc>
+          <w:tcPr>
+            <w:tcW w:type="dxa" w:w="700"/>
+            <w:tcMar>
+              <w:top w:type="dxa" w:w="80"/>
+              <w:left w:type="dxa" w:w="110"/>
+              <w:bottom w:type="dxa" w:w="80"/>
+              <w:right w:type="dxa" w:w="110"/>
+            </w:tcMar>
+          </w:tcPr>
+          <w:p>
+            <w:pPr>
+              <w:spacing w:line="252"/>
+            </w:pPr>
+            <w:r>
+              <w:rPr>
+                <w:rFonts w:ascii="Arial" w:cs="Arial" w:eastAsia="Arial" w:hAnsi="Arial"/>
+                <w:color w:val="1F2937"/>
+                <w:sz w:val="17"/>
+                <w:szCs w:val="17"/>
+              </w:rPr>
+              <w:t xml:space="preserve">1</w:t>
+            </w:r>
+          </w:p>
+        </w:tc>
+        <w:tc>
+          <w:tcPr>
+            <w:tcW w:type="dxa" w:w="2000"/>
+            <w:tcMar>
+              <w:top w:type="dxa" w:w="80"/>
+              <w:left w:type="dxa" w:w="110"/>
+              <w:bottom w:type="dxa" w:w="80"/>
+              <w:right w:type="dxa" w:w="110"/>
+            </w:tcMar>
+          </w:tcPr>
+          <w:p>
+            <w:pPr>
+              <w:spacing w:line="252"/>
+            </w:pPr>
+            <w:r>
+              <w:rPr>
+                <w:rFonts w:ascii="Arial" w:cs="Arial" w:eastAsia="Arial" w:hAnsi="Arial"/>
+                <w:color w:val="1F2937"/>
+                <w:sz w:val="17"/>
+                <w:szCs w:val="17"/>
+              </w:rPr>
+              <w:t xml:space="preserve">[cargo, no nombre]</w:t>
+            </w:r>
+          </w:p>
+        </w:tc>
+        <w:tc>
+          <w:tcPr>
+            <w:tcW w:type="dxa" w:w="4160"/>
+            <w:tcMar>
+              <w:top w:type="dxa" w:w="80"/>
+              <w:left w:type="dxa" w:w="110"/>
+              <w:bottom w:type="dxa" w:w="80"/>
+              <w:right w:type="dxa" w:w="110"/>
+            </w:tcMar>
+          </w:tcPr>
+          <w:p>
+            <w:pPr>
+              <w:spacing w:line="252"/>
+            </w:pPr>
+            <w:r>
+              <w:rPr>
+                <w:rFonts w:ascii="Arial" w:cs="Arial" w:eastAsia="Arial" w:hAnsi="Arial"/>
+                <w:color w:val="1F2937"/>
+                <w:sz w:val="17"/>
+                <w:szCs w:val="17"/>
+              </w:rPr>
+              <w:t xml:space="preserve">[qué hace, con qué verbo de acción]</w:t>
+            </w:r>
+          </w:p>
+        </w:tc>
+        <w:tc>
+          <w:tcPr>
+            <w:tcW w:type="dxa" w:w="2500"/>
+            <w:tcMar>
+              <w:top w:type="dxa" w:w="80"/>
+              <w:left w:type="dxa" w:w="110"/>
+              <w:bottom w:type="dxa" w:w="80"/>
+              <w:right w:type="dxa" w:w="110"/>
+            </w:tcMar>
+          </w:tcPr>
+          <w:p>
+            <w:pPr>
+              <w:spacing w:line="252"/>
+            </w:pPr>
+            <w:r>
+              <w:rPr>
+                <w:rFonts w:ascii="Arial" w:cs="Arial" w:eastAsia="Arial" w:hAnsi="Arial"/>
+                <w:color w:val="1F2937"/>
+                <w:sz w:val="17"/>
+                <w:szCs w:val="17"/>
+              </w:rPr>
+              <w:t xml:space="preserve">[formato, bitácora, acuse o registro]</w:t>
+            </w:r>
+          </w:p>
+        </w:tc>
+      </w:tr>
+      <w:tr>
+        <w:trPr>
+          <w:cantSplit/>
+        </w:trPr>
+        <w:tc>
+          <w:tcPr>
+            <w:tcW w:type="dxa" w:w="700"/>
+            <w:shd w:fill="F9FAFB" w:val="clear"/>
+            <w:tcMar>
+              <w:top w:type="dxa" w:w="80"/>
+              <w:left w:type="dxa" w:w="110"/>
+              <w:bottom w:type="dxa" w:w="80"/>
+              <w:right w:type="dxa" w:w="110"/>
+            </w:tcMar>
+          </w:tcPr>
+          <w:p>
+            <w:pPr>
+              <w:spacing w:line="252"/>
+            </w:pPr>
+            <w:r>
+              <w:rPr>
+                <w:rFonts w:ascii="Arial" w:cs="Arial" w:eastAsia="Arial" w:hAnsi="Arial"/>
+                <w:color w:val="1F2937"/>
+                <w:sz w:val="17"/>
+                <w:szCs w:val="17"/>
+              </w:rPr>
+              <w:t xml:space="preserve">2</w:t>
+            </w:r>
+          </w:p>
+        </w:tc>
+        <w:tc>
+          <w:tcPr>
+            <w:tcW w:type="dxa" w:w="2000"/>
+            <w:shd w:fill="F9FAFB" w:val="clear"/>
+            <w:tcMar>
+              <w:top w:type="dxa" w:w="80"/>
+              <w:left w:type="dxa" w:w="110"/>
+              <w:bottom w:type="dxa" w:w="80"/>
+              <w:right w:type="dxa" w:w="110"/>
+            </w:tcMar>
+          </w:tcPr>
+          <w:p>
+            <w:pPr>
+              <w:spacing w:line="252"/>
+            </w:pPr>
+            <w:r>
+              <w:rPr>
+                <w:rFonts w:ascii="Arial" w:cs="Arial" w:eastAsia="Arial" w:hAnsi="Arial"/>
+                <w:color w:val="1F2937"/>
+                <w:sz w:val="17"/>
+                <w:szCs w:val="17"/>
+              </w:rPr>
+              <w:t xml:space="preserve">[cargo]</w:t>
+            </w:r>
+          </w:p>
+        </w:tc>
+        <w:tc>
+          <w:tcPr>
+            <w:tcW w:type="dxa" w:w="4160"/>
+            <w:shd w:fill="F9FAFB" w:val="clear"/>
+            <w:tcMar>
+              <w:top w:type="dxa" w:w="80"/>
+              <w:left w:type="dxa" w:w="110"/>
+              <w:bottom w:type="dxa" w:w="80"/>
+              <w:right w:type="dxa" w:w="110"/>
+            </w:tcMar>
+          </w:tcPr>
+          <w:p>
+            <w:pPr>
+              <w:spacing w:line="252"/>
+            </w:pPr>
+            <w:r>
+              <w:rPr>
+                <w:rFonts w:ascii="Arial" w:cs="Arial" w:eastAsia="Arial" w:hAnsi="Arial"/>
+                <w:color w:val="1F2937"/>
+                <w:sz w:val="17"/>
+                <w:szCs w:val="17"/>
+              </w:rPr>
+              <w:t xml:space="preserve">[qué hace]</w:t>
+            </w:r>
+          </w:p>
+        </w:tc>
+        <w:tc>
+          <w:tcPr>
+            <w:tcW w:type="dxa" w:w="2500"/>
+            <w:shd w:fill="F9FAFB" w:val="clear"/>
+            <w:tcMar>
+              <w:top w:type="dxa" w:w="80"/>
+              <w:left w:type="dxa" w:w="110"/>
+              <w:bottom w:type="dxa" w:w="80"/>
+              <w:right w:type="dxa" w:w="110"/>
+            </w:tcMar>
+          </w:tcPr>
+          <w:p>
+            <w:pPr>
+              <w:spacing w:line="252"/>
+            </w:pPr>
+            <w:r>
+              <w:rPr>
+                <w:rFonts w:ascii="Arial" w:cs="Arial" w:eastAsia="Arial" w:hAnsi="Arial"/>
+                <w:color w:val="1F2937"/>
+                <w:sz w:val="17"/>
+                <w:szCs w:val="17"/>
+              </w:rPr>
+              <w:t xml:space="preserve">[documento]</w:t>
+            </w:r>
+          </w:p>
+        </w:tc>
+      </w:tr>
+      <w:tr>
+        <w:trPr>
+          <w:cantSplit/>
+        </w:trPr>
+        <w:tc>
+          <w:tcPr>
+            <w:tcW w:type="dxa" w:w="700"/>
+            <w:tcMar>
+              <w:top w:type="dxa" w:w="80"/>
+              <w:left w:type="dxa" w:w="110"/>
+              <w:bottom w:type="dxa" w:w="80"/>
+              <w:right w:type="dxa" w:w="110"/>
+            </w:tcMar>
+          </w:tcPr>
+          <w:p>
+            <w:pPr>
+              <w:spacing w:line="252"/>
+            </w:pPr>
+            <w:r>
+              <w:rPr>
+                <w:rFonts w:ascii="Arial" w:cs="Arial" w:eastAsia="Arial" w:hAnsi="Arial"/>
+                <w:color w:val="1F2937"/>
+                <w:sz w:val="17"/>
+                <w:szCs w:val="17"/>
+              </w:rPr>
+              <w:t xml:space="preserve">3</w:t>
+            </w:r>
+          </w:p>
+        </w:tc>
+        <w:tc>
+          <w:tcPr>
+            <w:tcW w:type="dxa" w:w="2000"/>
+            <w:tcMar>
+              <w:top w:type="dxa" w:w="80"/>
+              <w:left w:type="dxa" w:w="110"/>
+              <w:bottom w:type="dxa" w:w="80"/>
+              <w:right w:type="dxa" w:w="110"/>
+            </w:tcMar>
+          </w:tcPr>
+          <w:p>
+            <w:pPr>
+              <w:spacing w:line="252"/>
+            </w:pPr>
+            <w:r>
+              <w:rPr>
+                <w:rFonts w:ascii="Arial" w:cs="Arial" w:eastAsia="Arial" w:hAnsi="Arial"/>
+                <w:color w:val="1F2937"/>
+                <w:sz w:val="17"/>
+                <w:szCs w:val="17"/>
+              </w:rPr>
+              <w:t xml:space="preserve">[cargo]</w:t>
+            </w:r>
+          </w:p>
+        </w:tc>
+        <w:tc>
+          <w:tcPr>
+            <w:tcW w:type="dxa" w:w="4160"/>
+            <w:tcMar>
+              <w:top w:type="dxa" w:w="80"/>
+              <w:left w:type="dxa" w:w="110"/>
+              <w:bottom w:type="dxa" w:w="80"/>
+              <w:right w:type="dxa" w:w="110"/>
+            </w:tcMar>
+          </w:tcPr>
+          <w:p>
+            <w:pPr>
+              <w:spacing w:line="252"/>
+            </w:pPr>
+            <w:r>
+              <w:rPr>
+                <w:rFonts w:ascii="Arial" w:cs="Arial" w:eastAsia="Arial" w:hAnsi="Arial"/>
+                <w:color w:val="1F2937"/>
+                <w:sz w:val="17"/>
+                <w:szCs w:val="17"/>
+              </w:rPr>
+              <w:t xml:space="preserve">[qué hace]</w:t>
+            </w:r>
+          </w:p>
+        </w:tc>
+        <w:tc>
+          <w:tcPr>
+            <w:tcW w:type="dxa" w:w="2500"/>
+            <w:tcMar>
+              <w:top w:type="dxa" w:w="80"/>
+              <w:left w:type="dxa" w:w="110"/>
+              <w:bottom w:type="dxa" w:w="80"/>
+              <w:right w:type="dxa" w:w="110"/>
+            </w:tcMar>
+          </w:tcPr>
+          <w:p>
+            <w:pPr>
+              <w:spacing w:line="252"/>
+            </w:pPr>
+            <w:r>
+              <w:rPr>
+                <w:rFonts w:ascii="Arial" w:cs="Arial" w:eastAsia="Arial" w:hAnsi="Arial"/>
+                <w:color w:val="1F2937"/>
+                <w:sz w:val="17"/>
+                <w:szCs w:val="17"/>
+              </w:rPr>
+              <w:t xml:space="preserve">[documento]</w:t>
+            </w:r>
+          </w:p>
+        </w:tc>
+      </w:tr>
+    </w:tbl>
+    <w:p>
+      <w:pPr>
+        <w:spacing w:after="180" w:line="276"/>
+      </w:pPr>
+      <w:r>
+        <w:rPr>
+          <w:rFonts w:ascii="Arial" w:cs="Arial" w:eastAsia="Arial" w:hAnsi="Arial"/>
+          <w:color w:val="1F2937"/>
+          <w:sz w:val="20"/>
+          <w:szCs w:val="20"/>
+        </w:rPr>
+        <w:t xml:space="preserve">Plazo aplicable a este procedimiento: [días hábiles o naturales, o la periodicidad].</w:t>
+      </w:r>
+    </w:p>
+    <w:p>
+      <w:pPr>
         <w:keepNext/>
         <w:spacing w:after="60" w:before="160"/>
       </w:pPr>
@@ -7836,6 +13435,24 @@
           <w:szCs w:val="17"/>
         </w:rPr>
         <w:t xml:space="preserve"> — «Los mecanismos de control interno, supervisión y auditoría»</w:t>
+      </w:r>
+    </w:p>
+    <w:p>
+      <w:pPr>
+        <w:pStyle w:val="Heading2"/>
+        <w:keepNext/>
+        <w:spacing w:after="80" w:before="240"/>
+      </w:pPr>
+      <w:r>
+        <w:rPr>
+          <w:rFonts w:ascii="Arial" w:cs="Arial" w:eastAsia="Arial" w:hAnsi="Arial"/>
+          <w:b/>
+          <w:bCs/>
+          <w:color w:val="12224A"/>
+          <w:sz w:val="22"/>
+          <w:szCs w:val="22"/>
+        </w:rPr>
+        <w:t xml:space="preserve">13.1  CRITERIO</w:t>
       </w:r>
     </w:p>
     <w:p>
@@ -8091,6 +13708,497 @@
     </w:p>
     <w:p>
       <w:pPr>
+        <w:pStyle w:val="Heading2"/>
+        <w:keepNext/>
+        <w:spacing w:after="80" w:before="240"/>
+      </w:pPr>
+      <w:r>
+        <w:rPr>
+          <w:rFonts w:ascii="Arial" w:cs="Arial" w:eastAsia="Arial" w:hAnsi="Arial"/>
+          <w:b/>
+          <w:bCs/>
+          <w:color w:val="12224A"/>
+          <w:sz w:val="22"/>
+          <w:szCs w:val="22"/>
+        </w:rPr>
+        <w:t xml:space="preserve">13.2  PROCEDIMIENTO</w:t>
+      </w:r>
+    </w:p>
+    <w:p>
+      <w:pPr>
+        <w:spacing w:after="140" w:line="276"/>
+      </w:pPr>
+      <w:r>
+        <w:rPr>
+          <w:rFonts w:ascii="Arial" w:cs="Arial" w:eastAsia="Arial" w:hAnsi="Arial"/>
+          <w:color w:val="1F2937"/>
+          <w:sz w:val="20"/>
+          <w:szCs w:val="20"/>
+        </w:rPr>
+        <w:t xml:space="preserve">Sustituya los renglones de ejemplo por los pasos reales de su operación. Un paso por renglón, en el orden en que ocurre. La columna del documento es la que se enseña en una visita: si un paso no deja documento, no es un paso, es una intención.</w:t>
+      </w:r>
+    </w:p>
+    <w:tbl>
+      <w:tblPr>
+        <w:tblW w:type="dxa" w:w="9360"/>
+        <w:tblBorders>
+          <w:top w:val="single" w:color="auto" w:sz="4"/>
+          <w:left w:val="single" w:color="auto" w:sz="4"/>
+          <w:bottom w:val="single" w:color="auto" w:sz="4"/>
+          <w:right w:val="single" w:color="auto" w:sz="4"/>
+          <w:insideH w:val="single" w:color="auto" w:sz="4"/>
+          <w:insideV w:val="single" w:color="auto" w:sz="4"/>
+        </w:tblBorders>
+        <w:tblLayout w:type="fixed"/>
+      </w:tblPr>
+      <w:tblGrid>
+        <w:gridCol w:w="700"/>
+        <w:gridCol w:w="2000"/>
+        <w:gridCol w:w="4160"/>
+        <w:gridCol w:w="2500"/>
+      </w:tblGrid>
+      <w:tr>
+        <w:trPr>
+          <w:cantSplit/>
+          <w:tblHeader/>
+        </w:trPr>
+        <w:tc>
+          <w:tcPr>
+            <w:tcW w:type="dxa" w:w="700"/>
+            <w:shd w:fill="12224A" w:val="clear"/>
+            <w:tcMar>
+              <w:top w:type="dxa" w:w="80"/>
+              <w:left w:type="dxa" w:w="110"/>
+              <w:bottom w:type="dxa" w:w="80"/>
+              <w:right w:type="dxa" w:w="110"/>
+            </w:tcMar>
+          </w:tcPr>
+          <w:p>
+            <w:r>
+              <w:rPr>
+                <w:rFonts w:ascii="Arial" w:cs="Arial" w:eastAsia="Arial" w:hAnsi="Arial"/>
+                <w:b/>
+                <w:bCs/>
+                <w:color w:val="FFFFFF"/>
+                <w:sz w:val="17"/>
+                <w:szCs w:val="17"/>
+              </w:rPr>
+              <w:t xml:space="preserve">No.</w:t>
+            </w:r>
+          </w:p>
+        </w:tc>
+        <w:tc>
+          <w:tcPr>
+            <w:tcW w:type="dxa" w:w="2000"/>
+            <w:shd w:fill="12224A" w:val="clear"/>
+            <w:tcMar>
+              <w:top w:type="dxa" w:w="80"/>
+              <w:left w:type="dxa" w:w="110"/>
+              <w:bottom w:type="dxa" w:w="80"/>
+              <w:right w:type="dxa" w:w="110"/>
+            </w:tcMar>
+          </w:tcPr>
+          <w:p>
+            <w:r>
+              <w:rPr>
+                <w:rFonts w:ascii="Arial" w:cs="Arial" w:eastAsia="Arial" w:hAnsi="Arial"/>
+                <w:b/>
+                <w:bCs/>
+                <w:color w:val="FFFFFF"/>
+                <w:sz w:val="17"/>
+                <w:szCs w:val="17"/>
+              </w:rPr>
+              <w:t xml:space="preserve">Responsable</w:t>
+            </w:r>
+          </w:p>
+        </w:tc>
+        <w:tc>
+          <w:tcPr>
+            <w:tcW w:type="dxa" w:w="4160"/>
+            <w:shd w:fill="12224A" w:val="clear"/>
+            <w:tcMar>
+              <w:top w:type="dxa" w:w="80"/>
+              <w:left w:type="dxa" w:w="110"/>
+              <w:bottom w:type="dxa" w:w="80"/>
+              <w:right w:type="dxa" w:w="110"/>
+            </w:tcMar>
+          </w:tcPr>
+          <w:p>
+            <w:r>
+              <w:rPr>
+                <w:rFonts w:ascii="Arial" w:cs="Arial" w:eastAsia="Arial" w:hAnsi="Arial"/>
+                <w:b/>
+                <w:bCs/>
+                <w:color w:val="FFFFFF"/>
+                <w:sz w:val="17"/>
+                <w:szCs w:val="17"/>
+              </w:rPr>
+              <w:t xml:space="preserve">Actividad</w:t>
+            </w:r>
+          </w:p>
+        </w:tc>
+        <w:tc>
+          <w:tcPr>
+            <w:tcW w:type="dxa" w:w="2500"/>
+            <w:shd w:fill="12224A" w:val="clear"/>
+            <w:tcMar>
+              <w:top w:type="dxa" w:w="80"/>
+              <w:left w:type="dxa" w:w="110"/>
+              <w:bottom w:type="dxa" w:w="80"/>
+              <w:right w:type="dxa" w:w="110"/>
+            </w:tcMar>
+          </w:tcPr>
+          <w:p>
+            <w:r>
+              <w:rPr>
+                <w:rFonts w:ascii="Arial" w:cs="Arial" w:eastAsia="Arial" w:hAnsi="Arial"/>
+                <w:b/>
+                <w:bCs/>
+                <w:color w:val="FFFFFF"/>
+                <w:sz w:val="17"/>
+                <w:szCs w:val="17"/>
+              </w:rPr>
+              <w:t xml:space="preserve">Documento que genera</w:t>
+            </w:r>
+          </w:p>
+        </w:tc>
+      </w:tr>
+      <w:tr>
+        <w:trPr>
+          <w:cantSplit/>
+        </w:trPr>
+        <w:tc>
+          <w:tcPr>
+            <w:tcW w:type="dxa" w:w="700"/>
+            <w:tcMar>
+              <w:top w:type="dxa" w:w="80"/>
+              <w:left w:type="dxa" w:w="110"/>
+              <w:bottom w:type="dxa" w:w="80"/>
+              <w:right w:type="dxa" w:w="110"/>
+            </w:tcMar>
+          </w:tcPr>
+          <w:p>
+            <w:pPr>
+              <w:spacing w:line="252"/>
+            </w:pPr>
+            <w:r>
+              <w:rPr>
+                <w:rFonts w:ascii="Arial" w:cs="Arial" w:eastAsia="Arial" w:hAnsi="Arial"/>
+                <w:color w:val="1F2937"/>
+                <w:sz w:val="17"/>
+                <w:szCs w:val="17"/>
+              </w:rPr>
+              <w:t xml:space="preserve">1</w:t>
+            </w:r>
+          </w:p>
+        </w:tc>
+        <w:tc>
+          <w:tcPr>
+            <w:tcW w:type="dxa" w:w="2000"/>
+            <w:tcMar>
+              <w:top w:type="dxa" w:w="80"/>
+              <w:left w:type="dxa" w:w="110"/>
+              <w:bottom w:type="dxa" w:w="80"/>
+              <w:right w:type="dxa" w:w="110"/>
+            </w:tcMar>
+          </w:tcPr>
+          <w:p>
+            <w:pPr>
+              <w:spacing w:line="252"/>
+            </w:pPr>
+            <w:r>
+              <w:rPr>
+                <w:rFonts w:ascii="Arial" w:cs="Arial" w:eastAsia="Arial" w:hAnsi="Arial"/>
+                <w:color w:val="1F2937"/>
+                <w:sz w:val="17"/>
+                <w:szCs w:val="17"/>
+              </w:rPr>
+              <w:t xml:space="preserve">[cargo, no nombre]</w:t>
+            </w:r>
+          </w:p>
+        </w:tc>
+        <w:tc>
+          <w:tcPr>
+            <w:tcW w:type="dxa" w:w="4160"/>
+            <w:tcMar>
+              <w:top w:type="dxa" w:w="80"/>
+              <w:left w:type="dxa" w:w="110"/>
+              <w:bottom w:type="dxa" w:w="80"/>
+              <w:right w:type="dxa" w:w="110"/>
+            </w:tcMar>
+          </w:tcPr>
+          <w:p>
+            <w:pPr>
+              <w:spacing w:line="252"/>
+            </w:pPr>
+            <w:r>
+              <w:rPr>
+                <w:rFonts w:ascii="Arial" w:cs="Arial" w:eastAsia="Arial" w:hAnsi="Arial"/>
+                <w:color w:val="1F2937"/>
+                <w:sz w:val="17"/>
+                <w:szCs w:val="17"/>
+              </w:rPr>
+              <w:t xml:space="preserve">[qué hace, con qué verbo de acción]</w:t>
+            </w:r>
+          </w:p>
+        </w:tc>
+        <w:tc>
+          <w:tcPr>
+            <w:tcW w:type="dxa" w:w="2500"/>
+            <w:tcMar>
+              <w:top w:type="dxa" w:w="80"/>
+              <w:left w:type="dxa" w:w="110"/>
+              <w:bottom w:type="dxa" w:w="80"/>
+              <w:right w:type="dxa" w:w="110"/>
+            </w:tcMar>
+          </w:tcPr>
+          <w:p>
+            <w:pPr>
+              <w:spacing w:line="252"/>
+            </w:pPr>
+            <w:r>
+              <w:rPr>
+                <w:rFonts w:ascii="Arial" w:cs="Arial" w:eastAsia="Arial" w:hAnsi="Arial"/>
+                <w:color w:val="1F2937"/>
+                <w:sz w:val="17"/>
+                <w:szCs w:val="17"/>
+              </w:rPr>
+              <w:t xml:space="preserve">[formato, bitácora, acuse o registro]</w:t>
+            </w:r>
+          </w:p>
+        </w:tc>
+      </w:tr>
+      <w:tr>
+        <w:trPr>
+          <w:cantSplit/>
+        </w:trPr>
+        <w:tc>
+          <w:tcPr>
+            <w:tcW w:type="dxa" w:w="700"/>
+            <w:shd w:fill="F9FAFB" w:val="clear"/>
+            <w:tcMar>
+              <w:top w:type="dxa" w:w="80"/>
+              <w:left w:type="dxa" w:w="110"/>
+              <w:bottom w:type="dxa" w:w="80"/>
+              <w:right w:type="dxa" w:w="110"/>
+            </w:tcMar>
+          </w:tcPr>
+          <w:p>
+            <w:pPr>
+              <w:spacing w:line="252"/>
+            </w:pPr>
+            <w:r>
+              <w:rPr>
+                <w:rFonts w:ascii="Arial" w:cs="Arial" w:eastAsia="Arial" w:hAnsi="Arial"/>
+                <w:color w:val="1F2937"/>
+                <w:sz w:val="17"/>
+                <w:szCs w:val="17"/>
+              </w:rPr>
+              <w:t xml:space="preserve">2</w:t>
+            </w:r>
+          </w:p>
+        </w:tc>
+        <w:tc>
+          <w:tcPr>
+            <w:tcW w:type="dxa" w:w="2000"/>
+            <w:shd w:fill="F9FAFB" w:val="clear"/>
+            <w:tcMar>
+              <w:top w:type="dxa" w:w="80"/>
+              <w:left w:type="dxa" w:w="110"/>
+              <w:bottom w:type="dxa" w:w="80"/>
+              <w:right w:type="dxa" w:w="110"/>
+            </w:tcMar>
+          </w:tcPr>
+          <w:p>
+            <w:pPr>
+              <w:spacing w:line="252"/>
+            </w:pPr>
+            <w:r>
+              <w:rPr>
+                <w:rFonts w:ascii="Arial" w:cs="Arial" w:eastAsia="Arial" w:hAnsi="Arial"/>
+                <w:color w:val="1F2937"/>
+                <w:sz w:val="17"/>
+                <w:szCs w:val="17"/>
+              </w:rPr>
+              <w:t xml:space="preserve">[cargo]</w:t>
+            </w:r>
+          </w:p>
+        </w:tc>
+        <w:tc>
+          <w:tcPr>
+            <w:tcW w:type="dxa" w:w="4160"/>
+            <w:shd w:fill="F9FAFB" w:val="clear"/>
+            <w:tcMar>
+              <w:top w:type="dxa" w:w="80"/>
+              <w:left w:type="dxa" w:w="110"/>
+              <w:bottom w:type="dxa" w:w="80"/>
+              <w:right w:type="dxa" w:w="110"/>
+            </w:tcMar>
+          </w:tcPr>
+          <w:p>
+            <w:pPr>
+              <w:spacing w:line="252"/>
+            </w:pPr>
+            <w:r>
+              <w:rPr>
+                <w:rFonts w:ascii="Arial" w:cs="Arial" w:eastAsia="Arial" w:hAnsi="Arial"/>
+                <w:color w:val="1F2937"/>
+                <w:sz w:val="17"/>
+                <w:szCs w:val="17"/>
+              </w:rPr>
+              <w:t xml:space="preserve">[qué hace]</w:t>
+            </w:r>
+          </w:p>
+        </w:tc>
+        <w:tc>
+          <w:tcPr>
+            <w:tcW w:type="dxa" w:w="2500"/>
+            <w:shd w:fill="F9FAFB" w:val="clear"/>
+            <w:tcMar>
+              <w:top w:type="dxa" w:w="80"/>
+              <w:left w:type="dxa" w:w="110"/>
+              <w:bottom w:type="dxa" w:w="80"/>
+              <w:right w:type="dxa" w:w="110"/>
+            </w:tcMar>
+          </w:tcPr>
+          <w:p>
+            <w:pPr>
+              <w:spacing w:line="252"/>
+            </w:pPr>
+            <w:r>
+              <w:rPr>
+                <w:rFonts w:ascii="Arial" w:cs="Arial" w:eastAsia="Arial" w:hAnsi="Arial"/>
+                <w:color w:val="1F2937"/>
+                <w:sz w:val="17"/>
+                <w:szCs w:val="17"/>
+              </w:rPr>
+              <w:t xml:space="preserve">[documento]</w:t>
+            </w:r>
+          </w:p>
+        </w:tc>
+      </w:tr>
+      <w:tr>
+        <w:trPr>
+          <w:cantSplit/>
+        </w:trPr>
+        <w:tc>
+          <w:tcPr>
+            <w:tcW w:type="dxa" w:w="700"/>
+            <w:tcMar>
+              <w:top w:type="dxa" w:w="80"/>
+              <w:left w:type="dxa" w:w="110"/>
+              <w:bottom w:type="dxa" w:w="80"/>
+              <w:right w:type="dxa" w:w="110"/>
+            </w:tcMar>
+          </w:tcPr>
+          <w:p>
+            <w:pPr>
+              <w:spacing w:line="252"/>
+            </w:pPr>
+            <w:r>
+              <w:rPr>
+                <w:rFonts w:ascii="Arial" w:cs="Arial" w:eastAsia="Arial" w:hAnsi="Arial"/>
+                <w:color w:val="1F2937"/>
+                <w:sz w:val="17"/>
+                <w:szCs w:val="17"/>
+              </w:rPr>
+              <w:t xml:space="preserve">3</w:t>
+            </w:r>
+          </w:p>
+        </w:tc>
+        <w:tc>
+          <w:tcPr>
+            <w:tcW w:type="dxa" w:w="2000"/>
+            <w:tcMar>
+              <w:top w:type="dxa" w:w="80"/>
+              <w:left w:type="dxa" w:w="110"/>
+              <w:bottom w:type="dxa" w:w="80"/>
+              <w:right w:type="dxa" w:w="110"/>
+            </w:tcMar>
+          </w:tcPr>
+          <w:p>
+            <w:pPr>
+              <w:spacing w:line="252"/>
+            </w:pPr>
+            <w:r>
+              <w:rPr>
+                <w:rFonts w:ascii="Arial" w:cs="Arial" w:eastAsia="Arial" w:hAnsi="Arial"/>
+                <w:color w:val="1F2937"/>
+                <w:sz w:val="17"/>
+                <w:szCs w:val="17"/>
+              </w:rPr>
+              <w:t xml:space="preserve">[cargo]</w:t>
+            </w:r>
+          </w:p>
+        </w:tc>
+        <w:tc>
+          <w:tcPr>
+            <w:tcW w:type="dxa" w:w="4160"/>
+            <w:tcMar>
+              <w:top w:type="dxa" w:w="80"/>
+              <w:left w:type="dxa" w:w="110"/>
+              <w:bottom w:type="dxa" w:w="80"/>
+              <w:right w:type="dxa" w:w="110"/>
+            </w:tcMar>
+          </w:tcPr>
+          <w:p>
+            <w:pPr>
+              <w:spacing w:line="252"/>
+            </w:pPr>
+            <w:r>
+              <w:rPr>
+                <w:rFonts w:ascii="Arial" w:cs="Arial" w:eastAsia="Arial" w:hAnsi="Arial"/>
+                <w:color w:val="1F2937"/>
+                <w:sz w:val="17"/>
+                <w:szCs w:val="17"/>
+              </w:rPr>
+              <w:t xml:space="preserve">[qué hace]</w:t>
+            </w:r>
+          </w:p>
+        </w:tc>
+        <w:tc>
+          <w:tcPr>
+            <w:tcW w:type="dxa" w:w="2500"/>
+            <w:tcMar>
+              <w:top w:type="dxa" w:w="80"/>
+              <w:left w:type="dxa" w:w="110"/>
+              <w:bottom w:type="dxa" w:w="80"/>
+              <w:right w:type="dxa" w:w="110"/>
+            </w:tcMar>
+          </w:tcPr>
+          <w:p>
+            <w:pPr>
+              <w:spacing w:line="252"/>
+            </w:pPr>
+            <w:r>
+              <w:rPr>
+                <w:rFonts w:ascii="Arial" w:cs="Arial" w:eastAsia="Arial" w:hAnsi="Arial"/>
+                <w:color w:val="1F2937"/>
+                <w:sz w:val="17"/>
+                <w:szCs w:val="17"/>
+              </w:rPr>
+              <w:t xml:space="preserve">[documento]</w:t>
+            </w:r>
+          </w:p>
+        </w:tc>
+      </w:tr>
+    </w:tbl>
+    <w:p>
+      <w:pPr>
+        <w:spacing w:after="180" w:line="276"/>
+      </w:pPr>
+      <w:r>
+        <w:rPr>
+          <w:rFonts w:ascii="Arial" w:cs="Arial" w:eastAsia="Arial" w:hAnsi="Arial"/>
+          <w:color w:val="1F2937"/>
+          <w:sz w:val="20"/>
+          <w:szCs w:val="20"/>
+        </w:rPr>
+        <w:t xml:space="preserve">Plazo aplicable a este procedimiento: [días hábiles o naturales, o la periodicidad].</w:t>
+      </w:r>
+    </w:p>
+    <w:p>
+      <w:pPr>
         <w:keepNext/>
         <w:spacing w:after="60" w:before="160"/>
       </w:pPr>
@@ -8203,6 +14311,24 @@
           <w:szCs w:val="17"/>
         </w:rPr>
         <w:t xml:space="preserve"> — «Las medidas para garantizar la confidencialidad de la información»</w:t>
+      </w:r>
+    </w:p>
+    <w:p>
+      <w:pPr>
+        <w:pStyle w:val="Heading2"/>
+        <w:keepNext/>
+        <w:spacing w:after="80" w:before="240"/>
+      </w:pPr>
+      <w:r>
+        <w:rPr>
+          <w:rFonts w:ascii="Arial" w:cs="Arial" w:eastAsia="Arial" w:hAnsi="Arial"/>
+          <w:b/>
+          <w:bCs/>
+          <w:color w:val="12224A"/>
+          <w:sz w:val="22"/>
+          <w:szCs w:val="22"/>
+        </w:rPr>
+        <w:t xml:space="preserve">14.1  CRITERIO</w:t>
       </w:r>
     </w:p>
     <w:p>
@@ -8442,6 +14568,497 @@
     </w:tbl>
     <w:p>
       <w:pPr>
+        <w:pStyle w:val="Heading2"/>
+        <w:keepNext/>
+        <w:spacing w:after="80" w:before="240"/>
+      </w:pPr>
+      <w:r>
+        <w:rPr>
+          <w:rFonts w:ascii="Arial" w:cs="Arial" w:eastAsia="Arial" w:hAnsi="Arial"/>
+          <w:b/>
+          <w:bCs/>
+          <w:color w:val="12224A"/>
+          <w:sz w:val="22"/>
+          <w:szCs w:val="22"/>
+        </w:rPr>
+        <w:t xml:space="preserve">14.2  PROCEDIMIENTO</w:t>
+      </w:r>
+    </w:p>
+    <w:p>
+      <w:pPr>
+        <w:spacing w:after="140" w:line="276"/>
+      </w:pPr>
+      <w:r>
+        <w:rPr>
+          <w:rFonts w:ascii="Arial" w:cs="Arial" w:eastAsia="Arial" w:hAnsi="Arial"/>
+          <w:color w:val="1F2937"/>
+          <w:sz w:val="20"/>
+          <w:szCs w:val="20"/>
+        </w:rPr>
+        <w:t xml:space="preserve">Sustituya los renglones de ejemplo por los pasos reales de su operación. Un paso por renglón, en el orden en que ocurre. La columna del documento es la que se enseña en una visita: si un paso no deja documento, no es un paso, es una intención.</w:t>
+      </w:r>
+    </w:p>
+    <w:tbl>
+      <w:tblPr>
+        <w:tblW w:type="dxa" w:w="9360"/>
+        <w:tblBorders>
+          <w:top w:val="single" w:color="auto" w:sz="4"/>
+          <w:left w:val="single" w:color="auto" w:sz="4"/>
+          <w:bottom w:val="single" w:color="auto" w:sz="4"/>
+          <w:right w:val="single" w:color="auto" w:sz="4"/>
+          <w:insideH w:val="single" w:color="auto" w:sz="4"/>
+          <w:insideV w:val="single" w:color="auto" w:sz="4"/>
+        </w:tblBorders>
+        <w:tblLayout w:type="fixed"/>
+      </w:tblPr>
+      <w:tblGrid>
+        <w:gridCol w:w="700"/>
+        <w:gridCol w:w="2000"/>
+        <w:gridCol w:w="4160"/>
+        <w:gridCol w:w="2500"/>
+      </w:tblGrid>
+      <w:tr>
+        <w:trPr>
+          <w:cantSplit/>
+          <w:tblHeader/>
+        </w:trPr>
+        <w:tc>
+          <w:tcPr>
+            <w:tcW w:type="dxa" w:w="700"/>
+            <w:shd w:fill="12224A" w:val="clear"/>
+            <w:tcMar>
+              <w:top w:type="dxa" w:w="80"/>
+              <w:left w:type="dxa" w:w="110"/>
+              <w:bottom w:type="dxa" w:w="80"/>
+              <w:right w:type="dxa" w:w="110"/>
+            </w:tcMar>
+          </w:tcPr>
+          <w:p>
+            <w:r>
+              <w:rPr>
+                <w:rFonts w:ascii="Arial" w:cs="Arial" w:eastAsia="Arial" w:hAnsi="Arial"/>
+                <w:b/>
+                <w:bCs/>
+                <w:color w:val="FFFFFF"/>
+                <w:sz w:val="17"/>
+                <w:szCs w:val="17"/>
+              </w:rPr>
+              <w:t xml:space="preserve">No.</w:t>
+            </w:r>
+          </w:p>
+        </w:tc>
+        <w:tc>
+          <w:tcPr>
+            <w:tcW w:type="dxa" w:w="2000"/>
+            <w:shd w:fill="12224A" w:val="clear"/>
+            <w:tcMar>
+              <w:top w:type="dxa" w:w="80"/>
+              <w:left w:type="dxa" w:w="110"/>
+              <w:bottom w:type="dxa" w:w="80"/>
+              <w:right w:type="dxa" w:w="110"/>
+            </w:tcMar>
+          </w:tcPr>
+          <w:p>
+            <w:r>
+              <w:rPr>
+                <w:rFonts w:ascii="Arial" w:cs="Arial" w:eastAsia="Arial" w:hAnsi="Arial"/>
+                <w:b/>
+                <w:bCs/>
+                <w:color w:val="FFFFFF"/>
+                <w:sz w:val="17"/>
+                <w:szCs w:val="17"/>
+              </w:rPr>
+              <w:t xml:space="preserve">Responsable</w:t>
+            </w:r>
+          </w:p>
+        </w:tc>
+        <w:tc>
+          <w:tcPr>
+            <w:tcW w:type="dxa" w:w="4160"/>
+            <w:shd w:fill="12224A" w:val="clear"/>
+            <w:tcMar>
+              <w:top w:type="dxa" w:w="80"/>
+              <w:left w:type="dxa" w:w="110"/>
+              <w:bottom w:type="dxa" w:w="80"/>
+              <w:right w:type="dxa" w:w="110"/>
+            </w:tcMar>
+          </w:tcPr>
+          <w:p>
+            <w:r>
+              <w:rPr>
+                <w:rFonts w:ascii="Arial" w:cs="Arial" w:eastAsia="Arial" w:hAnsi="Arial"/>
+                <w:b/>
+                <w:bCs/>
+                <w:color w:val="FFFFFF"/>
+                <w:sz w:val="17"/>
+                <w:szCs w:val="17"/>
+              </w:rPr>
+              <w:t xml:space="preserve">Actividad</w:t>
+            </w:r>
+          </w:p>
+        </w:tc>
+        <w:tc>
+          <w:tcPr>
+            <w:tcW w:type="dxa" w:w="2500"/>
+            <w:shd w:fill="12224A" w:val="clear"/>
+            <w:tcMar>
+              <w:top w:type="dxa" w:w="80"/>
+              <w:left w:type="dxa" w:w="110"/>
+              <w:bottom w:type="dxa" w:w="80"/>
+              <w:right w:type="dxa" w:w="110"/>
+            </w:tcMar>
+          </w:tcPr>
+          <w:p>
+            <w:r>
+              <w:rPr>
+                <w:rFonts w:ascii="Arial" w:cs="Arial" w:eastAsia="Arial" w:hAnsi="Arial"/>
+                <w:b/>
+                <w:bCs/>
+                <w:color w:val="FFFFFF"/>
+                <w:sz w:val="17"/>
+                <w:szCs w:val="17"/>
+              </w:rPr>
+              <w:t xml:space="preserve">Documento que genera</w:t>
+            </w:r>
+          </w:p>
+        </w:tc>
+      </w:tr>
+      <w:tr>
+        <w:trPr>
+          <w:cantSplit/>
+        </w:trPr>
+        <w:tc>
+          <w:tcPr>
+            <w:tcW w:type="dxa" w:w="700"/>
+            <w:tcMar>
+              <w:top w:type="dxa" w:w="80"/>
+              <w:left w:type="dxa" w:w="110"/>
+              <w:bottom w:type="dxa" w:w="80"/>
+              <w:right w:type="dxa" w:w="110"/>
+            </w:tcMar>
+          </w:tcPr>
+          <w:p>
+            <w:pPr>
+              <w:spacing w:line="252"/>
+            </w:pPr>
+            <w:r>
+              <w:rPr>
+                <w:rFonts w:ascii="Arial" w:cs="Arial" w:eastAsia="Arial" w:hAnsi="Arial"/>
+                <w:color w:val="1F2937"/>
+                <w:sz w:val="17"/>
+                <w:szCs w:val="17"/>
+              </w:rPr>
+              <w:t xml:space="preserve">1</w:t>
+            </w:r>
+          </w:p>
+        </w:tc>
+        <w:tc>
+          <w:tcPr>
+            <w:tcW w:type="dxa" w:w="2000"/>
+            <w:tcMar>
+              <w:top w:type="dxa" w:w="80"/>
+              <w:left w:type="dxa" w:w="110"/>
+              <w:bottom w:type="dxa" w:w="80"/>
+              <w:right w:type="dxa" w:w="110"/>
+            </w:tcMar>
+          </w:tcPr>
+          <w:p>
+            <w:pPr>
+              <w:spacing w:line="252"/>
+            </w:pPr>
+            <w:r>
+              <w:rPr>
+                <w:rFonts w:ascii="Arial" w:cs="Arial" w:eastAsia="Arial" w:hAnsi="Arial"/>
+                <w:color w:val="1F2937"/>
+                <w:sz w:val="17"/>
+                <w:szCs w:val="17"/>
+              </w:rPr>
+              <w:t xml:space="preserve">[cargo, no nombre]</w:t>
+            </w:r>
+          </w:p>
+        </w:tc>
+        <w:tc>
+          <w:tcPr>
+            <w:tcW w:type="dxa" w:w="4160"/>
+            <w:tcMar>
+              <w:top w:type="dxa" w:w="80"/>
+              <w:left w:type="dxa" w:w="110"/>
+              <w:bottom w:type="dxa" w:w="80"/>
+              <w:right w:type="dxa" w:w="110"/>
+            </w:tcMar>
+          </w:tcPr>
+          <w:p>
+            <w:pPr>
+              <w:spacing w:line="252"/>
+            </w:pPr>
+            <w:r>
+              <w:rPr>
+                <w:rFonts w:ascii="Arial" w:cs="Arial" w:eastAsia="Arial" w:hAnsi="Arial"/>
+                <w:color w:val="1F2937"/>
+                <w:sz w:val="17"/>
+                <w:szCs w:val="17"/>
+              </w:rPr>
+              <w:t xml:space="preserve">[qué hace, con qué verbo de acción]</w:t>
+            </w:r>
+          </w:p>
+        </w:tc>
+        <w:tc>
+          <w:tcPr>
+            <w:tcW w:type="dxa" w:w="2500"/>
+            <w:tcMar>
+              <w:top w:type="dxa" w:w="80"/>
+              <w:left w:type="dxa" w:w="110"/>
+              <w:bottom w:type="dxa" w:w="80"/>
+              <w:right w:type="dxa" w:w="110"/>
+            </w:tcMar>
+          </w:tcPr>
+          <w:p>
+            <w:pPr>
+              <w:spacing w:line="252"/>
+            </w:pPr>
+            <w:r>
+              <w:rPr>
+                <w:rFonts w:ascii="Arial" w:cs="Arial" w:eastAsia="Arial" w:hAnsi="Arial"/>
+                <w:color w:val="1F2937"/>
+                <w:sz w:val="17"/>
+                <w:szCs w:val="17"/>
+              </w:rPr>
+              <w:t xml:space="preserve">[formato, bitácora, acuse o registro]</w:t>
+            </w:r>
+          </w:p>
+        </w:tc>
+      </w:tr>
+      <w:tr>
+        <w:trPr>
+          <w:cantSplit/>
+        </w:trPr>
+        <w:tc>
+          <w:tcPr>
+            <w:tcW w:type="dxa" w:w="700"/>
+            <w:shd w:fill="F9FAFB" w:val="clear"/>
+            <w:tcMar>
+              <w:top w:type="dxa" w:w="80"/>
+              <w:left w:type="dxa" w:w="110"/>
+              <w:bottom w:type="dxa" w:w="80"/>
+              <w:right w:type="dxa" w:w="110"/>
+            </w:tcMar>
+          </w:tcPr>
+          <w:p>
+            <w:pPr>
+              <w:spacing w:line="252"/>
+            </w:pPr>
+            <w:r>
+              <w:rPr>
+                <w:rFonts w:ascii="Arial" w:cs="Arial" w:eastAsia="Arial" w:hAnsi="Arial"/>
+                <w:color w:val="1F2937"/>
+                <w:sz w:val="17"/>
+                <w:szCs w:val="17"/>
+              </w:rPr>
+              <w:t xml:space="preserve">2</w:t>
+            </w:r>
+          </w:p>
+        </w:tc>
+        <w:tc>
+          <w:tcPr>
+            <w:tcW w:type="dxa" w:w="2000"/>
+            <w:shd w:fill="F9FAFB" w:val="clear"/>
+            <w:tcMar>
+              <w:top w:type="dxa" w:w="80"/>
+              <w:left w:type="dxa" w:w="110"/>
+              <w:bottom w:type="dxa" w:w="80"/>
+              <w:right w:type="dxa" w:w="110"/>
+            </w:tcMar>
+          </w:tcPr>
+          <w:p>
+            <w:pPr>
+              <w:spacing w:line="252"/>
+            </w:pPr>
+            <w:r>
+              <w:rPr>
+                <w:rFonts w:ascii="Arial" w:cs="Arial" w:eastAsia="Arial" w:hAnsi="Arial"/>
+                <w:color w:val="1F2937"/>
+                <w:sz w:val="17"/>
+                <w:szCs w:val="17"/>
+              </w:rPr>
+              <w:t xml:space="preserve">[cargo]</w:t>
+            </w:r>
+          </w:p>
+        </w:tc>
+        <w:tc>
+          <w:tcPr>
+            <w:tcW w:type="dxa" w:w="4160"/>
+            <w:shd w:fill="F9FAFB" w:val="clear"/>
+            <w:tcMar>
+              <w:top w:type="dxa" w:w="80"/>
+              <w:left w:type="dxa" w:w="110"/>
+              <w:bottom w:type="dxa" w:w="80"/>
+              <w:right w:type="dxa" w:w="110"/>
+            </w:tcMar>
+          </w:tcPr>
+          <w:p>
+            <w:pPr>
+              <w:spacing w:line="252"/>
+            </w:pPr>
+            <w:r>
+              <w:rPr>
+                <w:rFonts w:ascii="Arial" w:cs="Arial" w:eastAsia="Arial" w:hAnsi="Arial"/>
+                <w:color w:val="1F2937"/>
+                <w:sz w:val="17"/>
+                <w:szCs w:val="17"/>
+              </w:rPr>
+              <w:t xml:space="preserve">[qué hace]</w:t>
+            </w:r>
+          </w:p>
+        </w:tc>
+        <w:tc>
+          <w:tcPr>
+            <w:tcW w:type="dxa" w:w="2500"/>
+            <w:shd w:fill="F9FAFB" w:val="clear"/>
+            <w:tcMar>
+              <w:top w:type="dxa" w:w="80"/>
+              <w:left w:type="dxa" w:w="110"/>
+              <w:bottom w:type="dxa" w:w="80"/>
+              <w:right w:type="dxa" w:w="110"/>
+            </w:tcMar>
+          </w:tcPr>
+          <w:p>
+            <w:pPr>
+              <w:spacing w:line="252"/>
+            </w:pPr>
+            <w:r>
+              <w:rPr>
+                <w:rFonts w:ascii="Arial" w:cs="Arial" w:eastAsia="Arial" w:hAnsi="Arial"/>
+                <w:color w:val="1F2937"/>
+                <w:sz w:val="17"/>
+                <w:szCs w:val="17"/>
+              </w:rPr>
+              <w:t xml:space="preserve">[documento]</w:t>
+            </w:r>
+          </w:p>
+        </w:tc>
+      </w:tr>
+      <w:tr>
+        <w:trPr>
+          <w:cantSplit/>
+        </w:trPr>
+        <w:tc>
+          <w:tcPr>
+            <w:tcW w:type="dxa" w:w="700"/>
+            <w:tcMar>
+              <w:top w:type="dxa" w:w="80"/>
+              <w:left w:type="dxa" w:w="110"/>
+              <w:bottom w:type="dxa" w:w="80"/>
+              <w:right w:type="dxa" w:w="110"/>
+            </w:tcMar>
+          </w:tcPr>
+          <w:p>
+            <w:pPr>
+              <w:spacing w:line="252"/>
+            </w:pPr>
+            <w:r>
+              <w:rPr>
+                <w:rFonts w:ascii="Arial" w:cs="Arial" w:eastAsia="Arial" w:hAnsi="Arial"/>
+                <w:color w:val="1F2937"/>
+                <w:sz w:val="17"/>
+                <w:szCs w:val="17"/>
+              </w:rPr>
+              <w:t xml:space="preserve">3</w:t>
+            </w:r>
+          </w:p>
+        </w:tc>
+        <w:tc>
+          <w:tcPr>
+            <w:tcW w:type="dxa" w:w="2000"/>
+            <w:tcMar>
+              <w:top w:type="dxa" w:w="80"/>
+              <w:left w:type="dxa" w:w="110"/>
+              <w:bottom w:type="dxa" w:w="80"/>
+              <w:right w:type="dxa" w:w="110"/>
+            </w:tcMar>
+          </w:tcPr>
+          <w:p>
+            <w:pPr>
+              <w:spacing w:line="252"/>
+            </w:pPr>
+            <w:r>
+              <w:rPr>
+                <w:rFonts w:ascii="Arial" w:cs="Arial" w:eastAsia="Arial" w:hAnsi="Arial"/>
+                <w:color w:val="1F2937"/>
+                <w:sz w:val="17"/>
+                <w:szCs w:val="17"/>
+              </w:rPr>
+              <w:t xml:space="preserve">[cargo]</w:t>
+            </w:r>
+          </w:p>
+        </w:tc>
+        <w:tc>
+          <w:tcPr>
+            <w:tcW w:type="dxa" w:w="4160"/>
+            <w:tcMar>
+              <w:top w:type="dxa" w:w="80"/>
+              <w:left w:type="dxa" w:w="110"/>
+              <w:bottom w:type="dxa" w:w="80"/>
+              <w:right w:type="dxa" w:w="110"/>
+            </w:tcMar>
+          </w:tcPr>
+          <w:p>
+            <w:pPr>
+              <w:spacing w:line="252"/>
+            </w:pPr>
+            <w:r>
+              <w:rPr>
+                <w:rFonts w:ascii="Arial" w:cs="Arial" w:eastAsia="Arial" w:hAnsi="Arial"/>
+                <w:color w:val="1F2937"/>
+                <w:sz w:val="17"/>
+                <w:szCs w:val="17"/>
+              </w:rPr>
+              <w:t xml:space="preserve">[qué hace]</w:t>
+            </w:r>
+          </w:p>
+        </w:tc>
+        <w:tc>
+          <w:tcPr>
+            <w:tcW w:type="dxa" w:w="2500"/>
+            <w:tcMar>
+              <w:top w:type="dxa" w:w="80"/>
+              <w:left w:type="dxa" w:w="110"/>
+              <w:bottom w:type="dxa" w:w="80"/>
+              <w:right w:type="dxa" w:w="110"/>
+            </w:tcMar>
+          </w:tcPr>
+          <w:p>
+            <w:pPr>
+              <w:spacing w:line="252"/>
+            </w:pPr>
+            <w:r>
+              <w:rPr>
+                <w:rFonts w:ascii="Arial" w:cs="Arial" w:eastAsia="Arial" w:hAnsi="Arial"/>
+                <w:color w:val="1F2937"/>
+                <w:sz w:val="17"/>
+                <w:szCs w:val="17"/>
+              </w:rPr>
+              <w:t xml:space="preserve">[documento]</w:t>
+            </w:r>
+          </w:p>
+        </w:tc>
+      </w:tr>
+    </w:tbl>
+    <w:p>
+      <w:pPr>
+        <w:spacing w:after="180" w:line="276"/>
+      </w:pPr>
+      <w:r>
+        <w:rPr>
+          <w:rFonts w:ascii="Arial" w:cs="Arial" w:eastAsia="Arial" w:hAnsi="Arial"/>
+          <w:color w:val="1F2937"/>
+          <w:sz w:val="20"/>
+          <w:szCs w:val="20"/>
+        </w:rPr>
+        <w:t xml:space="preserve">Plazo aplicable a este procedimiento: [días hábiles o naturales, o la periodicidad].</w:t>
+      </w:r>
+    </w:p>
+    <w:p>
+      <w:pPr>
         <w:keepNext/>
         <w:spacing w:after="60" w:before="160"/>
       </w:pPr>
@@ -8554,6 +15171,24 @@
           <w:szCs w:val="17"/>
         </w:rPr>
         <w:t xml:space="preserve"> — «Los procedimientos para la actualización del propio Manual de Políticas Internas»</w:t>
+      </w:r>
+    </w:p>
+    <w:p>
+      <w:pPr>
+        <w:pStyle w:val="Heading2"/>
+        <w:keepNext/>
+        <w:spacing w:after="80" w:before="240"/>
+      </w:pPr>
+      <w:r>
+        <w:rPr>
+          <w:rFonts w:ascii="Arial" w:cs="Arial" w:eastAsia="Arial" w:hAnsi="Arial"/>
+          <w:b/>
+          <w:bCs/>
+          <w:color w:val="12224A"/>
+          <w:sz w:val="22"/>
+          <w:szCs w:val="22"/>
+        </w:rPr>
+        <w:t xml:space="preserve">15.1  CRITERIO</w:t>
       </w:r>
     </w:p>
     <w:p>
@@ -8791,6 +15426,497 @@
         </w:tc>
       </w:tr>
     </w:tbl>
+    <w:p>
+      <w:pPr>
+        <w:pStyle w:val="Heading2"/>
+        <w:keepNext/>
+        <w:spacing w:after="80" w:before="240"/>
+      </w:pPr>
+      <w:r>
+        <w:rPr>
+          <w:rFonts w:ascii="Arial" w:cs="Arial" w:eastAsia="Arial" w:hAnsi="Arial"/>
+          <w:b/>
+          <w:bCs/>
+          <w:color w:val="12224A"/>
+          <w:sz w:val="22"/>
+          <w:szCs w:val="22"/>
+        </w:rPr>
+        <w:t xml:space="preserve">15.2  PROCEDIMIENTO</w:t>
+      </w:r>
+    </w:p>
+    <w:p>
+      <w:pPr>
+        <w:spacing w:after="140" w:line="276"/>
+      </w:pPr>
+      <w:r>
+        <w:rPr>
+          <w:rFonts w:ascii="Arial" w:cs="Arial" w:eastAsia="Arial" w:hAnsi="Arial"/>
+          <w:color w:val="1F2937"/>
+          <w:sz w:val="20"/>
+          <w:szCs w:val="20"/>
+        </w:rPr>
+        <w:t xml:space="preserve">Sustituya los renglones de ejemplo por los pasos reales de su operación. Un paso por renglón, en el orden en que ocurre. La columna del documento es la que se enseña en una visita: si un paso no deja documento, no es un paso, es una intención.</w:t>
+      </w:r>
+    </w:p>
+    <w:tbl>
+      <w:tblPr>
+        <w:tblW w:type="dxa" w:w="9360"/>
+        <w:tblBorders>
+          <w:top w:val="single" w:color="auto" w:sz="4"/>
+          <w:left w:val="single" w:color="auto" w:sz="4"/>
+          <w:bottom w:val="single" w:color="auto" w:sz="4"/>
+          <w:right w:val="single" w:color="auto" w:sz="4"/>
+          <w:insideH w:val="single" w:color="auto" w:sz="4"/>
+          <w:insideV w:val="single" w:color="auto" w:sz="4"/>
+        </w:tblBorders>
+        <w:tblLayout w:type="fixed"/>
+      </w:tblPr>
+      <w:tblGrid>
+        <w:gridCol w:w="700"/>
+        <w:gridCol w:w="2000"/>
+        <w:gridCol w:w="4160"/>
+        <w:gridCol w:w="2500"/>
+      </w:tblGrid>
+      <w:tr>
+        <w:trPr>
+          <w:cantSplit/>
+          <w:tblHeader/>
+        </w:trPr>
+        <w:tc>
+          <w:tcPr>
+            <w:tcW w:type="dxa" w:w="700"/>
+            <w:shd w:fill="12224A" w:val="clear"/>
+            <w:tcMar>
+              <w:top w:type="dxa" w:w="80"/>
+              <w:left w:type="dxa" w:w="110"/>
+              <w:bottom w:type="dxa" w:w="80"/>
+              <w:right w:type="dxa" w:w="110"/>
+            </w:tcMar>
+          </w:tcPr>
+          <w:p>
+            <w:r>
+              <w:rPr>
+                <w:rFonts w:ascii="Arial" w:cs="Arial" w:eastAsia="Arial" w:hAnsi="Arial"/>
+                <w:b/>
+                <w:bCs/>
+                <w:color w:val="FFFFFF"/>
+                <w:sz w:val="17"/>
+                <w:szCs w:val="17"/>
+              </w:rPr>
+              <w:t xml:space="preserve">No.</w:t>
+            </w:r>
+          </w:p>
+        </w:tc>
+        <w:tc>
+          <w:tcPr>
+            <w:tcW w:type="dxa" w:w="2000"/>
+            <w:shd w:fill="12224A" w:val="clear"/>
+            <w:tcMar>
+              <w:top w:type="dxa" w:w="80"/>
+              <w:left w:type="dxa" w:w="110"/>
+              <w:bottom w:type="dxa" w:w="80"/>
+              <w:right w:type="dxa" w:w="110"/>
+            </w:tcMar>
+          </w:tcPr>
+          <w:p>
+            <w:r>
+              <w:rPr>
+                <w:rFonts w:ascii="Arial" w:cs="Arial" w:eastAsia="Arial" w:hAnsi="Arial"/>
+                <w:b/>
+                <w:bCs/>
+                <w:color w:val="FFFFFF"/>
+                <w:sz w:val="17"/>
+                <w:szCs w:val="17"/>
+              </w:rPr>
+              <w:t xml:space="preserve">Responsable</w:t>
+            </w:r>
+          </w:p>
+        </w:tc>
+        <w:tc>
+          <w:tcPr>
+            <w:tcW w:type="dxa" w:w="4160"/>
+            <w:shd w:fill="12224A" w:val="clear"/>
+            <w:tcMar>
+              <w:top w:type="dxa" w:w="80"/>
+              <w:left w:type="dxa" w:w="110"/>
+              <w:bottom w:type="dxa" w:w="80"/>
+              <w:right w:type="dxa" w:w="110"/>
+            </w:tcMar>
+          </w:tcPr>
+          <w:p>
+            <w:r>
+              <w:rPr>
+                <w:rFonts w:ascii="Arial" w:cs="Arial" w:eastAsia="Arial" w:hAnsi="Arial"/>
+                <w:b/>
+                <w:bCs/>
+                <w:color w:val="FFFFFF"/>
+                <w:sz w:val="17"/>
+                <w:szCs w:val="17"/>
+              </w:rPr>
+              <w:t xml:space="preserve">Actividad</w:t>
+            </w:r>
+          </w:p>
+        </w:tc>
+        <w:tc>
+          <w:tcPr>
+            <w:tcW w:type="dxa" w:w="2500"/>
+            <w:shd w:fill="12224A" w:val="clear"/>
+            <w:tcMar>
+              <w:top w:type="dxa" w:w="80"/>
+              <w:left w:type="dxa" w:w="110"/>
+              <w:bottom w:type="dxa" w:w="80"/>
+              <w:right w:type="dxa" w:w="110"/>
+            </w:tcMar>
+          </w:tcPr>
+          <w:p>
+            <w:r>
+              <w:rPr>
+                <w:rFonts w:ascii="Arial" w:cs="Arial" w:eastAsia="Arial" w:hAnsi="Arial"/>
+                <w:b/>
+                <w:bCs/>
+                <w:color w:val="FFFFFF"/>
+                <w:sz w:val="17"/>
+                <w:szCs w:val="17"/>
+              </w:rPr>
+              <w:t xml:space="preserve">Documento que genera</w:t>
+            </w:r>
+          </w:p>
+        </w:tc>
+      </w:tr>
+      <w:tr>
+        <w:trPr>
+          <w:cantSplit/>
+        </w:trPr>
+        <w:tc>
+          <w:tcPr>
+            <w:tcW w:type="dxa" w:w="700"/>
+            <w:tcMar>
+              <w:top w:type="dxa" w:w="80"/>
+              <w:left w:type="dxa" w:w="110"/>
+              <w:bottom w:type="dxa" w:w="80"/>
+              <w:right w:type="dxa" w:w="110"/>
+            </w:tcMar>
+          </w:tcPr>
+          <w:p>
+            <w:pPr>
+              <w:spacing w:line="252"/>
+            </w:pPr>
+            <w:r>
+              <w:rPr>
+                <w:rFonts w:ascii="Arial" w:cs="Arial" w:eastAsia="Arial" w:hAnsi="Arial"/>
+                <w:color w:val="1F2937"/>
+                <w:sz w:val="17"/>
+                <w:szCs w:val="17"/>
+              </w:rPr>
+              <w:t xml:space="preserve">1</w:t>
+            </w:r>
+          </w:p>
+        </w:tc>
+        <w:tc>
+          <w:tcPr>
+            <w:tcW w:type="dxa" w:w="2000"/>
+            <w:tcMar>
+              <w:top w:type="dxa" w:w="80"/>
+              <w:left w:type="dxa" w:w="110"/>
+              <w:bottom w:type="dxa" w:w="80"/>
+              <w:right w:type="dxa" w:w="110"/>
+            </w:tcMar>
+          </w:tcPr>
+          <w:p>
+            <w:pPr>
+              <w:spacing w:line="252"/>
+            </w:pPr>
+            <w:r>
+              <w:rPr>
+                <w:rFonts w:ascii="Arial" w:cs="Arial" w:eastAsia="Arial" w:hAnsi="Arial"/>
+                <w:color w:val="1F2937"/>
+                <w:sz w:val="17"/>
+                <w:szCs w:val="17"/>
+              </w:rPr>
+              <w:t xml:space="preserve">[cargo, no nombre]</w:t>
+            </w:r>
+          </w:p>
+        </w:tc>
+        <w:tc>
+          <w:tcPr>
+            <w:tcW w:type="dxa" w:w="4160"/>
+            <w:tcMar>
+              <w:top w:type="dxa" w:w="80"/>
+              <w:left w:type="dxa" w:w="110"/>
+              <w:bottom w:type="dxa" w:w="80"/>
+              <w:right w:type="dxa" w:w="110"/>
+            </w:tcMar>
+          </w:tcPr>
+          <w:p>
+            <w:pPr>
+              <w:spacing w:line="252"/>
+            </w:pPr>
+            <w:r>
+              <w:rPr>
+                <w:rFonts w:ascii="Arial" w:cs="Arial" w:eastAsia="Arial" w:hAnsi="Arial"/>
+                <w:color w:val="1F2937"/>
+                <w:sz w:val="17"/>
+                <w:szCs w:val="17"/>
+              </w:rPr>
+              <w:t xml:space="preserve">[qué hace, con qué verbo de acción]</w:t>
+            </w:r>
+          </w:p>
+        </w:tc>
+        <w:tc>
+          <w:tcPr>
+            <w:tcW w:type="dxa" w:w="2500"/>
+            <w:tcMar>
+              <w:top w:type="dxa" w:w="80"/>
+              <w:left w:type="dxa" w:w="110"/>
+              <w:bottom w:type="dxa" w:w="80"/>
+              <w:right w:type="dxa" w:w="110"/>
+            </w:tcMar>
+          </w:tcPr>
+          <w:p>
+            <w:pPr>
+              <w:spacing w:line="252"/>
+            </w:pPr>
+            <w:r>
+              <w:rPr>
+                <w:rFonts w:ascii="Arial" w:cs="Arial" w:eastAsia="Arial" w:hAnsi="Arial"/>
+                <w:color w:val="1F2937"/>
+                <w:sz w:val="17"/>
+                <w:szCs w:val="17"/>
+              </w:rPr>
+              <w:t xml:space="preserve">[formato, bitácora, acuse o registro]</w:t>
+            </w:r>
+          </w:p>
+        </w:tc>
+      </w:tr>
+      <w:tr>
+        <w:trPr>
+          <w:cantSplit/>
+        </w:trPr>
+        <w:tc>
+          <w:tcPr>
+            <w:tcW w:type="dxa" w:w="700"/>
+            <w:shd w:fill="F9FAFB" w:val="clear"/>
+            <w:tcMar>
+              <w:top w:type="dxa" w:w="80"/>
+              <w:left w:type="dxa" w:w="110"/>
+              <w:bottom w:type="dxa" w:w="80"/>
+              <w:right w:type="dxa" w:w="110"/>
+            </w:tcMar>
+          </w:tcPr>
+          <w:p>
+            <w:pPr>
+              <w:spacing w:line="252"/>
+            </w:pPr>
+            <w:r>
+              <w:rPr>
+                <w:rFonts w:ascii="Arial" w:cs="Arial" w:eastAsia="Arial" w:hAnsi="Arial"/>
+                <w:color w:val="1F2937"/>
+                <w:sz w:val="17"/>
+                <w:szCs w:val="17"/>
+              </w:rPr>
+              <w:t xml:space="preserve">2</w:t>
+            </w:r>
+          </w:p>
+        </w:tc>
+        <w:tc>
+          <w:tcPr>
+            <w:tcW w:type="dxa" w:w="2000"/>
+            <w:shd w:fill="F9FAFB" w:val="clear"/>
+            <w:tcMar>
+              <w:top w:type="dxa" w:w="80"/>
+              <w:left w:type="dxa" w:w="110"/>
+              <w:bottom w:type="dxa" w:w="80"/>
+              <w:right w:type="dxa" w:w="110"/>
+            </w:tcMar>
+          </w:tcPr>
+          <w:p>
+            <w:pPr>
+              <w:spacing w:line="252"/>
+            </w:pPr>
+            <w:r>
+              <w:rPr>
+                <w:rFonts w:ascii="Arial" w:cs="Arial" w:eastAsia="Arial" w:hAnsi="Arial"/>
+                <w:color w:val="1F2937"/>
+                <w:sz w:val="17"/>
+                <w:szCs w:val="17"/>
+              </w:rPr>
+              <w:t xml:space="preserve">[cargo]</w:t>
+            </w:r>
+          </w:p>
+        </w:tc>
+        <w:tc>
+          <w:tcPr>
+            <w:tcW w:type="dxa" w:w="4160"/>
+            <w:shd w:fill="F9FAFB" w:val="clear"/>
+            <w:tcMar>
+              <w:top w:type="dxa" w:w="80"/>
+              <w:left w:type="dxa" w:w="110"/>
+              <w:bottom w:type="dxa" w:w="80"/>
+              <w:right w:type="dxa" w:w="110"/>
+            </w:tcMar>
+          </w:tcPr>
+          <w:p>
+            <w:pPr>
+              <w:spacing w:line="252"/>
+            </w:pPr>
+            <w:r>
+              <w:rPr>
+                <w:rFonts w:ascii="Arial" w:cs="Arial" w:eastAsia="Arial" w:hAnsi="Arial"/>
+                <w:color w:val="1F2937"/>
+                <w:sz w:val="17"/>
+                <w:szCs w:val="17"/>
+              </w:rPr>
+              <w:t xml:space="preserve">[qué hace]</w:t>
+            </w:r>
+          </w:p>
+        </w:tc>
+        <w:tc>
+          <w:tcPr>
+            <w:tcW w:type="dxa" w:w="2500"/>
+            <w:shd w:fill="F9FAFB" w:val="clear"/>
+            <w:tcMar>
+              <w:top w:type="dxa" w:w="80"/>
+              <w:left w:type="dxa" w:w="110"/>
+              <w:bottom w:type="dxa" w:w="80"/>
+              <w:right w:type="dxa" w:w="110"/>
+            </w:tcMar>
+          </w:tcPr>
+          <w:p>
+            <w:pPr>
+              <w:spacing w:line="252"/>
+            </w:pPr>
+            <w:r>
+              <w:rPr>
+                <w:rFonts w:ascii="Arial" w:cs="Arial" w:eastAsia="Arial" w:hAnsi="Arial"/>
+                <w:color w:val="1F2937"/>
+                <w:sz w:val="17"/>
+                <w:szCs w:val="17"/>
+              </w:rPr>
+              <w:t xml:space="preserve">[documento]</w:t>
+            </w:r>
+          </w:p>
+        </w:tc>
+      </w:tr>
+      <w:tr>
+        <w:trPr>
+          <w:cantSplit/>
+        </w:trPr>
+        <w:tc>
+          <w:tcPr>
+            <w:tcW w:type="dxa" w:w="700"/>
+            <w:tcMar>
+              <w:top w:type="dxa" w:w="80"/>
+              <w:left w:type="dxa" w:w="110"/>
+              <w:bottom w:type="dxa" w:w="80"/>
+              <w:right w:type="dxa" w:w="110"/>
+            </w:tcMar>
+          </w:tcPr>
+          <w:p>
+            <w:pPr>
+              <w:spacing w:line="252"/>
+            </w:pPr>
+            <w:r>
+              <w:rPr>
+                <w:rFonts w:ascii="Arial" w:cs="Arial" w:eastAsia="Arial" w:hAnsi="Arial"/>
+                <w:color w:val="1F2937"/>
+                <w:sz w:val="17"/>
+                <w:szCs w:val="17"/>
+              </w:rPr>
+              <w:t xml:space="preserve">3</w:t>
+            </w:r>
+          </w:p>
+        </w:tc>
+        <w:tc>
+          <w:tcPr>
+            <w:tcW w:type="dxa" w:w="2000"/>
+            <w:tcMar>
+              <w:top w:type="dxa" w:w="80"/>
+              <w:left w:type="dxa" w:w="110"/>
+              <w:bottom w:type="dxa" w:w="80"/>
+              <w:right w:type="dxa" w:w="110"/>
+            </w:tcMar>
+          </w:tcPr>
+          <w:p>
+            <w:pPr>
+              <w:spacing w:line="252"/>
+            </w:pPr>
+            <w:r>
+              <w:rPr>
+                <w:rFonts w:ascii="Arial" w:cs="Arial" w:eastAsia="Arial" w:hAnsi="Arial"/>
+                <w:color w:val="1F2937"/>
+                <w:sz w:val="17"/>
+                <w:szCs w:val="17"/>
+              </w:rPr>
+              <w:t xml:space="preserve">[cargo]</w:t>
+            </w:r>
+          </w:p>
+        </w:tc>
+        <w:tc>
+          <w:tcPr>
+            <w:tcW w:type="dxa" w:w="4160"/>
+            <w:tcMar>
+              <w:top w:type="dxa" w:w="80"/>
+              <w:left w:type="dxa" w:w="110"/>
+              <w:bottom w:type="dxa" w:w="80"/>
+              <w:right w:type="dxa" w:w="110"/>
+            </w:tcMar>
+          </w:tcPr>
+          <w:p>
+            <w:pPr>
+              <w:spacing w:line="252"/>
+            </w:pPr>
+            <w:r>
+              <w:rPr>
+                <w:rFonts w:ascii="Arial" w:cs="Arial" w:eastAsia="Arial" w:hAnsi="Arial"/>
+                <w:color w:val="1F2937"/>
+                <w:sz w:val="17"/>
+                <w:szCs w:val="17"/>
+              </w:rPr>
+              <w:t xml:space="preserve">[qué hace]</w:t>
+            </w:r>
+          </w:p>
+        </w:tc>
+        <w:tc>
+          <w:tcPr>
+            <w:tcW w:type="dxa" w:w="2500"/>
+            <w:tcMar>
+              <w:top w:type="dxa" w:w="80"/>
+              <w:left w:type="dxa" w:w="110"/>
+              <w:bottom w:type="dxa" w:w="80"/>
+              <w:right w:type="dxa" w:w="110"/>
+            </w:tcMar>
+          </w:tcPr>
+          <w:p>
+            <w:pPr>
+              <w:spacing w:line="252"/>
+            </w:pPr>
+            <w:r>
+              <w:rPr>
+                <w:rFonts w:ascii="Arial" w:cs="Arial" w:eastAsia="Arial" w:hAnsi="Arial"/>
+                <w:color w:val="1F2937"/>
+                <w:sz w:val="17"/>
+                <w:szCs w:val="17"/>
+              </w:rPr>
+              <w:t xml:space="preserve">[documento]</w:t>
+            </w:r>
+          </w:p>
+        </w:tc>
+      </w:tr>
+    </w:tbl>
+    <w:p>
+      <w:pPr>
+        <w:spacing w:after="180" w:line="276"/>
+      </w:pPr>
+      <w:r>
+        <w:rPr>
+          <w:rFonts w:ascii="Arial" w:cs="Arial" w:eastAsia="Arial" w:hAnsi="Arial"/>
+          <w:color w:val="1F2937"/>
+          <w:sz w:val="20"/>
+          <w:szCs w:val="20"/>
+        </w:rPr>
+        <w:t xml:space="preserve">Plazo aplicable a este procedimiento: [días hábiles o naturales, o la periodicidad].</w:t>
+      </w:r>
+    </w:p>
     <w:p>
       <w:pPr>
         <w:keepNext/>
